--- a/Fase 2/Evidencias Individuales/Lizama_Nicolás_2.1_APT122_DiarioReflexionFase2.docx
+++ b/Fase 2/Evidencias Individuales/Lizama_Nicolás_2.1_APT122_DiarioReflexionFase2.docx
@@ -1,86 +1,73 @@
 
 <file path=word/document.xml><?xml version="1.0" encoding="utf-8"?>
-<w:document xmlns:mc="http://schemas.openxmlformats.org/markup-compatibility/2006" xmlns:o="urn:schemas-microsoft-com:office:office" xmlns:r="http://schemas.openxmlformats.org/officeDocument/2006/relationships" xmlns:m="http://schemas.openxmlformats.org/officeDocument/2006/math" xmlns:v="urn:schemas-microsoft-com:vml" xmlns:wp="http://schemas.openxmlformats.org/drawingml/2006/wordprocessingDrawing" xmlns:w10="urn:schemas-microsoft-com:office:word" xmlns:w="http://schemas.openxmlformats.org/wordprocessingml/2006/main" xmlns:wne="http://schemas.microsoft.com/office/word/2006/wordml" xmlns:sl="http://schemas.openxmlformats.org/schemaLibrary/2006/main" xmlns:a="http://schemas.openxmlformats.org/drawingml/2006/main" xmlns:pic="http://schemas.openxmlformats.org/drawingml/2006/picture" xmlns:c="http://schemas.openxmlformats.org/drawingml/2006/chart" xmlns:lc="http://schemas.openxmlformats.org/drawingml/2006/lockedCanvas" xmlns:dgm="http://schemas.openxmlformats.org/drawingml/2006/diagram" xmlns:wps="http://schemas.microsoft.com/office/word/2010/wordprocessingShape" xmlns:wpg="http://schemas.microsoft.com/office/word/2010/wordprocessingGroup" xmlns:w14="http://schemas.microsoft.com/office/word/2010/wordml" xmlns:w15="http://schemas.microsoft.com/office/word/2012/wordml" xmlns:w16="http://schemas.microsoft.com/office/word/2018/wordml" xmlns:w16cex="http://schemas.microsoft.com/office/word/2018/wordml/cex" xmlns:w16cid="http://schemas.microsoft.com/office/word/2016/wordml/cid" xmlns="http://schemas.microsoft.com/office/tasks/2019/documenttasks" xmlns:cr="http://schemas.microsoft.com/office/comments/2020/reactions">
+<w:document xmlns:wpc="http://schemas.microsoft.com/office/word/2010/wordprocessingCanvas" xmlns:cx="http://schemas.microsoft.com/office/drawing/2014/chartex" xmlns:cx1="http://schemas.microsoft.com/office/drawing/2015/9/8/chartex" xmlns:cx2="http://schemas.microsoft.com/office/drawing/2015/10/21/chartex" xmlns:cx3="http://schemas.microsoft.com/office/drawing/2016/5/9/chartex" xmlns:cx4="http://schemas.microsoft.com/office/drawing/2016/5/10/chartex" xmlns:cx5="http://schemas.microsoft.com/office/drawing/2016/5/11/chartex" xmlns:cx6="http://schemas.microsoft.com/office/drawing/2016/5/12/chartex" xmlns:cx7="http://schemas.microsoft.com/office/drawing/2016/5/13/chartex" xmlns:cx8="http://schemas.microsoft.com/office/drawing/2016/5/14/chartex" xmlns:mc="http://schemas.openxmlformats.org/markup-compatibility/2006" xmlns:aink="http://schemas.microsoft.com/office/drawing/2016/ink" xmlns:am3d="http://schemas.microsoft.com/office/drawing/2017/model3d" xmlns:o="urn:schemas-microsoft-com:office:office" xmlns:oel="http://schemas.microsoft.com/office/2019/extlst" xmlns:r="http://schemas.openxmlformats.org/officeDocument/2006/relationships" xmlns:m="http://schemas.openxmlformats.org/officeDocument/2006/math" xmlns:v="urn:schemas-microsoft-com:vml" xmlns:wp14="http://schemas.microsoft.com/office/word/2010/wordprocessingDrawing" xmlns:wp="http://schemas.openxmlformats.org/drawingml/2006/wordprocessingDrawing" xmlns:w10="urn:schemas-microsoft-com:office:word" xmlns:w="http://schemas.openxmlformats.org/wordprocessingml/2006/main" xmlns:w14="http://schemas.microsoft.com/office/word/2010/wordml" xmlns:w15="http://schemas.microsoft.com/office/word/2012/wordml" xmlns:w16cex="http://schemas.microsoft.com/office/word/2018/wordml/cex" xmlns:w16cid="http://schemas.microsoft.com/office/word/2016/wordml/cid" xmlns:w16="http://schemas.microsoft.com/office/word/2018/wordml" xmlns:w16du="http://schemas.microsoft.com/office/word/2023/wordml/word16du" xmlns:w16sdtdh="http://schemas.microsoft.com/office/word/2020/wordml/sdtdatahash" xmlns:w16sdtfl="http://schemas.microsoft.com/office/word/2024/wordml/sdtformatlock" xmlns:w16se="http://schemas.microsoft.com/office/word/2015/wordml/symex" xmlns:wpg="http://schemas.microsoft.com/office/word/2010/wordprocessingGroup" xmlns:wpi="http://schemas.microsoft.com/office/word/2010/wordprocessingInk" xmlns:wne="http://schemas.microsoft.com/office/word/2006/wordml" xmlns:wps="http://schemas.microsoft.com/office/word/2010/wordprocessingShape" mc:Ignorable="w14 w15 w16se w16cid w16 w16cex w16sdtdh w16sdtfl w16du wp14">
   <w:body>
-    <w:p>
-      <w:pPr>
-        <w:rPr/>
-      </w:pPr>
-      <w:r>
-        <w:rPr>
-          <w:rtl w:val="0"/>
-        </w:rPr>
-      </w:r>
-    </w:p>
+    <w:p/>
     <w:tbl>
       <w:tblPr>
-        <w:tblStyle w:val="Table1"/>
-        <w:tblW w:w="9923.0" w:type="dxa"/>
-        <w:jc w:val="left"/>
+        <w:tblStyle w:val="a"/>
+        <w:tblW w:w="9923" w:type="dxa"/>
+        <w:tblInd w:w="0" w:type="dxa"/>
         <w:tblBorders>
-          <w:top w:color="000000" w:space="0" w:sz="0" w:val="nil"/>
-          <w:left w:color="000000" w:space="0" w:sz="0" w:val="nil"/>
-          <w:bottom w:color="000000" w:space="0" w:sz="0" w:val="nil"/>
-          <w:right w:color="000000" w:space="0" w:sz="0" w:val="nil"/>
-          <w:insideH w:color="000000" w:space="0" w:sz="0" w:val="nil"/>
-          <w:insideV w:color="000000" w:space="0" w:sz="0" w:val="nil"/>
+          <w:top w:val="nil"/>
+          <w:left w:val="nil"/>
+          <w:bottom w:val="nil"/>
+          <w:right w:val="nil"/>
+          <w:insideH w:val="nil"/>
+          <w:insideV w:val="nil"/>
         </w:tblBorders>
         <w:tblLayout w:type="fixed"/>
-        <w:tblLook w:val="0400"/>
+        <w:tblLook w:val="0400" w:firstRow="0" w:lastRow="0" w:firstColumn="0" w:lastColumn="0" w:noHBand="0" w:noVBand="1"/>
       </w:tblPr>
       <w:tblGrid>
         <w:gridCol w:w="835"/>
         <w:gridCol w:w="9088"/>
-        <w:tblGridChange w:id="0">
-          <w:tblGrid>
-            <w:gridCol w:w="835"/>
-            <w:gridCol w:w="9088"/>
-          </w:tblGrid>
-        </w:tblGridChange>
       </w:tblGrid>
       <w:tr>
         <w:trPr>
-          <w:cantSplit w:val="0"/>
-          <w:trHeight w:val="2192" w:hRule="atLeast"/>
-          <w:tblHeader w:val="0"/>
+          <w:trHeight w:val="2192"/>
         </w:trPr>
         <w:tc>
-          <w:tcPr/>
+          <w:tcPr>
+            <w:tcW w:w="835" w:type="dxa"/>
+          </w:tcPr>
           <w:p>
             <w:pPr>
               <w:jc w:val="both"/>
               <w:rPr>
-                <w:rFonts w:ascii="Century Gothic" w:cs="Century Gothic" w:eastAsia="Century Gothic" w:hAnsi="Century Gothic"/>
-                <w:b w:val="1"/>
-                <w:bCs w:val="1"/>
+                <w:rFonts w:ascii="Century Gothic" w:eastAsia="Century Gothic" w:hAnsi="Century Gothic" w:cs="Century Gothic"/>
+                <w:b/>
+                <w:bCs/>
                 <w:sz w:val="28"/>
                 <w:szCs w:val="28"/>
               </w:rPr>
             </w:pPr>
             <w:r>
               <w:rPr>
-                <w:rFonts w:ascii="Century Gothic" w:cs="Century Gothic" w:eastAsia="Century Gothic" w:hAnsi="Century Gothic"/>
-                <w:b w:val="1"/>
-                <w:bCs w:val="1"/>
-                <w:color w:val="1d2763"/>
+                <w:rFonts w:ascii="Century Gothic" w:eastAsia="Century Gothic" w:hAnsi="Century Gothic" w:cs="Century Gothic"/>
+                <w:b/>
+                <w:bCs/>
+                <w:noProof/>
+                <w:color w:val="1D2763"/>
                 <w:sz w:val="28"/>
                 <w:szCs w:val="28"/>
               </w:rPr>
               <w:drawing>
-                <wp:inline distB="0" distT="0" distL="0" distR="0">
+                <wp:inline distT="0" distB="0" distL="0" distR="0" wp14:anchorId="6C6F6EF1" wp14:editId="0A00121C">
                   <wp:extent cx="393640" cy="444500"/>
-                  <wp:effectExtent b="0" l="0" r="0" t="0"/>
+                  <wp:effectExtent l="0" t="0" r="0" b="0"/>
                   <wp:docPr id="2" name="image2.png"/>
-                  <a:graphic>
+                  <wp:cNvGraphicFramePr/>
+                  <a:graphic xmlns:a="http://schemas.openxmlformats.org/drawingml/2006/main">
                     <a:graphicData uri="http://schemas.openxmlformats.org/drawingml/2006/picture">
-                      <pic:pic>
+                      <pic:pic xmlns:pic="http://schemas.openxmlformats.org/drawingml/2006/picture">
                         <pic:nvPicPr>
                           <pic:cNvPr id="0" name="image2.png"/>
                           <pic:cNvPicPr preferRelativeResize="0"/>
                         </pic:nvPicPr>
                         <pic:blipFill>
                           <a:blip r:embed="rId7"/>
-                          <a:srcRect b="0" l="0" r="0" t="0"/>
+                          <a:srcRect/>
                           <a:stretch>
                             <a:fillRect/>
                           </a:stretch>
@@ -90,7 +77,9 @@
                             <a:off x="0" y="0"/>
                             <a:ext cx="393640" cy="444500"/>
                           </a:xfrm>
-                          <a:prstGeom prst="rect"/>
+                          <a:prstGeom prst="rect">
+                            <a:avLst/>
+                          </a:prstGeom>
                           <a:ln/>
                         </pic:spPr>
                       </pic:pic>
@@ -99,15 +88,12 @@
                 </wp:inline>
               </w:drawing>
             </w:r>
-            <w:r>
-              <w:rPr>
-                <w:rtl w:val="0"/>
-              </w:rPr>
-            </w:r>
           </w:p>
         </w:tc>
         <w:tc>
-          <w:tcPr/>
+          <w:tcPr>
+            <w:tcW w:w="9088" w:type="dxa"/>
+          </w:tcPr>
           <w:p>
             <w:pPr>
               <w:jc w:val="both"/>
@@ -121,14 +107,24 @@
               <w:rPr>
                 <w:sz w:val="24"/>
                 <w:szCs w:val="24"/>
-                <w:rtl w:val="0"/>
-              </w:rPr>
-              <w:t xml:space="preserve">Esta pauta tiene como objetivo ayudarte a monitorear el desarrollo de tu Proyecto APT, reflexionando sobre tus avances de acuerdo con lo planificado en la fase anterior y recibiendo retroalimentación de tus pares y docentes que te permita hacer los ajustes necesarios para cumplir con los objetivos de tu proyecto. Esta pauta debe ser respondida con tu grupo. </w:t>
-            </w:r>
-            <w:r>
-              <w:rPr>
-                <w:rtl w:val="0"/>
-              </w:rPr>
+              </w:rPr>
+              <w:t xml:space="preserve">Esta pauta tiene como objetivo ayudarte a monitorear el desarrollo de tu Proyecto APT, reflexionando sobre tus avances de acuerdo con lo planificado en la fase anterior y recibiendo retroalimentación de tus </w:t>
+            </w:r>
+            <w:proofErr w:type="spellStart"/>
+            <w:r>
+              <w:rPr>
+                <w:sz w:val="24"/>
+                <w:szCs w:val="24"/>
+              </w:rPr>
+              <w:t>pares</w:t>
+            </w:r>
+            <w:proofErr w:type="spellEnd"/>
+            <w:r>
+              <w:rPr>
+                <w:sz w:val="24"/>
+                <w:szCs w:val="24"/>
+              </w:rPr>
+              <w:t xml:space="preserve"> y docentes que te permita hacer los ajustes necesarios para cumplir con los objetivos de tu proyecto. Esta pauta debe ser respondida con tu grupo. </w:t>
             </w:r>
           </w:p>
         </w:tc>
@@ -143,40 +139,27 @@
           <w:szCs w:val="24"/>
         </w:rPr>
       </w:pPr>
-      <w:r>
-        <w:rPr>
-          <w:rtl w:val="0"/>
-        </w:rPr>
-      </w:r>
     </w:p>
     <w:tbl>
       <w:tblPr>
-        <w:tblStyle w:val="Table2"/>
-        <w:tblW w:w="10057.0" w:type="dxa"/>
-        <w:jc w:val="left"/>
+        <w:tblStyle w:val="a0"/>
+        <w:tblW w:w="10057" w:type="dxa"/>
+        <w:tblInd w:w="0" w:type="dxa"/>
         <w:tblLayout w:type="fixed"/>
-        <w:tblLook w:val="0400"/>
+        <w:tblLook w:val="0400" w:firstRow="0" w:lastRow="0" w:firstColumn="0" w:lastColumn="0" w:noHBand="0" w:noVBand="1"/>
       </w:tblPr>
       <w:tblGrid>
         <w:gridCol w:w="10057"/>
-        <w:tblGridChange w:id="0">
-          <w:tblGrid>
-            <w:gridCol w:w="10057"/>
-          </w:tblGrid>
-        </w:tblGridChange>
       </w:tblGrid>
       <w:tr>
-        <w:trPr>
-          <w:cantSplit w:val="0"/>
-          <w:tblHeader w:val="0"/>
-        </w:trPr>
         <w:tc>
           <w:tcPr>
+            <w:tcW w:w="10057" w:type="dxa"/>
             <w:tcBorders>
-              <w:top w:color="cdcdcd" w:space="0" w:sz="6" w:val="single"/>
-              <w:left w:color="cdcdcd" w:space="0" w:sz="6" w:val="single"/>
-              <w:bottom w:color="cdcdcd" w:space="0" w:sz="6" w:val="single"/>
-              <w:right w:color="cdcdcd" w:space="0" w:sz="6" w:val="single"/>
+              <w:top w:val="single" w:sz="6" w:space="0" w:color="CDCDCD"/>
+              <w:left w:val="single" w:sz="6" w:space="0" w:color="CDCDCD"/>
+              <w:bottom w:val="single" w:sz="6" w:space="0" w:color="CDCDCD"/>
+              <w:right w:val="single" w:sz="6" w:space="0" w:color="CDCDCD"/>
             </w:tcBorders>
             <w:vAlign w:val="center"/>
           </w:tcPr>
@@ -193,14 +176,8 @@
               <w:rPr>
                 <w:sz w:val="24"/>
                 <w:szCs w:val="24"/>
-                <w:rtl w:val="0"/>
-              </w:rPr>
-              <w:t xml:space="preserve">Puedes completar esta guía y, posteriormente, cargarla en la sección de reflexión de la Fase 2, para retroalimentación de tu docente.</w:t>
-            </w:r>
-            <w:r>
-              <w:rPr>
-                <w:rtl w:val="0"/>
-              </w:rPr>
+              </w:rPr>
+              <w:t>Puedes completar esta guía y, posteriormente, cargarla en la sección de reflexión de la Fase 2, para retroalimentación de tu docente.</w:t>
             </w:r>
           </w:p>
         </w:tc>
@@ -211,74 +188,58 @@
         <w:spacing w:after="0" w:line="360" w:lineRule="auto"/>
         <w:jc w:val="both"/>
         <w:rPr>
-          <w:b w:val="1"/>
-          <w:bCs w:val="1"/>
+          <w:b/>
+          <w:bCs/>
           <w:sz w:val="24"/>
           <w:szCs w:val="24"/>
         </w:rPr>
       </w:pPr>
-      <w:r>
-        <w:rPr>
-          <w:rtl w:val="0"/>
-        </w:rPr>
-      </w:r>
     </w:p>
     <w:p>
       <w:pPr>
         <w:spacing w:after="0" w:line="360" w:lineRule="auto"/>
         <w:jc w:val="both"/>
         <w:rPr>
-          <w:b w:val="1"/>
-          <w:bCs w:val="1"/>
+          <w:b/>
+          <w:bCs/>
           <w:sz w:val="24"/>
           <w:szCs w:val="24"/>
         </w:rPr>
       </w:pPr>
-      <w:r>
-        <w:rPr>
-          <w:rtl w:val="0"/>
-        </w:rPr>
-      </w:r>
     </w:p>
     <w:tbl>
       <w:tblPr>
-        <w:tblStyle w:val="Table3"/>
-        <w:tblW w:w="10076.0" w:type="dxa"/>
-        <w:jc w:val="left"/>
+        <w:tblStyle w:val="a1"/>
+        <w:tblW w:w="10076" w:type="dxa"/>
+        <w:tblInd w:w="0" w:type="dxa"/>
         <w:tblBorders>
-          <w:top w:color="bfbfbf" w:space="0" w:sz="4" w:val="single"/>
-          <w:left w:color="bfbfbf" w:space="0" w:sz="4" w:val="single"/>
-          <w:bottom w:color="bfbfbf" w:space="0" w:sz="4" w:val="single"/>
-          <w:right w:color="bfbfbf" w:space="0" w:sz="4" w:val="single"/>
-          <w:insideH w:color="bfbfbf" w:space="0" w:sz="4" w:val="single"/>
-          <w:insideV w:color="bfbfbf" w:space="0" w:sz="4" w:val="single"/>
+          <w:top w:val="single" w:sz="4" w:space="0" w:color="BFBFBF"/>
+          <w:left w:val="single" w:sz="4" w:space="0" w:color="BFBFBF"/>
+          <w:bottom w:val="single" w:sz="4" w:space="0" w:color="BFBFBF"/>
+          <w:right w:val="single" w:sz="4" w:space="0" w:color="BFBFBF"/>
+          <w:insideH w:val="single" w:sz="4" w:space="0" w:color="BFBFBF"/>
+          <w:insideV w:val="single" w:sz="4" w:space="0" w:color="BFBFBF"/>
         </w:tblBorders>
         <w:tblLayout w:type="fixed"/>
-        <w:tblLook w:val="0400"/>
+        <w:tblLook w:val="0400" w:firstRow="0" w:lastRow="0" w:firstColumn="0" w:lastColumn="0" w:noHBand="0" w:noVBand="1"/>
       </w:tblPr>
       <w:tblGrid>
         <w:gridCol w:w="10076"/>
-        <w:tblGridChange w:id="0">
-          <w:tblGrid>
-            <w:gridCol w:w="10076"/>
-          </w:tblGrid>
-        </w:tblGridChange>
       </w:tblGrid>
       <w:tr>
         <w:trPr>
-          <w:cantSplit w:val="0"/>
-          <w:trHeight w:val="440" w:hRule="atLeast"/>
-          <w:tblHeader w:val="0"/>
+          <w:trHeight w:val="440"/>
         </w:trPr>
         <w:tc>
           <w:tcPr>
+            <w:tcW w:w="10076" w:type="dxa"/>
             <w:vAlign w:val="center"/>
           </w:tcPr>
           <w:p>
             <w:pPr>
               <w:rPr>
-                <w:b w:val="1"/>
-                <w:bCs w:val="1"/>
+                <w:b/>
+                <w:bCs/>
                 <w:color w:val="767171"/>
                 <w:sz w:val="24"/>
                 <w:szCs w:val="24"/>
@@ -288,27 +249,36 @@
               <w:rPr>
                 <w:sz w:val="24"/>
                 <w:szCs w:val="24"/>
-                <w:rtl w:val="0"/>
-              </w:rPr>
-              <w:t xml:space="preserve">1. Mira tu carta Gantt y reflexiona sobre los avances de tu Proyecto APT</w:t>
-            </w:r>
-            <w:r>
-              <w:rPr>
-                <w:rtl w:val="0"/>
-              </w:rPr>
+              </w:rPr>
+              <w:t xml:space="preserve">1. Mira </w:t>
+            </w:r>
+            <w:proofErr w:type="spellStart"/>
+            <w:r>
+              <w:rPr>
+                <w:sz w:val="24"/>
+                <w:szCs w:val="24"/>
+              </w:rPr>
+              <w:t>tu</w:t>
+            </w:r>
+            <w:proofErr w:type="spellEnd"/>
+            <w:r>
+              <w:rPr>
+                <w:sz w:val="24"/>
+                <w:szCs w:val="24"/>
+              </w:rPr>
+              <w:t xml:space="preserve"> carta Gantt y reflexiona sobre los avances de tu Proyecto APT</w:t>
             </w:r>
           </w:p>
         </w:tc>
       </w:tr>
       <w:tr>
         <w:trPr>
-          <w:cantSplit w:val="0"/>
-          <w:trHeight w:val="1639" w:hRule="atLeast"/>
-          <w:tblHeader w:val="0"/>
+          <w:trHeight w:val="1639"/>
         </w:trPr>
         <w:tc>
           <w:tcPr>
-            <w:shd w:fill="deebf6" w:val="clear"/>
+            <w:tcW w:w="10076" w:type="dxa"/>
+            <w:shd w:val="clear" w:color="auto" w:fill="DEEBF6"/>
             <w:vAlign w:val="center"/>
           </w:tcPr>
           <w:p>
@@ -323,14 +293,13 @@
               <w:rPr>
                 <w:sz w:val="24"/>
                 <w:szCs w:val="24"/>
-                <w:rtl w:val="0"/>
-              </w:rPr>
-              <w:t xml:space="preserve">¿Has podido cumplir todas las actividades en los tiempos definidos? ¿Qué factores han facilitado o dificultado el desarrollo de las actividades de tu plan de trabajo?</w:t>
-            </w:r>
-          </w:p>
-          <w:p>
-            <w:pPr>
-              <w:spacing w:after="240" w:before="240" w:lineRule="auto"/>
+              </w:rPr>
+              <w:t>¿Has podido cumplir todas las actividades en los tiempos definidos? ¿Qué factores han facilitado o dificultado el desarrollo de las actividades de tu plan de trabajo?</w:t>
+            </w:r>
+          </w:p>
+          <w:p>
+            <w:pPr>
+              <w:spacing w:before="240" w:after="240"/>
               <w:jc w:val="both"/>
               <w:rPr>
                 <w:sz w:val="24"/>
@@ -341,30 +310,140 @@
               <w:rPr>
                 <w:sz w:val="24"/>
                 <w:szCs w:val="24"/>
-                <w:rtl w:val="0"/>
-              </w:rPr>
-              <w:t xml:space="preserve">Como grupo, hemos logrado cumplir casi todas las actividades planificadas en nuestra carta gantt de nuestro primer sprint a pesar de las dificultades que conlleva aprender y aplicar 2 tecnologías la cual tenemos muy poca experiencia para frontend como el react y react native. Lo que si nos favorece bastante fue la experiencia de haber trabajado con supabase antes como backend, como es muy amigable su curva de aprendizaje hemos podido avanzar con buenos resultados cosas comos: insertar usuarios a una tabla, crear funciones, realizar migraciones, conexiones y los permisos del auth</w:t>
-            </w:r>
-            <w:r>
-              <w:rPr>
-                <w:rtl w:val="0"/>
-              </w:rPr>
-            </w:r>
-          </w:p>
-          <w:p>
-            <w:pPr>
-              <w:spacing w:after="240" w:before="240" w:lineRule="auto"/>
+              </w:rPr>
+              <w:t xml:space="preserve">Como grupo, hemos logrado cumplir casi todas las actividades planificadas en nuestra carta </w:t>
+            </w:r>
+            <w:proofErr w:type="spellStart"/>
+            <w:r>
+              <w:rPr>
+                <w:sz w:val="24"/>
+                <w:szCs w:val="24"/>
+              </w:rPr>
+              <w:t>gantt</w:t>
+            </w:r>
+            <w:proofErr w:type="spellEnd"/>
+            <w:r>
+              <w:rPr>
+                <w:sz w:val="24"/>
+                <w:szCs w:val="24"/>
+              </w:rPr>
+              <w:t xml:space="preserve"> de nuestro primer sprint a pesar de las dificultades que conlleva aprender y aplicar 2 tecnologías la cual tenemos muy poca experiencia para </w:t>
+            </w:r>
+            <w:proofErr w:type="spellStart"/>
+            <w:r>
+              <w:rPr>
+                <w:sz w:val="24"/>
+                <w:szCs w:val="24"/>
+              </w:rPr>
+              <w:t>frontend</w:t>
+            </w:r>
+            <w:proofErr w:type="spellEnd"/>
+            <w:r>
+              <w:rPr>
+                <w:sz w:val="24"/>
+                <w:szCs w:val="24"/>
+              </w:rPr>
+              <w:t xml:space="preserve"> como el </w:t>
+            </w:r>
+            <w:proofErr w:type="spellStart"/>
+            <w:r>
+              <w:rPr>
+                <w:sz w:val="24"/>
+                <w:szCs w:val="24"/>
+              </w:rPr>
+              <w:t>react</w:t>
+            </w:r>
+            <w:proofErr w:type="spellEnd"/>
+            <w:r>
+              <w:rPr>
+                <w:sz w:val="24"/>
+                <w:szCs w:val="24"/>
+              </w:rPr>
+              <w:t xml:space="preserve"> y </w:t>
+            </w:r>
+            <w:proofErr w:type="spellStart"/>
+            <w:r>
+              <w:rPr>
+                <w:sz w:val="24"/>
+                <w:szCs w:val="24"/>
+              </w:rPr>
+              <w:t>react</w:t>
+            </w:r>
+            <w:proofErr w:type="spellEnd"/>
+            <w:r>
+              <w:rPr>
+                <w:sz w:val="24"/>
+                <w:szCs w:val="24"/>
+              </w:rPr>
+              <w:t xml:space="preserve"> native. Lo que si nos favorece bastante fue la experiencia de haber trabajado con </w:t>
+            </w:r>
+            <w:proofErr w:type="spellStart"/>
+            <w:r>
+              <w:rPr>
+                <w:sz w:val="24"/>
+                <w:szCs w:val="24"/>
+              </w:rPr>
+              <w:t>supabase</w:t>
+            </w:r>
+            <w:proofErr w:type="spellEnd"/>
+            <w:r>
+              <w:rPr>
+                <w:sz w:val="24"/>
+                <w:szCs w:val="24"/>
+              </w:rPr>
+              <w:t xml:space="preserve"> antes como </w:t>
+            </w:r>
+            <w:proofErr w:type="spellStart"/>
+            <w:r>
+              <w:rPr>
+                <w:sz w:val="24"/>
+                <w:szCs w:val="24"/>
+              </w:rPr>
+              <w:t>backend</w:t>
+            </w:r>
+            <w:proofErr w:type="spellEnd"/>
+            <w:r>
+              <w:rPr>
+                <w:sz w:val="24"/>
+                <w:szCs w:val="24"/>
+              </w:rPr>
+              <w:t xml:space="preserve">, como es muy amigable su curva de aprendizaje hemos podido avanzar con buenos resultados cosas </w:t>
+            </w:r>
+            <w:proofErr w:type="spellStart"/>
+            <w:r>
+              <w:rPr>
+                <w:sz w:val="24"/>
+                <w:szCs w:val="24"/>
+              </w:rPr>
+              <w:t>comos</w:t>
+            </w:r>
+            <w:proofErr w:type="spellEnd"/>
+            <w:r>
+              <w:rPr>
+                <w:sz w:val="24"/>
+                <w:szCs w:val="24"/>
+              </w:rPr>
+              <w:t xml:space="preserve">: insertar usuarios a una tabla, crear funciones, realizar migraciones, conexiones y los permisos del </w:t>
+            </w:r>
+            <w:proofErr w:type="spellStart"/>
+            <w:r>
+              <w:rPr>
+                <w:sz w:val="24"/>
+                <w:szCs w:val="24"/>
+              </w:rPr>
+              <w:t>auth</w:t>
+            </w:r>
+            <w:proofErr w:type="spellEnd"/>
+          </w:p>
+          <w:p>
+            <w:pPr>
+              <w:spacing w:before="240" w:after="240"/>
               <w:jc w:val="both"/>
               <w:rPr>
                 <w:sz w:val="24"/>
                 <w:szCs w:val="24"/>
               </w:rPr>
             </w:pPr>
-            <w:r>
-              <w:rPr>
-                <w:rtl w:val="0"/>
-              </w:rPr>
-            </w:r>
           </w:p>
           <w:p>
             <w:pPr>
@@ -374,11 +453,6 @@
                 <w:szCs w:val="24"/>
               </w:rPr>
             </w:pPr>
-            <w:r>
-              <w:rPr>
-                <w:rtl w:val="0"/>
-              </w:rPr>
-            </w:r>
           </w:p>
           <w:p>
             <w:pPr>
@@ -389,11 +463,6 @@
                 <w:szCs w:val="24"/>
               </w:rPr>
             </w:pPr>
-            <w:r>
-              <w:rPr>
-                <w:rtl w:val="0"/>
-              </w:rPr>
-            </w:r>
           </w:p>
           <w:p>
             <w:pPr>
@@ -404,11 +473,6 @@
                 <w:szCs w:val="24"/>
               </w:rPr>
             </w:pPr>
-            <w:r>
-              <w:rPr>
-                <w:rtl w:val="0"/>
-              </w:rPr>
-            </w:r>
           </w:p>
           <w:p>
             <w:pPr>
@@ -419,11 +483,6 @@
                 <w:szCs w:val="24"/>
               </w:rPr>
             </w:pPr>
-            <w:r>
-              <w:rPr>
-                <w:rtl w:val="0"/>
-              </w:rPr>
-            </w:r>
           </w:p>
           <w:p>
             <w:pPr>
@@ -434,11 +493,6 @@
                 <w:szCs w:val="24"/>
               </w:rPr>
             </w:pPr>
-            <w:r>
-              <w:rPr>
-                <w:rtl w:val="0"/>
-              </w:rPr>
-            </w:r>
           </w:p>
         </w:tc>
       </w:tr>
@@ -453,51 +507,40 @@
           <w:szCs w:val="24"/>
         </w:rPr>
       </w:pPr>
-      <w:r>
-        <w:rPr>
-          <w:rtl w:val="0"/>
-        </w:rPr>
-      </w:r>
     </w:p>
     <w:tbl>
       <w:tblPr>
-        <w:tblStyle w:val="Table4"/>
-        <w:tblW w:w="10076.0" w:type="dxa"/>
-        <w:jc w:val="left"/>
+        <w:tblStyle w:val="a2"/>
+        <w:tblW w:w="10076" w:type="dxa"/>
+        <w:tblInd w:w="0" w:type="dxa"/>
         <w:tblBorders>
-          <w:top w:color="bfbfbf" w:space="0" w:sz="4" w:val="single"/>
-          <w:left w:color="bfbfbf" w:space="0" w:sz="4" w:val="single"/>
-          <w:bottom w:color="bfbfbf" w:space="0" w:sz="4" w:val="single"/>
-          <w:right w:color="bfbfbf" w:space="0" w:sz="4" w:val="single"/>
-          <w:insideH w:color="bfbfbf" w:space="0" w:sz="4" w:val="single"/>
-          <w:insideV w:color="bfbfbf" w:space="0" w:sz="4" w:val="single"/>
+          <w:top w:val="single" w:sz="4" w:space="0" w:color="BFBFBF"/>
+          <w:left w:val="single" w:sz="4" w:space="0" w:color="BFBFBF"/>
+          <w:bottom w:val="single" w:sz="4" w:space="0" w:color="BFBFBF"/>
+          <w:right w:val="single" w:sz="4" w:space="0" w:color="BFBFBF"/>
+          <w:insideH w:val="single" w:sz="4" w:space="0" w:color="BFBFBF"/>
+          <w:insideV w:val="single" w:sz="4" w:space="0" w:color="BFBFBF"/>
         </w:tblBorders>
         <w:tblLayout w:type="fixed"/>
-        <w:tblLook w:val="0400"/>
+        <w:tblLook w:val="0400" w:firstRow="0" w:lastRow="0" w:firstColumn="0" w:lastColumn="0" w:noHBand="0" w:noVBand="1"/>
       </w:tblPr>
       <w:tblGrid>
         <w:gridCol w:w="10076"/>
-        <w:tblGridChange w:id="0">
-          <w:tblGrid>
-            <w:gridCol w:w="10076"/>
-          </w:tblGrid>
-        </w:tblGridChange>
       </w:tblGrid>
       <w:tr>
         <w:trPr>
-          <w:cantSplit w:val="0"/>
-          <w:trHeight w:val="440" w:hRule="atLeast"/>
-          <w:tblHeader w:val="0"/>
+          <w:trHeight w:val="440"/>
         </w:trPr>
         <w:tc>
           <w:tcPr>
+            <w:tcW w:w="10076" w:type="dxa"/>
             <w:vAlign w:val="center"/>
           </w:tcPr>
           <w:p>
             <w:pPr>
               <w:rPr>
-                <w:b w:val="1"/>
-                <w:bCs w:val="1"/>
+                <w:b/>
+                <w:bCs/>
                 <w:color w:val="767171"/>
                 <w:sz w:val="24"/>
                 <w:szCs w:val="24"/>
@@ -507,27 +550,20 @@
               <w:rPr>
                 <w:sz w:val="24"/>
                 <w:szCs w:val="24"/>
-                <w:rtl w:val="0"/>
               </w:rPr>
               <w:t xml:space="preserve">2. </w:t>
-            </w:r>
-            <w:r>
-              <w:rPr>
-                <w:rtl w:val="0"/>
-              </w:rPr>
             </w:r>
           </w:p>
         </w:tc>
       </w:tr>
       <w:tr>
         <w:trPr>
-          <w:cantSplit w:val="0"/>
-          <w:trHeight w:val="1639" w:hRule="atLeast"/>
-          <w:tblHeader w:val="0"/>
+          <w:trHeight w:val="1639"/>
         </w:trPr>
         <w:tc>
           <w:tcPr>
-            <w:shd w:fill="deebf6" w:val="clear"/>
+            <w:tcW w:w="10076" w:type="dxa"/>
+            <w:shd w:val="clear" w:color="auto" w:fill="DEEBF6"/>
             <w:vAlign w:val="center"/>
           </w:tcPr>
           <w:p>
@@ -542,51 +578,93 @@
               <w:rPr>
                 <w:sz w:val="24"/>
                 <w:szCs w:val="24"/>
-                <w:rtl w:val="0"/>
               </w:rPr>
               <w:t xml:space="preserve">¿De qué manera has enfrentado y/o planeas enfrentar las dificultades que han afectado el desarrollo de tu Proyecto APT? </w:t>
             </w:r>
           </w:p>
           <w:p>
             <w:pPr>
-              <w:spacing w:after="240" w:before="240" w:lineRule="auto"/>
+              <w:spacing w:before="240" w:after="240"/>
               <w:jc w:val="both"/>
               <w:rPr>
-                <w:rFonts w:ascii="Calibri" w:cs="Calibri" w:eastAsia="Calibri" w:hAnsi="Calibri"/>
-                <w:b w:val="1"/>
-                <w:bCs w:val="1"/>
-                <w:color w:val="1f4e79"/>
-              </w:rPr>
-            </w:pPr>
-            <w:r>
-              <w:rPr>
-                <w:sz w:val="24"/>
-                <w:szCs w:val="24"/>
-                <w:rtl w:val="0"/>
-              </w:rPr>
-              <w:t xml:space="preserve">Las mayores dificultades que hemos pasado han sido más que nada la falta de experiencia trabajando con react y react native y también el mandar correos para que los pacientes puedan iniciar sesion dentro de la aplicación móvil, afortunadamente con la ayuda del trabajo colaborativo, revisar documentación constante, hemos podido sobrellevar varias dificultades que hemos visto durante el desarrollo.</w:t>
-            </w:r>
-            <w:r>
-              <w:rPr>
-                <w:rtl w:val="0"/>
-              </w:rPr>
+                <w:b/>
+                <w:bCs/>
+                <w:color w:val="1F4E79"/>
+              </w:rPr>
+            </w:pPr>
+            <w:r>
+              <w:rPr>
+                <w:sz w:val="24"/>
+                <w:szCs w:val="24"/>
+              </w:rPr>
+              <w:t xml:space="preserve">Las mayores dificultades que hemos pasado han sido más que nada la falta de experiencia trabajando con </w:t>
+            </w:r>
+            <w:proofErr w:type="spellStart"/>
+            <w:r>
+              <w:rPr>
+                <w:sz w:val="24"/>
+                <w:szCs w:val="24"/>
+              </w:rPr>
+              <w:t>react</w:t>
+            </w:r>
+            <w:proofErr w:type="spellEnd"/>
+            <w:r>
+              <w:rPr>
+                <w:sz w:val="24"/>
+                <w:szCs w:val="24"/>
+              </w:rPr>
+              <w:t xml:space="preserve"> y </w:t>
+            </w:r>
+            <w:proofErr w:type="spellStart"/>
+            <w:r>
+              <w:rPr>
+                <w:sz w:val="24"/>
+                <w:szCs w:val="24"/>
+              </w:rPr>
+              <w:t>react</w:t>
+            </w:r>
+            <w:proofErr w:type="spellEnd"/>
+            <w:r>
+              <w:rPr>
+                <w:sz w:val="24"/>
+                <w:szCs w:val="24"/>
+              </w:rPr>
+              <w:t xml:space="preserve"> native y también el mandar correos para que los pacientes puedan iniciar </w:t>
+            </w:r>
+            <w:proofErr w:type="spellStart"/>
+            <w:r>
+              <w:rPr>
+                <w:sz w:val="24"/>
+                <w:szCs w:val="24"/>
+              </w:rPr>
+              <w:t>sesion</w:t>
+            </w:r>
+            <w:proofErr w:type="spellEnd"/>
+            <w:r>
+              <w:rPr>
+                <w:sz w:val="24"/>
+                <w:szCs w:val="24"/>
+              </w:rPr>
+              <w:t xml:space="preserve"> dentro de la aplicación móvil, afortunadamente con la ayuda del trabajo colaborativo, revisar </w:t>
+            </w:r>
+            <w:r>
+              <w:rPr>
+                <w:sz w:val="24"/>
+                <w:szCs w:val="24"/>
+              </w:rPr>
+              <w:lastRenderedPageBreak/>
+              <w:t>documentación constante, hemos podido sobrellevar varias dificultades que hemos visto durante el desarrollo.</w:t>
             </w:r>
           </w:p>
           <w:p>
             <w:pPr>
               <w:jc w:val="both"/>
               <w:rPr>
-                <w:rFonts w:ascii="Calibri" w:cs="Calibri" w:eastAsia="Calibri" w:hAnsi="Calibri"/>
-                <w:b w:val="1"/>
-                <w:bCs w:val="1"/>
-                <w:color w:val="1f4e79"/>
-              </w:rPr>
-            </w:pPr>
-            <w:r>
-              <w:rPr>
-                <w:rtl w:val="0"/>
-              </w:rPr>
-            </w:r>
+                <w:b/>
+                <w:bCs/>
+                <w:color w:val="1F4E79"/>
+              </w:rPr>
+            </w:pPr>
           </w:p>
         </w:tc>
       </w:tr>
@@ -601,187 +679,136 @@
           <w:szCs w:val="24"/>
         </w:rPr>
       </w:pPr>
-      <w:r>
-        <w:rPr>
-          <w:rtl w:val="0"/>
-        </w:rPr>
-      </w:r>
     </w:p>
     <w:p>
       <w:pPr>
         <w:spacing w:after="0" w:line="360" w:lineRule="auto"/>
         <w:jc w:val="both"/>
         <w:rPr>
-          <w:b w:val="1"/>
-          <w:bCs w:val="1"/>
+          <w:b/>
+          <w:bCs/>
           <w:sz w:val="24"/>
           <w:szCs w:val="24"/>
         </w:rPr>
       </w:pPr>
-      <w:r>
-        <w:rPr>
-          <w:rtl w:val="0"/>
-        </w:rPr>
-      </w:r>
     </w:p>
     <w:p>
       <w:pPr>
         <w:spacing w:after="0" w:line="360" w:lineRule="auto"/>
         <w:jc w:val="both"/>
         <w:rPr>
-          <w:b w:val="1"/>
-          <w:bCs w:val="1"/>
+          <w:b/>
+          <w:bCs/>
           <w:sz w:val="24"/>
           <w:szCs w:val="24"/>
         </w:rPr>
       </w:pPr>
-      <w:r>
-        <w:rPr>
-          <w:rtl w:val="0"/>
-        </w:rPr>
-      </w:r>
     </w:p>
     <w:p>
       <w:pPr>
         <w:spacing w:after="0" w:line="360" w:lineRule="auto"/>
         <w:jc w:val="both"/>
         <w:rPr>
-          <w:b w:val="1"/>
-          <w:bCs w:val="1"/>
+          <w:b/>
+          <w:bCs/>
           <w:sz w:val="24"/>
           <w:szCs w:val="24"/>
         </w:rPr>
       </w:pPr>
-      <w:r>
-        <w:rPr>
-          <w:rtl w:val="0"/>
-        </w:rPr>
-      </w:r>
     </w:p>
     <w:p>
       <w:pPr>
         <w:spacing w:after="0" w:line="360" w:lineRule="auto"/>
         <w:jc w:val="both"/>
         <w:rPr>
-          <w:b w:val="1"/>
-          <w:bCs w:val="1"/>
+          <w:b/>
+          <w:bCs/>
           <w:sz w:val="24"/>
           <w:szCs w:val="24"/>
         </w:rPr>
       </w:pPr>
-      <w:r>
-        <w:rPr>
-          <w:rtl w:val="0"/>
-        </w:rPr>
-      </w:r>
     </w:p>
     <w:p>
       <w:pPr>
         <w:spacing w:after="0" w:line="360" w:lineRule="auto"/>
         <w:jc w:val="both"/>
         <w:rPr>
-          <w:b w:val="1"/>
-          <w:bCs w:val="1"/>
+          <w:b/>
+          <w:bCs/>
           <w:sz w:val="24"/>
           <w:szCs w:val="24"/>
         </w:rPr>
       </w:pPr>
-      <w:r>
-        <w:rPr>
-          <w:rtl w:val="0"/>
-        </w:rPr>
-      </w:r>
     </w:p>
     <w:p>
       <w:pPr>
         <w:spacing w:after="0" w:line="360" w:lineRule="auto"/>
         <w:jc w:val="both"/>
         <w:rPr>
-          <w:b w:val="1"/>
-          <w:bCs w:val="1"/>
+          <w:b/>
+          <w:bCs/>
           <w:sz w:val="24"/>
           <w:szCs w:val="24"/>
         </w:rPr>
       </w:pPr>
-      <w:r>
-        <w:rPr>
-          <w:rtl w:val="0"/>
-        </w:rPr>
-      </w:r>
     </w:p>
     <w:p>
       <w:pPr>
         <w:spacing w:after="0" w:line="360" w:lineRule="auto"/>
         <w:jc w:val="both"/>
         <w:rPr>
-          <w:b w:val="1"/>
-          <w:bCs w:val="1"/>
+          <w:b/>
+          <w:bCs/>
           <w:sz w:val="24"/>
           <w:szCs w:val="24"/>
         </w:rPr>
       </w:pPr>
-      <w:r>
-        <w:rPr>
-          <w:rtl w:val="0"/>
-        </w:rPr>
-      </w:r>
     </w:p>
     <w:p>
       <w:pPr>
         <w:spacing w:after="0" w:line="360" w:lineRule="auto"/>
         <w:jc w:val="both"/>
         <w:rPr>
-          <w:b w:val="1"/>
-          <w:bCs w:val="1"/>
+          <w:b/>
+          <w:bCs/>
           <w:sz w:val="24"/>
           <w:szCs w:val="24"/>
         </w:rPr>
       </w:pPr>
-      <w:r>
-        <w:rPr>
-          <w:rtl w:val="0"/>
-        </w:rPr>
-      </w:r>
     </w:p>
     <w:tbl>
       <w:tblPr>
-        <w:tblStyle w:val="Table5"/>
-        <w:tblW w:w="10076.0" w:type="dxa"/>
-        <w:jc w:val="left"/>
+        <w:tblStyle w:val="a3"/>
+        <w:tblW w:w="10076" w:type="dxa"/>
+        <w:tblInd w:w="0" w:type="dxa"/>
         <w:tblBorders>
-          <w:top w:color="bfbfbf" w:space="0" w:sz="4" w:val="single"/>
-          <w:left w:color="bfbfbf" w:space="0" w:sz="4" w:val="single"/>
-          <w:bottom w:color="bfbfbf" w:space="0" w:sz="4" w:val="single"/>
-          <w:right w:color="bfbfbf" w:space="0" w:sz="4" w:val="single"/>
-          <w:insideH w:color="bfbfbf" w:space="0" w:sz="4" w:val="single"/>
-          <w:insideV w:color="bfbfbf" w:space="0" w:sz="4" w:val="single"/>
+          <w:top w:val="single" w:sz="4" w:space="0" w:color="BFBFBF"/>
+          <w:left w:val="single" w:sz="4" w:space="0" w:color="BFBFBF"/>
+          <w:bottom w:val="single" w:sz="4" w:space="0" w:color="BFBFBF"/>
+          <w:right w:val="single" w:sz="4" w:space="0" w:color="BFBFBF"/>
+          <w:insideH w:val="single" w:sz="4" w:space="0" w:color="BFBFBF"/>
+          <w:insideV w:val="single" w:sz="4" w:space="0" w:color="BFBFBF"/>
         </w:tblBorders>
         <w:tblLayout w:type="fixed"/>
-        <w:tblLook w:val="0400"/>
+        <w:tblLook w:val="0400" w:firstRow="0" w:lastRow="0" w:firstColumn="0" w:lastColumn="0" w:noHBand="0" w:noVBand="1"/>
       </w:tblPr>
       <w:tblGrid>
         <w:gridCol w:w="10076"/>
-        <w:tblGridChange w:id="0">
-          <w:tblGrid>
-            <w:gridCol w:w="10076"/>
-          </w:tblGrid>
-        </w:tblGridChange>
       </w:tblGrid>
       <w:tr>
         <w:trPr>
-          <w:cantSplit w:val="0"/>
-          <w:trHeight w:val="440" w:hRule="atLeast"/>
-          <w:tblHeader w:val="0"/>
+          <w:trHeight w:val="440"/>
         </w:trPr>
         <w:tc>
           <w:tcPr>
+            <w:tcW w:w="10076" w:type="dxa"/>
             <w:vAlign w:val="center"/>
           </w:tcPr>
           <w:p>
             <w:pPr>
               <w:rPr>
-                <w:b w:val="1"/>
-                <w:bCs w:val="1"/>
+                <w:b/>
+                <w:bCs/>
                 <w:color w:val="767171"/>
                 <w:sz w:val="24"/>
                 <w:szCs w:val="24"/>
@@ -791,27 +818,20 @@
               <w:rPr>
                 <w:sz w:val="24"/>
                 <w:szCs w:val="24"/>
-                <w:rtl w:val="0"/>
-              </w:rPr>
-              <w:t xml:space="preserve">3. Hasta el momento:</w:t>
-            </w:r>
-            <w:r>
-              <w:rPr>
-                <w:rtl w:val="0"/>
-              </w:rPr>
+              </w:rPr>
+              <w:t>3. Hasta el momento:</w:t>
             </w:r>
           </w:p>
         </w:tc>
       </w:tr>
       <w:tr>
         <w:trPr>
-          <w:cantSplit w:val="0"/>
-          <w:trHeight w:val="1624" w:hRule="atLeast"/>
-          <w:tblHeader w:val="0"/>
+          <w:trHeight w:val="1624"/>
         </w:trPr>
         <w:tc>
           <w:tcPr>
-            <w:shd w:fill="deebf6" w:val="clear"/>
+            <w:tcW w:w="10076" w:type="dxa"/>
+            <w:shd w:val="clear" w:color="auto" w:fill="DEEBF6"/>
             <w:vAlign w:val="center"/>
           </w:tcPr>
           <w:p>
@@ -826,7 +846,6 @@
               <w:rPr>
                 <w:sz w:val="24"/>
                 <w:szCs w:val="24"/>
-                <w:rtl w:val="0"/>
               </w:rPr>
               <w:t xml:space="preserve">¿Cómo evalúas tu trabajo? ¿Qué destacas y qué podrías hacer para mejorar tu trabajo? </w:t>
             </w:r>
@@ -839,35 +858,55 @@
                 <w:szCs w:val="24"/>
               </w:rPr>
             </w:pPr>
-            <w:r>
-              <w:rPr>
-                <w:rtl w:val="0"/>
-              </w:rPr>
-            </w:r>
-          </w:p>
-          <w:p>
-            <w:pPr>
-              <w:spacing w:after="240" w:before="240" w:lineRule="auto"/>
+          </w:p>
+          <w:p>
+            <w:pPr>
+              <w:spacing w:before="240" w:after="240"/>
               <w:jc w:val="both"/>
               <w:rPr>
-                <w:rFonts w:ascii="Calibri" w:cs="Calibri" w:eastAsia="Calibri" w:hAnsi="Calibri"/>
-                <w:b w:val="1"/>
-                <w:bCs w:val="1"/>
-                <w:color w:val="1f4e79"/>
-              </w:rPr>
-            </w:pPr>
-            <w:r>
-              <w:rPr>
-                <w:sz w:val="24"/>
-                <w:szCs w:val="24"/>
-                <w:rtl w:val="0"/>
-              </w:rPr>
-              <w:t xml:space="preserve">Evalúo mi trabajo como responsable, he abarcado tareas de documentación como de desarrollo lo que hace que esté informado como va el avance de las aplicaciones y evolución de la documentación técnica de esta misma. Aun así considero que podría mejorar en ser aún más activo en el desarrollo ya que es lo que más tiempo lleva de hacer y validar, dividir mejor los tiempos podría llevar a que tenga un mayor desempeño.</w:t>
-            </w:r>
-            <w:r>
-              <w:rPr>
-                <w:rtl w:val="0"/>
-              </w:rPr>
+                <w:b/>
+                <w:bCs/>
+                <w:color w:val="1F4E79"/>
+              </w:rPr>
+            </w:pPr>
+            <w:r>
+              <w:rPr>
+                <w:sz w:val="24"/>
+                <w:szCs w:val="24"/>
+              </w:rPr>
+              <w:t xml:space="preserve">Evalúo mi trabajo como responsable, he abarcado tareas de documentación como de desarrollo lo que hace que esté informado </w:t>
+            </w:r>
+            <w:proofErr w:type="spellStart"/>
+            <w:r>
+              <w:rPr>
+                <w:sz w:val="24"/>
+                <w:szCs w:val="24"/>
+              </w:rPr>
+              <w:t>como</w:t>
+            </w:r>
+            <w:proofErr w:type="spellEnd"/>
+            <w:r>
+              <w:rPr>
+                <w:sz w:val="24"/>
+                <w:szCs w:val="24"/>
+              </w:rPr>
+              <w:t xml:space="preserve"> va el avance de las aplicaciones y evolución de la documentación técnica de esta misma. Aun </w:t>
+            </w:r>
+            <w:proofErr w:type="gramStart"/>
+            <w:r>
+              <w:rPr>
+                <w:sz w:val="24"/>
+                <w:szCs w:val="24"/>
+              </w:rPr>
+              <w:t>así</w:t>
+            </w:r>
+            <w:proofErr w:type="gramEnd"/>
+            <w:r>
+              <w:rPr>
+                <w:sz w:val="24"/>
+                <w:szCs w:val="24"/>
+              </w:rPr>
+              <w:t xml:space="preserve"> considero que podría mejorar en ser aún más activo en el desarrollo ya que es lo que más tiempo lleva de hacer y validar, dividir mejor los tiempos podría llevar a que tenga un mayor desempeño.</w:t>
             </w:r>
           </w:p>
         </w:tc>
@@ -883,61 +922,41 @@
           <w:szCs w:val="24"/>
         </w:rPr>
       </w:pPr>
-      <w:r>
-        <w:rPr>
-          <w:rtl w:val="0"/>
-        </w:rPr>
-      </w:r>
     </w:p>
-    <w:p>
-      <w:pPr>
-        <w:rPr/>
-      </w:pPr>
-      <w:r>
-        <w:rPr>
-          <w:rtl w:val="0"/>
-        </w:rPr>
-      </w:r>
-    </w:p>
+    <w:p/>
     <w:tbl>
       <w:tblPr>
-        <w:tblStyle w:val="Table6"/>
-        <w:tblW w:w="10076.0" w:type="dxa"/>
-        <w:jc w:val="left"/>
+        <w:tblStyle w:val="a4"/>
+        <w:tblW w:w="10076" w:type="dxa"/>
+        <w:tblInd w:w="0" w:type="dxa"/>
         <w:tblBorders>
-          <w:top w:color="bfbfbf" w:space="0" w:sz="4" w:val="single"/>
-          <w:left w:color="bfbfbf" w:space="0" w:sz="4" w:val="single"/>
-          <w:bottom w:color="bfbfbf" w:space="0" w:sz="4" w:val="single"/>
-          <w:right w:color="bfbfbf" w:space="0" w:sz="4" w:val="single"/>
-          <w:insideH w:color="bfbfbf" w:space="0" w:sz="4" w:val="single"/>
-          <w:insideV w:color="bfbfbf" w:space="0" w:sz="4" w:val="single"/>
+          <w:top w:val="single" w:sz="4" w:space="0" w:color="BFBFBF"/>
+          <w:left w:val="single" w:sz="4" w:space="0" w:color="BFBFBF"/>
+          <w:bottom w:val="single" w:sz="4" w:space="0" w:color="BFBFBF"/>
+          <w:right w:val="single" w:sz="4" w:space="0" w:color="BFBFBF"/>
+          <w:insideH w:val="single" w:sz="4" w:space="0" w:color="BFBFBF"/>
+          <w:insideV w:val="single" w:sz="4" w:space="0" w:color="BFBFBF"/>
         </w:tblBorders>
         <w:tblLayout w:type="fixed"/>
-        <w:tblLook w:val="0400"/>
+        <w:tblLook w:val="0400" w:firstRow="0" w:lastRow="0" w:firstColumn="0" w:lastColumn="0" w:noHBand="0" w:noVBand="1"/>
       </w:tblPr>
       <w:tblGrid>
         <w:gridCol w:w="10076"/>
-        <w:tblGridChange w:id="0">
-          <w:tblGrid>
-            <w:gridCol w:w="10076"/>
-          </w:tblGrid>
-        </w:tblGridChange>
       </w:tblGrid>
       <w:tr>
         <w:trPr>
-          <w:cantSplit w:val="0"/>
-          <w:trHeight w:val="440" w:hRule="atLeast"/>
-          <w:tblHeader w:val="0"/>
+          <w:trHeight w:val="440"/>
         </w:trPr>
         <w:tc>
           <w:tcPr>
+            <w:tcW w:w="10076" w:type="dxa"/>
             <w:vAlign w:val="center"/>
           </w:tcPr>
           <w:p>
             <w:pPr>
               <w:rPr>
-                <w:b w:val="1"/>
-                <w:bCs w:val="1"/>
+                <w:b/>
+                <w:bCs/>
                 <w:color w:val="767171"/>
                 <w:sz w:val="24"/>
                 <w:szCs w:val="24"/>
@@ -947,27 +966,20 @@
               <w:rPr>
                 <w:sz w:val="24"/>
                 <w:szCs w:val="24"/>
-                <w:rtl w:val="0"/>
-              </w:rPr>
-              <w:t xml:space="preserve">4. Después de reflexionar sobre el avance de tu Proyecto APT</w:t>
-            </w:r>
-            <w:r>
-              <w:rPr>
-                <w:rtl w:val="0"/>
-              </w:rPr>
+              </w:rPr>
+              <w:t>4. Después de reflexionar sobre el avance de tu Proyecto APT</w:t>
             </w:r>
           </w:p>
         </w:tc>
       </w:tr>
       <w:tr>
         <w:trPr>
-          <w:cantSplit w:val="0"/>
-          <w:trHeight w:val="1639" w:hRule="atLeast"/>
-          <w:tblHeader w:val="0"/>
+          <w:trHeight w:val="1639"/>
         </w:trPr>
         <w:tc>
           <w:tcPr>
-            <w:shd w:fill="deebf6" w:val="clear"/>
+            <w:tcW w:w="10076" w:type="dxa"/>
+            <w:shd w:val="clear" w:color="auto" w:fill="DEEBF6"/>
             <w:vAlign w:val="center"/>
           </w:tcPr>
           <w:p>
@@ -982,9 +994,8 @@
               <w:rPr>
                 <w:sz w:val="24"/>
                 <w:szCs w:val="24"/>
-                <w:rtl w:val="0"/>
-              </w:rPr>
-              <w:t xml:space="preserve">¿Qué inquietudes te quedan sobre cómo proceder? ¿Qué pregunta te gustaría hacerle a tu docente o a tus pares?</w:t>
+              </w:rPr>
+              <w:t>¿Qué inquietudes te quedan sobre cómo proceder? ¿Qué pregunta te gustaría hacerle a tu docente o a tus pares?</w:t>
             </w:r>
           </w:p>
           <w:p>
@@ -995,15 +1006,10 @@
                 <w:szCs w:val="24"/>
               </w:rPr>
             </w:pPr>
-            <w:r>
-              <w:rPr>
-                <w:rtl w:val="0"/>
-              </w:rPr>
-            </w:r>
-          </w:p>
-          <w:p>
-            <w:pPr>
-              <w:spacing w:after="240" w:before="240" w:lineRule="auto"/>
+          </w:p>
+          <w:p>
+            <w:pPr>
+              <w:spacing w:before="240" w:after="240"/>
               <w:jc w:val="both"/>
               <w:rPr>
                 <w:sz w:val="24"/>
@@ -1014,37 +1020,54 @@
               <w:rPr>
                 <w:sz w:val="24"/>
                 <w:szCs w:val="24"/>
-                <w:rtl w:val="0"/>
-              </w:rPr>
-              <w:t xml:space="preserve">Reflexionando sobre nuestro actual progreso si me preocupa que el proyecto como le estemos desarrollando ahora misma los docente piensen que el proyecto “le falta agregar mas para que sea bueno o dejar de ser básico” ya que siento que iniciar un estilo de “bucle de desarrollo” en la cual por la que entreguemos nuevas funcionalidades, actualizando documentación para quede obsoleta con lo que tenemos nuevo, el proyecto no cumpla con ninguna expectativa y que nosotros mismos terminemos agotados  de nuestro propia idea inicial de proyecto.</w:t>
-            </w:r>
-          </w:p>
-          <w:p>
-            <w:pPr>
-              <w:spacing w:after="240" w:before="240" w:lineRule="auto"/>
+              </w:rPr>
+              <w:t xml:space="preserve">Reflexionando sobre nuestro actual progreso si me preocupa que el proyecto como le estemos desarrollando ahora misma los docente piensen que el proyecto “le falta agregar </w:t>
+            </w:r>
+            <w:proofErr w:type="spellStart"/>
+            <w:r>
+              <w:rPr>
+                <w:sz w:val="24"/>
+                <w:szCs w:val="24"/>
+              </w:rPr>
+              <w:t>mas</w:t>
+            </w:r>
+            <w:proofErr w:type="spellEnd"/>
+            <w:r>
+              <w:rPr>
+                <w:sz w:val="24"/>
+                <w:szCs w:val="24"/>
+              </w:rPr>
+              <w:t xml:space="preserve"> para que sea bueno o dejar de ser básico” ya que siento que iniciar un estilo de “bucle de desarrollo” en la cual por la que entreguemos nuevas funcionalidades, actualizando documentación para quede obsoleta con lo </w:t>
+            </w:r>
+            <w:r>
+              <w:rPr>
+                <w:sz w:val="24"/>
+                <w:szCs w:val="24"/>
+              </w:rPr>
+              <w:lastRenderedPageBreak/>
+              <w:t>que tenemos nuevo, el proyecto no cumpla con ninguna expectativa y que nosotros mismos terminemos agotados  de nuestro propia idea inicial de proyecto.</w:t>
+            </w:r>
+          </w:p>
+          <w:p>
+            <w:pPr>
+              <w:spacing w:before="240" w:after="240"/>
               <w:jc w:val="both"/>
               <w:rPr>
                 <w:sz w:val="24"/>
                 <w:szCs w:val="24"/>
               </w:rPr>
             </w:pPr>
-            <w:r>
-              <w:rPr>
-                <w:rtl w:val="0"/>
-              </w:rPr>
-            </w:r>
           </w:p>
         </w:tc>
       </w:tr>
       <w:tr>
         <w:trPr>
-          <w:cantSplit w:val="0"/>
-          <w:trHeight w:val="1639" w:hRule="atLeast"/>
-          <w:tblHeader w:val="0"/>
+          <w:trHeight w:val="1639"/>
         </w:trPr>
         <w:tc>
           <w:tcPr>
-            <w:shd w:fill="deebf6" w:val="clear"/>
+            <w:tcW w:w="10076" w:type="dxa"/>
+            <w:shd w:val="clear" w:color="auto" w:fill="DEEBF6"/>
             <w:vAlign w:val="center"/>
           </w:tcPr>
           <w:p>
@@ -1055,11 +1078,6 @@
                 <w:szCs w:val="24"/>
               </w:rPr>
             </w:pPr>
-            <w:r>
-              <w:rPr>
-                <w:rtl w:val="0"/>
-              </w:rPr>
-            </w:r>
           </w:p>
         </w:tc>
       </w:tr>
@@ -1074,68 +1092,52 @@
           <w:szCs w:val="24"/>
         </w:rPr>
       </w:pPr>
-      <w:r>
-        <w:rPr>
-          <w:rtl w:val="0"/>
-        </w:rPr>
-      </w:r>
     </w:p>
     <w:p>
       <w:pPr>
         <w:spacing w:after="0" w:line="360" w:lineRule="auto"/>
         <w:jc w:val="both"/>
         <w:rPr>
-          <w:b w:val="1"/>
-          <w:bCs w:val="1"/>
+          <w:b/>
+          <w:bCs/>
           <w:sz w:val="24"/>
           <w:szCs w:val="24"/>
         </w:rPr>
       </w:pPr>
-      <w:r>
-        <w:rPr>
-          <w:rtl w:val="0"/>
-        </w:rPr>
-      </w:r>
     </w:p>
     <w:tbl>
       <w:tblPr>
-        <w:tblStyle w:val="Table7"/>
-        <w:tblW w:w="10076.0" w:type="dxa"/>
-        <w:jc w:val="left"/>
+        <w:tblStyle w:val="a5"/>
+        <w:tblW w:w="10076" w:type="dxa"/>
+        <w:tblInd w:w="0" w:type="dxa"/>
         <w:tblBorders>
-          <w:top w:color="bfbfbf" w:space="0" w:sz="4" w:val="single"/>
-          <w:left w:color="bfbfbf" w:space="0" w:sz="4" w:val="single"/>
-          <w:bottom w:color="bfbfbf" w:space="0" w:sz="4" w:val="single"/>
-          <w:right w:color="bfbfbf" w:space="0" w:sz="4" w:val="single"/>
-          <w:insideH w:color="bfbfbf" w:space="0" w:sz="4" w:val="single"/>
-          <w:insideV w:color="bfbfbf" w:space="0" w:sz="4" w:val="single"/>
+          <w:top w:val="single" w:sz="4" w:space="0" w:color="BFBFBF"/>
+          <w:left w:val="single" w:sz="4" w:space="0" w:color="BFBFBF"/>
+          <w:bottom w:val="single" w:sz="4" w:space="0" w:color="BFBFBF"/>
+          <w:right w:val="single" w:sz="4" w:space="0" w:color="BFBFBF"/>
+          <w:insideH w:val="single" w:sz="4" w:space="0" w:color="BFBFBF"/>
+          <w:insideV w:val="single" w:sz="4" w:space="0" w:color="BFBFBF"/>
         </w:tblBorders>
         <w:tblLayout w:type="fixed"/>
-        <w:tblLook w:val="0400"/>
+        <w:tblLook w:val="0400" w:firstRow="0" w:lastRow="0" w:firstColumn="0" w:lastColumn="0" w:noHBand="0" w:noVBand="1"/>
       </w:tblPr>
       <w:tblGrid>
         <w:gridCol w:w="10076"/>
-        <w:tblGridChange w:id="0">
-          <w:tblGrid>
-            <w:gridCol w:w="10076"/>
-          </w:tblGrid>
-        </w:tblGridChange>
       </w:tblGrid>
       <w:tr>
         <w:trPr>
-          <w:cantSplit w:val="0"/>
-          <w:trHeight w:val="440" w:hRule="atLeast"/>
-          <w:tblHeader w:val="0"/>
+          <w:trHeight w:val="440"/>
         </w:trPr>
         <w:tc>
           <w:tcPr>
+            <w:tcW w:w="10076" w:type="dxa"/>
             <w:vAlign w:val="center"/>
           </w:tcPr>
           <w:p>
             <w:pPr>
               <w:rPr>
-                <w:b w:val="1"/>
-                <w:bCs w:val="1"/>
+                <w:b/>
+                <w:bCs/>
                 <w:color w:val="767171"/>
                 <w:sz w:val="24"/>
                 <w:szCs w:val="24"/>
@@ -1145,27 +1147,20 @@
               <w:rPr>
                 <w:sz w:val="24"/>
                 <w:szCs w:val="24"/>
-                <w:rtl w:val="0"/>
-              </w:rPr>
-              <w:t xml:space="preserve">5. A partir de esta instancia de monitoreo de su Proyecto APT</w:t>
-            </w:r>
-            <w:r>
-              <w:rPr>
-                <w:rtl w:val="0"/>
-              </w:rPr>
+              </w:rPr>
+              <w:t>5. A partir de esta instancia de monitoreo de su Proyecto APT</w:t>
             </w:r>
           </w:p>
         </w:tc>
       </w:tr>
       <w:tr>
         <w:trPr>
-          <w:cantSplit w:val="0"/>
-          <w:trHeight w:val="1639" w:hRule="atLeast"/>
-          <w:tblHeader w:val="0"/>
+          <w:trHeight w:val="1639"/>
         </w:trPr>
         <w:tc>
           <w:tcPr>
-            <w:shd w:fill="deebf6" w:val="clear"/>
+            <w:tcW w:w="10076" w:type="dxa"/>
+            <w:shd w:val="clear" w:color="auto" w:fill="DEEBF6"/>
             <w:vAlign w:val="center"/>
           </w:tcPr>
           <w:p>
@@ -1180,9 +1175,8 @@
               <w:rPr>
                 <w:sz w:val="24"/>
                 <w:szCs w:val="24"/>
-                <w:rtl w:val="0"/>
-              </w:rPr>
-              <w:t xml:space="preserve">¿Consideran que las actividades deben ser redistribuidas entre los miembros del grupo? ¿Hay nuevas actividades que deban ser asignadas a algún miembro del grupo?</w:t>
+              </w:rPr>
+              <w:t>¿Consideran que las actividades deben ser redistribuidas entre los miembros del grupo? ¿Hay nuevas actividades que deban ser asignadas a algún miembro del grupo?</w:t>
             </w:r>
           </w:p>
           <w:p>
@@ -1193,15 +1187,10 @@
                 <w:szCs w:val="24"/>
               </w:rPr>
             </w:pPr>
-            <w:r>
-              <w:rPr>
-                <w:rtl w:val="0"/>
-              </w:rPr>
-            </w:r>
-          </w:p>
-          <w:p>
-            <w:pPr>
-              <w:spacing w:after="240" w:before="240" w:lineRule="auto"/>
+          </w:p>
+          <w:p>
+            <w:pPr>
+              <w:spacing w:before="240" w:after="240"/>
               <w:jc w:val="both"/>
               <w:rPr>
                 <w:sz w:val="24"/>
@@ -1212,9 +1201,64 @@
               <w:rPr>
                 <w:sz w:val="24"/>
                 <w:szCs w:val="24"/>
-                <w:rtl w:val="0"/>
-              </w:rPr>
-              <w:t xml:space="preserve">Si considero que el trabajo si debe ser repartido con el grupo pero a la vez si agradezco bastante que un integrante tenga la iniciativa propia para trabajar por su propia cuenta incluso adelantando trabajo. Por otro parte, considero que ciertas nuevas actividades de documentación si deberían estar asignadas a algún integrante que tenga el interés de hacerla ya que saltar de desarrollo luego documentacion siento que entorpece la velocidad del integrante en sí ya que esta saltando de 2 funciones diferentes constantemente.</w:t>
+              </w:rPr>
+              <w:t xml:space="preserve">Si considero que el trabajo si debe ser repartido con el </w:t>
+            </w:r>
+            <w:r>
+              <w:rPr>
+                <w:sz w:val="24"/>
+                <w:szCs w:val="24"/>
+              </w:rPr>
+              <w:t>grupo,</w:t>
+            </w:r>
+            <w:r>
+              <w:rPr>
+                <w:sz w:val="24"/>
+                <w:szCs w:val="24"/>
+              </w:rPr>
+              <w:t xml:space="preserve"> pero a la vez si agradezco bastante que un integrante tenga la iniciativa propia para trabajar por su propia cuenta incluso adelantando trabajo. Por otro parte, considero que ciertas nuevas actividades de documentación si </w:t>
+            </w:r>
+            <w:r>
+              <w:rPr>
+                <w:sz w:val="24"/>
+                <w:szCs w:val="24"/>
+              </w:rPr>
+              <w:t>debiesen</w:t>
+            </w:r>
+            <w:r>
+              <w:rPr>
+                <w:sz w:val="24"/>
+                <w:szCs w:val="24"/>
+              </w:rPr>
+              <w:t xml:space="preserve"> estar asignadas a algún integrante que tenga el interés de hacerla ya que saltar de desarrollo luego </w:t>
+            </w:r>
+            <w:r>
+              <w:rPr>
+                <w:sz w:val="24"/>
+                <w:szCs w:val="24"/>
+              </w:rPr>
+              <w:t>documentación</w:t>
+            </w:r>
+            <w:r>
+              <w:rPr>
+                <w:sz w:val="24"/>
+                <w:szCs w:val="24"/>
+              </w:rPr>
+              <w:t xml:space="preserve"> siento que entorpece la velocidad del integrante en sí ya que </w:t>
+            </w:r>
+            <w:r>
+              <w:rPr>
+                <w:sz w:val="24"/>
+                <w:szCs w:val="24"/>
+              </w:rPr>
+              <w:t>está</w:t>
+            </w:r>
+            <w:r>
+              <w:rPr>
+                <w:sz w:val="24"/>
+                <w:szCs w:val="24"/>
+              </w:rPr>
+              <w:t xml:space="preserve"> saltando de 2 funciones diferentes constantemente.</w:t>
             </w:r>
           </w:p>
           <w:p>
@@ -1226,11 +1270,6 @@
                 <w:szCs w:val="24"/>
               </w:rPr>
             </w:pPr>
-            <w:r>
-              <w:rPr>
-                <w:rtl w:val="0"/>
-              </w:rPr>
-            </w:r>
           </w:p>
           <w:p>
             <w:pPr>
@@ -1241,11 +1280,6 @@
                 <w:szCs w:val="24"/>
               </w:rPr>
             </w:pPr>
-            <w:r>
-              <w:rPr>
-                <w:rtl w:val="0"/>
-              </w:rPr>
-            </w:r>
           </w:p>
           <w:p>
             <w:pPr>
@@ -1256,27 +1290,16 @@
                 <w:szCs w:val="24"/>
               </w:rPr>
             </w:pPr>
-            <w:r>
-              <w:rPr>
-                <w:rtl w:val="0"/>
-              </w:rPr>
-            </w:r>
           </w:p>
           <w:p>
             <w:pPr>
               <w:jc w:val="both"/>
               <w:rPr>
-                <w:rFonts w:ascii="Calibri" w:cs="Calibri" w:eastAsia="Calibri" w:hAnsi="Calibri"/>
-                <w:b w:val="1"/>
-                <w:bCs w:val="1"/>
-                <w:color w:val="1f4e79"/>
-              </w:rPr>
-            </w:pPr>
-            <w:r>
-              <w:rPr>
-                <w:rtl w:val="0"/>
-              </w:rPr>
-            </w:r>
+                <w:b/>
+                <w:bCs/>
+                <w:color w:val="1F4E79"/>
+              </w:rPr>
+            </w:pPr>
           </w:p>
         </w:tc>
       </w:tr>
@@ -1291,100 +1314,84 @@
           <w:szCs w:val="24"/>
         </w:rPr>
       </w:pPr>
-      <w:r>
-        <w:rPr>
-          <w:rtl w:val="0"/>
-        </w:rPr>
-      </w:r>
     </w:p>
     <w:p>
       <w:pPr>
         <w:spacing w:after="0" w:line="360" w:lineRule="auto"/>
         <w:jc w:val="both"/>
         <w:rPr>
-          <w:b w:val="1"/>
-          <w:bCs w:val="1"/>
+          <w:b/>
+          <w:bCs/>
           <w:sz w:val="24"/>
           <w:szCs w:val="24"/>
         </w:rPr>
       </w:pPr>
-      <w:r>
-        <w:rPr>
-          <w:rtl w:val="0"/>
-        </w:rPr>
-      </w:r>
     </w:p>
     <w:tbl>
       <w:tblPr>
-        <w:tblStyle w:val="Table8"/>
-        <w:tblW w:w="10076.0" w:type="dxa"/>
-        <w:jc w:val="left"/>
+        <w:tblStyle w:val="a6"/>
+        <w:tblW w:w="10076" w:type="dxa"/>
+        <w:tblInd w:w="0" w:type="dxa"/>
         <w:tblBorders>
-          <w:top w:color="bfbfbf" w:space="0" w:sz="4" w:val="single"/>
-          <w:left w:color="bfbfbf" w:space="0" w:sz="4" w:val="single"/>
-          <w:bottom w:color="bfbfbf" w:space="0" w:sz="4" w:val="single"/>
-          <w:right w:color="bfbfbf" w:space="0" w:sz="4" w:val="single"/>
-          <w:insideH w:color="bfbfbf" w:space="0" w:sz="4" w:val="single"/>
-          <w:insideV w:color="bfbfbf" w:space="0" w:sz="4" w:val="single"/>
+          <w:top w:val="single" w:sz="4" w:space="0" w:color="BFBFBF"/>
+          <w:left w:val="single" w:sz="4" w:space="0" w:color="BFBFBF"/>
+          <w:bottom w:val="single" w:sz="4" w:space="0" w:color="BFBFBF"/>
+          <w:right w:val="single" w:sz="4" w:space="0" w:color="BFBFBF"/>
+          <w:insideH w:val="single" w:sz="4" w:space="0" w:color="BFBFBF"/>
+          <w:insideV w:val="single" w:sz="4" w:space="0" w:color="BFBFBF"/>
         </w:tblBorders>
         <w:tblLayout w:type="fixed"/>
-        <w:tblLook w:val="0400"/>
+        <w:tblLook w:val="0400" w:firstRow="0" w:lastRow="0" w:firstColumn="0" w:lastColumn="0" w:noHBand="0" w:noVBand="1"/>
       </w:tblPr>
       <w:tblGrid>
         <w:gridCol w:w="10076"/>
-        <w:tblGridChange w:id="0">
-          <w:tblGrid>
-            <w:gridCol w:w="10076"/>
-          </w:tblGrid>
-        </w:tblGridChange>
       </w:tblGrid>
       <w:tr>
         <w:trPr>
-          <w:cantSplit w:val="0"/>
-          <w:trHeight w:val="440" w:hRule="atLeast"/>
-          <w:tblHeader w:val="0"/>
+          <w:trHeight w:val="440"/>
         </w:trPr>
         <w:tc>
           <w:tcPr>
+            <w:tcW w:w="10076" w:type="dxa"/>
             <w:vAlign w:val="center"/>
           </w:tcPr>
           <w:p>
             <w:pPr>
               <w:rPr>
-                <w:b w:val="1"/>
-                <w:bCs w:val="1"/>
+                <w:b/>
+                <w:bCs/>
                 <w:color w:val="767171"/>
                 <w:sz w:val="24"/>
                 <w:szCs w:val="24"/>
               </w:rPr>
             </w:pPr>
-            <w:bookmarkStart w:colFirst="0" w:colLast="0" w:name="_heading=h.kfn2gsb0vk1r" w:id="0"/>
+            <w:bookmarkStart w:id="0" w:name="_heading=h.kfn2gsb0vk1r" w:colFirst="0" w:colLast="0"/>
             <w:bookmarkEnd w:id="0"/>
             <w:r>
               <w:rPr>
                 <w:sz w:val="24"/>
                 <w:szCs w:val="24"/>
-                <w:rtl w:val="0"/>
-              </w:rPr>
-              <w:t xml:space="preserve">6. APT  grupal</w:t>
-            </w:r>
-            <w:r>
-              <w:rPr>
-                <w:rtl w:val="0"/>
-              </w:rPr>
+              </w:rPr>
+              <w:t xml:space="preserve">6. </w:t>
+            </w:r>
+            <w:r>
+              <w:rPr>
+                <w:sz w:val="24"/>
+                <w:szCs w:val="24"/>
+              </w:rPr>
+              <w:t>APT grupal</w:t>
             </w:r>
           </w:p>
         </w:tc>
       </w:tr>
       <w:tr>
         <w:trPr>
-          <w:cantSplit w:val="0"/>
-          <w:trHeight w:val="1639" w:hRule="atLeast"/>
-          <w:tblHeader w:val="0"/>
+          <w:trHeight w:val="1639"/>
         </w:trPr>
         <w:tc>
           <w:tcPr>
-            <w:shd w:fill="deebf6" w:val="clear"/>
+            <w:tcW w:w="10076" w:type="dxa"/>
+            <w:shd w:val="clear" w:color="auto" w:fill="DEEBF6"/>
             <w:vAlign w:val="center"/>
           </w:tcPr>
           <w:p>
@@ -1400,14 +1407,8 @@
               <w:rPr>
                 <w:sz w:val="24"/>
                 <w:szCs w:val="24"/>
-                <w:rtl w:val="0"/>
-              </w:rPr>
-              <w:t xml:space="preserve">¿Cómo evalúan el trabajo en grupo? ¿Qué aspectos positivos destacan? ¿Qué aspectos podrían mejorar?</w:t>
-            </w:r>
-            <w:r>
-              <w:rPr>
-                <w:rtl w:val="0"/>
-              </w:rPr>
+              </w:rPr>
+              <w:t>¿Cómo evalúan el trabajo en grupo? ¿Qué aspectos positivos destacan? ¿Qué aspectos podrían mejorar?</w:t>
             </w:r>
           </w:p>
           <w:p>
@@ -1419,15 +1420,10 @@
                 <w:szCs w:val="24"/>
               </w:rPr>
             </w:pPr>
-            <w:r>
-              <w:rPr>
-                <w:rtl w:val="0"/>
-              </w:rPr>
-            </w:r>
-          </w:p>
-          <w:p>
-            <w:pPr>
-              <w:spacing w:after="240" w:before="240" w:lineRule="auto"/>
+          </w:p>
+          <w:p>
+            <w:pPr>
+              <w:spacing w:before="240" w:after="240"/>
               <w:jc w:val="both"/>
               <w:rPr>
                 <w:sz w:val="24"/>
@@ -1438,14 +1434,13 @@
               <w:rPr>
                 <w:sz w:val="24"/>
                 <w:szCs w:val="24"/>
-                <w:rtl w:val="0"/>
-              </w:rPr>
-              <w:t xml:space="preserve">En términos generales, evaluamos positivamente nuestro trabajo en grupo, ya que hemos mantenido una buena organización y cumplimiento de tareas, lo que permitió avanzar de forma constante en el proyecto.</w:t>
-            </w:r>
-          </w:p>
-          <w:p>
-            <w:pPr>
-              <w:spacing w:after="240" w:before="240" w:lineRule="auto"/>
+              </w:rPr>
+              <w:t>En términos generales, evaluamos positivamente nuestro trabajo en grupo, ya que hemos mantenido una buena organización y cumplimiento de tareas, lo que permitió avanzar de forma constante en el proyecto.</w:t>
+            </w:r>
+          </w:p>
+          <w:p>
+            <w:pPr>
+              <w:spacing w:before="240" w:after="240"/>
               <w:jc w:val="both"/>
               <w:rPr>
                 <w:sz w:val="24"/>
@@ -1456,14 +1451,14 @@
               <w:rPr>
                 <w:sz w:val="24"/>
                 <w:szCs w:val="24"/>
-                <w:rtl w:val="0"/>
-              </w:rPr>
-              <w:t xml:space="preserve">Como aspectos positivos, destacamos el compañerismo, la perseverancia y el apoyo mutuo. A pesar de las dificultades y el estrés del semestre, el equipo siempre buscó ayudar y motivar para seguir adelante.</w:t>
-            </w:r>
-          </w:p>
-          <w:p>
-            <w:pPr>
-              <w:spacing w:after="240" w:before="240" w:lineRule="auto"/>
+              </w:rPr>
+              <w:lastRenderedPageBreak/>
+              <w:t>Como aspectos positivos, destacamos el compañerismo, la perseverancia y el apoyo mutuo. A pesar de las dificultades y el estrés del semestre, el equipo siempre buscó ayudar y motivar para seguir adelante.</w:t>
+            </w:r>
+          </w:p>
+          <w:p>
+            <w:pPr>
+              <w:spacing w:before="240" w:after="240"/>
               <w:jc w:val="both"/>
               <w:rPr>
                 <w:sz w:val="24"/>
@@ -1474,25 +1469,19 @@
               <w:rPr>
                 <w:sz w:val="24"/>
                 <w:szCs w:val="24"/>
-                <w:rtl w:val="0"/>
-              </w:rPr>
-              <w:t xml:space="preserve">Por otro lado, creemos que podemos mejorar en la comunicación y el manejo del estrés. En algunos momentos hubo diferencias de opinión y dificultades para expresar ideas de la mejor manera debido a la presión académica. Como equipo, consideramos importante trabajar en una mejor comunicación y convivencia para fortalecer aún más nuestra dinámica grupal.</w:t>
-            </w:r>
-          </w:p>
-          <w:p>
-            <w:pPr>
-              <w:spacing w:after="240" w:before="240" w:lineRule="auto"/>
+              </w:rPr>
+              <w:t>Por otro lado, creemos que podemos mejorar en la comunicación y el manejo del estrés. En algunos momentos hubo diferencias de opinión y dificultades para expresar ideas de la mejor manera debido a la presión académica. Como equipo, consideramos importante trabajar en una mejor comunicación y convivencia para fortalecer aún más nuestra dinámica grupal.</w:t>
+            </w:r>
+          </w:p>
+          <w:p>
+            <w:pPr>
+              <w:spacing w:before="240" w:after="240"/>
               <w:jc w:val="both"/>
               <w:rPr>
                 <w:sz w:val="24"/>
                 <w:szCs w:val="24"/>
               </w:rPr>
             </w:pPr>
-            <w:r>
-              <w:rPr>
-                <w:rtl w:val="0"/>
-              </w:rPr>
-            </w:r>
           </w:p>
         </w:tc>
       </w:tr>
@@ -1507,89 +1496,85 @@
           <w:szCs w:val="24"/>
         </w:rPr>
       </w:pPr>
-      <w:r>
-        <w:rPr>
-          <w:rtl w:val="0"/>
-        </w:rPr>
-      </w:r>
     </w:p>
     <w:p>
       <w:pPr>
         <w:spacing w:after="0" w:line="360" w:lineRule="auto"/>
         <w:jc w:val="both"/>
         <w:rPr>
-          <w:b w:val="1"/>
-          <w:bCs w:val="1"/>
+          <w:b/>
+          <w:bCs/>
           <w:sz w:val="24"/>
           <w:szCs w:val="24"/>
         </w:rPr>
       </w:pPr>
-      <w:r>
-        <w:rPr>
-          <w:rtl w:val="0"/>
-        </w:rPr>
-      </w:r>
     </w:p>
     <w:sectPr>
-      <w:headerReference r:id="rId8" w:type="default"/>
-      <w:headerReference r:id="rId9" w:type="first"/>
-      <w:footerReference r:id="rId10" w:type="default"/>
-      <w:pgSz w:h="15840" w:w="12240" w:orient="portrait"/>
-      <w:pgMar w:bottom="1134" w:top="1440" w:left="1077" w:right="1077" w:header="567" w:footer="465"/>
+      <w:headerReference w:type="default" r:id="rId8"/>
+      <w:footerReference w:type="default" r:id="rId9"/>
+      <w:headerReference w:type="first" r:id="rId10"/>
+      <w:pgSz w:w="12240" w:h="15840"/>
+      <w:pgMar w:top="1440" w:right="1077" w:bottom="1134" w:left="1077" w:header="567" w:footer="465" w:gutter="0"/>
       <w:pgNumType w:start="0"/>
+      <w:cols w:space="720"/>
     </w:sectPr>
   </w:body>
 </w:document>
 </file>
 
+<file path=word/endnotes.xml><?xml version="1.0" encoding="utf-8"?>
+<w:endnotes xmlns:wpc="http://schemas.microsoft.com/office/word/2010/wordprocessingCanvas" xmlns:cx="http://schemas.microsoft.com/office/drawing/2014/chartex" xmlns:cx1="http://schemas.microsoft.com/office/drawing/2015/9/8/chartex" xmlns:cx2="http://schemas.microsoft.com/office/drawing/2015/10/21/chartex" xmlns:cx3="http://schemas.microsoft.com/office/drawing/2016/5/9/chartex" xmlns:cx4="http://schemas.microsoft.com/office/drawing/2016/5/10/chartex" xmlns:cx5="http://schemas.microsoft.com/office/drawing/2016/5/11/chartex" xmlns:cx6="http://schemas.microsoft.com/office/drawing/2016/5/12/chartex" xmlns:cx7="http://schemas.microsoft.com/office/drawing/2016/5/13/chartex" xmlns:cx8="http://schemas.microsoft.com/office/drawing/2016/5/14/chartex" xmlns:mc="http://schemas.openxmlformats.org/markup-compatibility/2006" xmlns:aink="http://schemas.microsoft.com/office/drawing/2016/ink" xmlns:am3d="http://schemas.microsoft.com/office/drawing/2017/model3d" xmlns:o="urn:schemas-microsoft-com:office:office" xmlns:oel="http://schemas.microsoft.com/office/2019/extlst" xmlns:r="http://schemas.openxmlformats.org/officeDocument/2006/relationships" xmlns:m="http://schemas.openxmlformats.org/officeDocument/2006/math" xmlns:v="urn:schemas-microsoft-com:vml" xmlns:wp14="http://schemas.microsoft.com/office/word/2010/wordprocessingDrawing" xmlns:wp="http://schemas.openxmlformats.org/drawingml/2006/wordprocessingDrawing" xmlns:w10="urn:schemas-microsoft-com:office:word" xmlns:w="http://schemas.openxmlformats.org/wordprocessingml/2006/main" xmlns:w14="http://schemas.microsoft.com/office/word/2010/wordml" xmlns:w15="http://schemas.microsoft.com/office/word/2012/wordml" xmlns:w16cex="http://schemas.microsoft.com/office/word/2018/wordml/cex" xmlns:w16cid="http://schemas.microsoft.com/office/word/2016/wordml/cid" xmlns:w16="http://schemas.microsoft.com/office/word/2018/wordml" xmlns:w16du="http://schemas.microsoft.com/office/word/2023/wordml/word16du" xmlns:w16sdtdh="http://schemas.microsoft.com/office/word/2020/wordml/sdtdatahash" xmlns:w16sdtfl="http://schemas.microsoft.com/office/word/2024/wordml/sdtformatlock" xmlns:w16se="http://schemas.microsoft.com/office/word/2015/wordml/symex" xmlns:wpg="http://schemas.microsoft.com/office/word/2010/wordprocessingGroup" xmlns:wpi="http://schemas.microsoft.com/office/word/2010/wordprocessingInk" xmlns:wne="http://schemas.microsoft.com/office/word/2006/wordml" xmlns:wps="http://schemas.microsoft.com/office/word/2010/wordprocessingShape" mc:Ignorable="w14 w15 w16se w16cid w16 w16cex w16sdtdh w16sdtfl w16du wp14">
+  <w:endnote w:type="separator" w:id="-1">
+    <w:p>
+      <w:pPr>
+        <w:spacing w:after="0" w:line="240" w:lineRule="auto"/>
+      </w:pPr>
+      <w:r>
+        <w:separator/>
+      </w:r>
+    </w:p>
+  </w:endnote>
+  <w:endnote w:type="continuationSeparator" w:id="0">
+    <w:p>
+      <w:pPr>
+        <w:spacing w:after="0" w:line="240" w:lineRule="auto"/>
+      </w:pPr>
+      <w:r>
+        <w:continuationSeparator/>
+      </w:r>
+    </w:p>
+  </w:endnote>
+</w:endnotes>
+</file>
+
 <file path=word/footer1.xml><?xml version="1.0" encoding="utf-8"?>
-<w:ftr xmlns:mc="http://schemas.openxmlformats.org/markup-compatibility/2006" xmlns:o="urn:schemas-microsoft-com:office:office" xmlns:r="http://schemas.openxmlformats.org/officeDocument/2006/relationships" xmlns:m="http://schemas.openxmlformats.org/officeDocument/2006/math" xmlns:v="urn:schemas-microsoft-com:vml" xmlns:wp="http://schemas.openxmlformats.org/drawingml/2006/wordprocessingDrawing" xmlns:w10="urn:schemas-microsoft-com:office:word" xmlns:w="http://schemas.openxmlformats.org/wordprocessingml/2006/main" xmlns:wne="http://schemas.microsoft.com/office/word/2006/wordml" xmlns:sl="http://schemas.openxmlformats.org/schemaLibrary/2006/main" xmlns:a="http://schemas.openxmlformats.org/drawingml/2006/main" xmlns:pic="http://schemas.openxmlformats.org/drawingml/2006/picture" xmlns:c="http://schemas.openxmlformats.org/drawingml/2006/chart" xmlns:lc="http://schemas.openxmlformats.org/drawingml/2006/lockedCanvas" xmlns:dgm="http://schemas.openxmlformats.org/drawingml/2006/diagram" xmlns:wps="http://schemas.microsoft.com/office/word/2010/wordprocessingShape" xmlns:wpg="http://schemas.microsoft.com/office/word/2010/wordprocessingGroup" xmlns:w14="http://schemas.microsoft.com/office/word/2010/wordml" xmlns:w15="http://schemas.microsoft.com/office/word/2012/wordml" xmlns:w16="http://schemas.microsoft.com/office/word/2018/wordml" xmlns:w16cex="http://schemas.microsoft.com/office/word/2018/wordml/cex" xmlns:w16cid="http://schemas.microsoft.com/office/word/2016/wordml/cid" xmlns="http://schemas.microsoft.com/office/tasks/2019/documenttasks" xmlns:cr="http://schemas.microsoft.com/office/comments/2020/reactions">
+<w:ftr xmlns:wpc="http://schemas.microsoft.com/office/word/2010/wordprocessingCanvas" xmlns:cx="http://schemas.microsoft.com/office/drawing/2014/chartex" xmlns:cx1="http://schemas.microsoft.com/office/drawing/2015/9/8/chartex" xmlns:cx2="http://schemas.microsoft.com/office/drawing/2015/10/21/chartex" xmlns:cx3="http://schemas.microsoft.com/office/drawing/2016/5/9/chartex" xmlns:cx4="http://schemas.microsoft.com/office/drawing/2016/5/10/chartex" xmlns:cx5="http://schemas.microsoft.com/office/drawing/2016/5/11/chartex" xmlns:cx6="http://schemas.microsoft.com/office/drawing/2016/5/12/chartex" xmlns:cx7="http://schemas.microsoft.com/office/drawing/2016/5/13/chartex" xmlns:cx8="http://schemas.microsoft.com/office/drawing/2016/5/14/chartex" xmlns:mc="http://schemas.openxmlformats.org/markup-compatibility/2006" xmlns:aink="http://schemas.microsoft.com/office/drawing/2016/ink" xmlns:am3d="http://schemas.microsoft.com/office/drawing/2017/model3d" xmlns:o="urn:schemas-microsoft-com:office:office" xmlns:oel="http://schemas.microsoft.com/office/2019/extlst" xmlns:r="http://schemas.openxmlformats.org/officeDocument/2006/relationships" xmlns:m="http://schemas.openxmlformats.org/officeDocument/2006/math" xmlns:v="urn:schemas-microsoft-com:vml" xmlns:wp14="http://schemas.microsoft.com/office/word/2010/wordprocessingDrawing" xmlns:wp="http://schemas.openxmlformats.org/drawingml/2006/wordprocessingDrawing" xmlns:w10="urn:schemas-microsoft-com:office:word" xmlns:w="http://schemas.openxmlformats.org/wordprocessingml/2006/main" xmlns:w14="http://schemas.microsoft.com/office/word/2010/wordml" xmlns:w15="http://schemas.microsoft.com/office/word/2012/wordml" xmlns:w16cex="http://schemas.microsoft.com/office/word/2018/wordml/cex" xmlns:w16cid="http://schemas.microsoft.com/office/word/2016/wordml/cid" xmlns:w16="http://schemas.microsoft.com/office/word/2018/wordml" xmlns:w16du="http://schemas.microsoft.com/office/word/2023/wordml/word16du" xmlns:w16sdtdh="http://schemas.microsoft.com/office/word/2020/wordml/sdtdatahash" xmlns:w16sdtfl="http://schemas.microsoft.com/office/word/2024/wordml/sdtformatlock" xmlns:w16se="http://schemas.microsoft.com/office/word/2015/wordml/symex" xmlns:wpg="http://schemas.microsoft.com/office/word/2010/wordprocessingGroup" xmlns:wpi="http://schemas.microsoft.com/office/word/2010/wordprocessingInk" xmlns:wne="http://schemas.microsoft.com/office/word/2006/wordml" xmlns:wps="http://schemas.microsoft.com/office/word/2010/wordprocessingShape" mc:Ignorable="w14 w15 w16se w16cid w16 w16cex w16sdtdh w16sdtfl w16du wp14">
   <w:p>
     <w:pPr>
-      <w:keepNext w:val="0"/>
-      <w:keepLines w:val="0"/>
-      <w:widowControl w:val="1"/>
       <w:pBdr>
-        <w:top w:space="0" w:sz="0" w:val="nil"/>
-        <w:left w:space="0" w:sz="0" w:val="nil"/>
-        <w:bottom w:space="0" w:sz="0" w:val="nil"/>
-        <w:right w:space="0" w:sz="0" w:val="nil"/>
-        <w:between w:space="0" w:sz="0" w:val="nil"/>
+        <w:top w:val="nil"/>
+        <w:left w:val="nil"/>
+        <w:bottom w:val="nil"/>
+        <w:right w:val="nil"/>
+        <w:between w:val="nil"/>
       </w:pBdr>
-      <w:shd w:fill="auto" w:val="clear"/>
       <w:tabs>
-        <w:tab w:val="center" w:leader="none" w:pos="4419"/>
-        <w:tab w:val="right" w:leader="none" w:pos="8838"/>
+        <w:tab w:val="center" w:pos="4419"/>
+        <w:tab w:val="right" w:pos="8838"/>
       </w:tabs>
-      <w:spacing w:after="0" w:before="0" w:line="240" w:lineRule="auto"/>
-      <w:ind w:left="0" w:right="0" w:firstLine="0"/>
-      <w:jc w:val="left"/>
+      <w:spacing w:after="0" w:line="240" w:lineRule="auto"/>
       <w:rPr>
-        <w:rFonts w:ascii="Calibri" w:cs="Calibri" w:eastAsia="Calibri" w:hAnsi="Calibri"/>
-        <w:b w:val="0"/>
-        <w:bCs w:val="0"/>
-        <w:i w:val="0"/>
-        <w:iCs w:val="0"/>
-        <w:smallCaps w:val="0"/>
-        <w:strike w:val="0"/>
         <w:color w:val="000000"/>
-        <w:sz w:val="22"/>
-        <w:szCs w:val="22"/>
-        <w:u w:val="none"/>
-        <w:shd w:fill="auto" w:val="clear"/>
-        <w:vertAlign w:val="baseline"/>
       </w:rPr>
     </w:pPr>
     <w:r>
       <w:rPr>
-        <w:rtl w:val="0"/>
+        <w:noProof/>
       </w:rPr>
-    </w:r>
-    <w:r>
       <mc:AlternateContent>
         <mc:Choice Requires="wpg">
           <w:drawing>
-            <wp:anchor allowOverlap="1" behindDoc="0" distB="0" distT="0" distL="114300" distR="114300" hidden="0" layoutInCell="1" locked="0" relativeHeight="0" simplePos="0">
+            <wp:anchor distT="0" distB="0" distL="114300" distR="114300" simplePos="0" relativeHeight="251658240" behindDoc="0" locked="0" layoutInCell="1" hidden="0" allowOverlap="1" wp14:anchorId="4FCE3C4D" wp14:editId="35EC3270">
               <wp:simplePos x="0" y="0"/>
               <wp:positionH relativeFrom="column">
                 <wp:posOffset>-683893</wp:posOffset>
@@ -1598,22 +1583,24 @@
                 <wp:posOffset>0</wp:posOffset>
               </wp:positionV>
               <wp:extent cx="7753350" cy="190500"/>
-              <wp:effectExtent b="0" l="0" r="0" t="0"/>
+              <wp:effectExtent l="0" t="0" r="0" b="0"/>
               <wp:wrapNone/>
-              <wp:docPr id="1" name=""/>
-              <a:graphic>
+              <wp:docPr id="1" name="Grupo 1"/>
+              <wp:cNvGraphicFramePr/>
+              <a:graphic xmlns:a="http://schemas.openxmlformats.org/drawingml/2006/main">
                 <a:graphicData uri="http://schemas.microsoft.com/office/word/2010/wordprocessingGroup">
                   <wpg:wgp>
                     <wpg:cNvGrpSpPr/>
                     <wpg:grpSpPr>
                       <a:xfrm>
-                        <a:off x="1469325" y="3681025"/>
+                        <a:off x="0" y="0"/>
                         <a:ext cx="7753350" cy="190500"/>
                         <a:chOff x="1469325" y="3681025"/>
                         <a:chExt cx="7753350" cy="865800"/>
                       </a:xfrm>
                     </wpg:grpSpPr>
                     <wpg:grpSp>
+                      <wpg:cNvPr id="969691026" name="Grupo 969691026"/>
                       <wpg:cNvGrpSpPr/>
                       <wpg:grpSpPr>
                         <a:xfrm>
@@ -1624,8 +1611,8 @@
                         </a:xfrm>
                       </wpg:grpSpPr>
                       <wps:wsp>
+                        <wps:cNvPr id="646605216" name="Rectángulo 646605216"/>
                         <wps:cNvSpPr/>
-                        <wps:cNvPr id="3" name="Shape 3"/>
                         <wps:spPr>
                           <a:xfrm>
                             <a:off x="1469325" y="3679975"/>
@@ -1643,19 +1630,18 @@
                           <w:txbxContent>
                             <w:p>
                               <w:pPr>
-                                <w:spacing w:after="0" w:before="0" w:line="240"/>
-                                <w:ind w:left="0" w:right="0" w:firstLine="0"/>
-                                <w:jc w:val="left"/>
+                                <w:spacing w:after="0" w:line="240" w:lineRule="auto"/>
                                 <w:textDirection w:val="btLr"/>
                               </w:pPr>
                             </w:p>
                           </w:txbxContent>
                         </wps:txbx>
-                        <wps:bodyPr anchorCtr="0" anchor="ctr" bIns="91425" lIns="91425" spcFirstLastPara="1" rIns="91425" wrap="square" tIns="91425">
+                        <wps:bodyPr spcFirstLastPara="1" wrap="square" lIns="91425" tIns="91425" rIns="91425" bIns="91425" anchor="ctr" anchorCtr="0">
                           <a:noAutofit/>
                         </wps:bodyPr>
                       </wps:wsp>
                       <wpg:grpSp>
+                        <wpg:cNvPr id="1359034800" name="Grupo 1359034800"/>
                         <wpg:cNvGrpSpPr/>
                         <wpg:grpSpPr>
                           <a:xfrm>
@@ -1666,8 +1652,8 @@
                           </a:xfrm>
                         </wpg:grpSpPr>
                         <wps:wsp>
+                          <wps:cNvPr id="1193988773" name="Rectángulo 1193988773"/>
                           <wps:cNvSpPr/>
-                          <wps:cNvPr id="5" name="Shape 5"/>
                           <wps:spPr>
                             <a:xfrm>
                               <a:off x="0" y="14970"/>
@@ -1685,21 +1671,19 @@
                             <w:txbxContent>
                               <w:p>
                                 <w:pPr>
-                                  <w:spacing w:after="0" w:before="0" w:line="240"/>
-                                  <w:ind w:left="0" w:right="0" w:firstLine="0"/>
-                                  <w:jc w:val="left"/>
+                                  <w:spacing w:after="0" w:line="240" w:lineRule="auto"/>
                                   <w:textDirection w:val="btLr"/>
                                 </w:pPr>
                               </w:p>
                             </w:txbxContent>
                           </wps:txbx>
-                          <wps:bodyPr anchorCtr="0" anchor="ctr" bIns="91425" lIns="91425" spcFirstLastPara="1" rIns="91425" wrap="square" tIns="91425">
+                          <wps:bodyPr spcFirstLastPara="1" wrap="square" lIns="91425" tIns="91425" rIns="91425" bIns="91425" anchor="ctr" anchorCtr="0">
                             <a:noAutofit/>
                           </wps:bodyPr>
                         </wps:wsp>
                         <wps:wsp>
+                          <wps:cNvPr id="556718128" name="Rectángulo 556718128"/>
                           <wps:cNvSpPr/>
-                          <wps:cNvPr id="6" name="Shape 6"/>
                           <wps:spPr>
                             <a:xfrm>
                               <a:off x="10803" y="14982"/>
@@ -1717,45 +1701,31 @@
                             <w:txbxContent>
                               <w:p>
                                 <w:pPr>
-                                  <w:spacing w:after="160" w:before="0" w:line="258.99999618530273"/>
-                                  <w:ind w:left="0" w:right="0" w:firstLine="0"/>
+                                  <w:spacing w:line="258" w:lineRule="auto"/>
                                   <w:jc w:val="center"/>
                                   <w:textDirection w:val="btLr"/>
                                 </w:pPr>
                                 <w:r>
                                   <w:rPr>
-                                    <w:rFonts w:ascii="Calibri" w:cs="Calibri" w:eastAsia="Calibri" w:hAnsi="Calibri"/>
-                                    <w:b w:val="0"/>
-                                    <w:i w:val="0"/>
-                                    <w:smallCaps w:val="0"/>
-                                    <w:strike w:val="0"/>
                                     <w:color w:val="000000"/>
-                                    <w:sz w:val="22"/>
-                                    <w:vertAlign w:val="baseline"/>
                                   </w:rPr>
-                                  <w:t xml:space="preserve">PAGE    \* MERGEFORMAT</w:t>
+                                  <w:t>PAGE    \* MERGEFORMAT</w:t>
                                 </w:r>
                                 <w:r>
                                   <w:rPr>
-                                    <w:rFonts w:ascii="Calibri" w:cs="Calibri" w:eastAsia="Calibri" w:hAnsi="Calibri"/>
-                                    <w:b w:val="0"/>
-                                    <w:i w:val="0"/>
-                                    <w:smallCaps w:val="0"/>
-                                    <w:strike w:val="0"/>
-                                    <w:color w:val="8c8c8c"/>
-                                    <w:sz w:val="22"/>
-                                    <w:vertAlign w:val="baseline"/>
+                                    <w:color w:val="8C8C8C"/>
                                   </w:rPr>
-                                  <w:t xml:space="preserve">0</w:t>
+                                  <w:t>0</w:t>
                                 </w:r>
                               </w:p>
                             </w:txbxContent>
                           </wps:txbx>
-                          <wps:bodyPr anchorCtr="0" anchor="t" bIns="0" lIns="0" spcFirstLastPara="1" rIns="0" wrap="square" tIns="0">
+                          <wps:bodyPr spcFirstLastPara="1" wrap="square" lIns="0" tIns="0" rIns="0" bIns="0" anchor="t" anchorCtr="0">
                             <a:noAutofit/>
                           </wps:bodyPr>
                         </wps:wsp>
                         <wpg:grpSp>
+                          <wpg:cNvPr id="2116585422" name="Grupo 2116585422"/>
                           <wpg:cNvGrpSpPr/>
                           <wpg:grpSpPr>
                             <a:xfrm flipH="1">
@@ -1766,33 +1736,33 @@
                             </a:xfrm>
                           </wpg:grpSpPr>
                           <wps:wsp>
+                            <wps:cNvPr id="1452887217" name="Conector: angular 1452887217"/>
                             <wps:cNvCnPr/>
                             <wps:spPr>
-                              <a:xfrm flipH="1" rot="10800000">
+                              <a:xfrm rot="10800000" flipH="1">
                                 <a:off x="-8" y="14978"/>
                                 <a:ext cx="1260" cy="230"/>
                               </a:xfrm>
                               <a:prstGeom prst="bentConnector3">
                                 <a:avLst>
-                                  <a:gd fmla="val 50000" name="adj1"/>
+                                  <a:gd name="adj1" fmla="val 50000"/>
                                 </a:avLst>
                               </a:prstGeom>
                               <a:noFill/>
-                              <a:ln cap="flat" cmpd="sng" w="9525">
+                              <a:ln w="9525" cap="flat" cmpd="sng">
                                 <a:solidFill>
                                   <a:srgbClr val="A5A5A5"/>
                                 </a:solidFill>
                                 <a:prstDash val="solid"/>
                                 <a:miter lim="800000"/>
-                                <a:headEnd len="sm" w="sm" type="none"/>
-                                <a:tailEnd len="sm" w="sm" type="none"/>
+                                <a:headEnd type="none" w="sm" len="sm"/>
+                                <a:tailEnd type="none" w="sm" len="sm"/>
                               </a:ln>
                             </wps:spPr>
-                            <wps:bodyPr anchorCtr="0" anchor="ctr" bIns="91425" lIns="91425" spcFirstLastPara="1" rIns="91425" wrap="square" tIns="91425">
-                              <a:noAutofit/>
-                            </wps:bodyPr>
+                            <wps:bodyPr/>
                           </wps:wsp>
                           <wps:wsp>
+                            <wps:cNvPr id="1878598332" name="Conector: angular 1878598332"/>
                             <wps:cNvCnPr/>
                             <wps:spPr>
                               <a:xfrm rot="10800000">
@@ -1801,23 +1771,21 @@
                               </a:xfrm>
                               <a:prstGeom prst="bentConnector3">
                                 <a:avLst>
-                                  <a:gd fmla="val 96778" name="adj1"/>
+                                  <a:gd name="adj1" fmla="val 96778"/>
                                 </a:avLst>
                               </a:prstGeom>
                               <a:noFill/>
-                              <a:ln cap="flat" cmpd="sng" w="9525">
+                              <a:ln w="9525" cap="flat" cmpd="sng">
                                 <a:solidFill>
                                   <a:srgbClr val="A5A5A5"/>
                                 </a:solidFill>
                                 <a:prstDash val="solid"/>
                                 <a:miter lim="800000"/>
-                                <a:headEnd len="sm" w="sm" type="none"/>
-                                <a:tailEnd len="sm" w="sm" type="none"/>
+                                <a:headEnd type="none" w="sm" len="sm"/>
+                                <a:tailEnd type="none" w="sm" len="sm"/>
                               </a:ln>
                             </wps:spPr>
-                            <wps:bodyPr anchorCtr="0" anchor="ctr" bIns="91425" lIns="91425" spcFirstLastPara="1" rIns="91425" wrap="square" tIns="91425">
-                              <a:noAutofit/>
-                            </wps:bodyPr>
+                            <wps:bodyPr/>
                           </wps:wsp>
                         </wpg:grpSp>
                       </wpg:grpSp>
@@ -1829,46 +1797,82 @@
           </w:drawing>
         </mc:Choice>
         <mc:Fallback>
-          <w:drawing>
-            <wp:anchor allowOverlap="1" behindDoc="0" distB="0" distT="0" distL="114300" distR="114300" hidden="0" layoutInCell="1" locked="0" relativeHeight="0" simplePos="0">
-              <wp:simplePos x="0" y="0"/>
-              <wp:positionH relativeFrom="column">
-                <wp:posOffset>-683893</wp:posOffset>
-              </wp:positionH>
-              <wp:positionV relativeFrom="paragraph">
-                <wp:posOffset>0</wp:posOffset>
-              </wp:positionV>
-              <wp:extent cx="7753350" cy="190500"/>
-              <wp:effectExtent b="0" l="0" r="0" t="0"/>
-              <wp:wrapNone/>
-              <wp:docPr id="1" name="image5.png"/>
-              <a:graphic>
-                <a:graphicData uri="http://schemas.openxmlformats.org/drawingml/2006/picture">
-                  <pic:pic>
-                    <pic:nvPicPr>
-                      <pic:cNvPr id="0" name="image5.png"/>
-                      <pic:cNvPicPr preferRelativeResize="0"/>
-                    </pic:nvPicPr>
-                    <pic:blipFill>
-                      <a:blip r:embed="rId1"/>
-                      <a:srcRect/>
-                      <a:stretch>
-                        <a:fillRect/>
-                      </a:stretch>
-                    </pic:blipFill>
-                    <pic:spPr>
-                      <a:xfrm>
-                        <a:off x="0" y="0"/>
-                        <a:ext cx="7753350" cy="190500"/>
-                      </a:xfrm>
-                      <a:prstGeom prst="rect"/>
-                      <a:ln/>
-                    </pic:spPr>
-                  </pic:pic>
-                </a:graphicData>
-              </a:graphic>
-            </wp:anchor>
-          </w:drawing>
+          <w:pict>
+            <v:group w14:anchorId="4FCE3C4D" id="Grupo 1" o:spid="_x0000_s1026" style="position:absolute;margin-left:-53.85pt;margin-top:0;width:610.5pt;height:15pt;z-index:251658240" coordorigin="14693,36810" coordsize="77533,8658" o:gfxdata="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">
+              <v:group id="Grupo 969691026" o:spid="_x0000_s1027" style="position:absolute;left:14693;top:36847;width:77533;height:1905" coordorigin="14693,36799" coordsize="77533,8717" o:gfxdata="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">
+                <v:rect id="Rectángulo 646605216" o:spid="_x0000_s1028" style="position:absolute;left:14693;top:36799;width:77534;height:8718;visibility:visible;mso-wrap-style:square;v-text-anchor:middle" o:gfxdata="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" filled="f" stroked="f">
+                  <v:textbox inset="2.53958mm,2.53958mm,2.53958mm,2.53958mm">
+                    <w:txbxContent>
+                      <w:p>
+                        <w:pPr>
+                          <w:spacing w:after="0" w:line="240" w:lineRule="auto"/>
+                          <w:textDirection w:val="btLr"/>
+                        </w:pPr>
+                      </w:p>
+                    </w:txbxContent>
+                  </v:textbox>
+                </v:rect>
+                <v:group id="Grupo 1359034800" o:spid="_x0000_s1029" style="position:absolute;left:14693;top:36847;width:77533;height:1905" coordorigin=",14970" coordsize="12255,300" o:gfxdata="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">
+                  <v:rect id="Rectángulo 1193988773" o:spid="_x0000_s1030" style="position:absolute;top:14970;width:12250;height:300;visibility:visible;mso-wrap-style:square;v-text-anchor:middle" o:gfxdata="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" filled="f" stroked="f">
+                    <v:textbox inset="2.53958mm,2.53958mm,2.53958mm,2.53958mm">
+                      <w:txbxContent>
+                        <w:p>
+                          <w:pPr>
+                            <w:spacing w:after="0" w:line="240" w:lineRule="auto"/>
+                            <w:textDirection w:val="btLr"/>
+                          </w:pPr>
+                        </w:p>
+                      </w:txbxContent>
+                    </v:textbox>
+                  </v:rect>
+                  <v:rect id="Rectángulo 556718128" o:spid="_x0000_s1031" style="position:absolute;left:10803;top:14982;width:659;height:288;visibility:visible;mso-wrap-style:square;v-text-anchor:top" o:gfxdata="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" filled="f" stroked="f">
+                    <v:textbox inset="0,0,0,0">
+                      <w:txbxContent>
+                        <w:p>
+                          <w:pPr>
+                            <w:spacing w:line="258" w:lineRule="auto"/>
+                            <w:jc w:val="center"/>
+                            <w:textDirection w:val="btLr"/>
+                          </w:pPr>
+                          <w:r>
+                            <w:rPr>
+                              <w:color w:val="000000"/>
+                            </w:rPr>
+                            <w:t>PAGE    \* MERGEFORMAT</w:t>
+                          </w:r>
+                          <w:r>
+                            <w:rPr>
+                              <w:color w:val="8C8C8C"/>
+                            </w:rPr>
+                            <w:t>0</w:t>
+                          </w:r>
+                        </w:p>
+                      </w:txbxContent>
+                    </v:textbox>
+                  </v:rect>
+                  <v:group id="Grupo 2116585422" o:spid="_x0000_s1032" style="position:absolute;top:14970;width:12255;height:230;flip:x" coordorigin="-8,14978" coordsize="12255,230" o:gfxdata="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">
+                    <v:shapetype id="_x0000_t34" coordsize="21600,21600" o:spt="34" o:oned="t" adj="10800" path="m,l@0,0@0,21600,21600,21600e" filled="f">
+                      <v:stroke joinstyle="miter"/>
+                      <v:formulas>
+                        <v:f eqn="val #0"/>
+                      </v:formulas>
+                      <v:path arrowok="t" fillok="f" o:connecttype="none"/>
+                      <v:handles>
+                        <v:h position="#0,center"/>
+                      </v:handles>
+                      <o:lock v:ext="edit" shapetype="t"/>
+                    </v:shapetype>
+                    <v:shape id="Conector: angular 1452887217" o:spid="_x0000_s1033" type="#_x0000_t34" style="position:absolute;left:-8;top:14978;width:1260;height:230;rotation:180;flip:x;visibility:visible;mso-wrap-style:square" o:connectortype="elbow" o:gfxdata="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" strokecolor="#a5a5a5">
+                      <v:stroke startarrowwidth="narrow" startarrowlength="short" endarrowwidth="narrow" endarrowlength="short"/>
+                    </v:shape>
+                    <v:shape id="Conector: angular 1878598332" o:spid="_x0000_s1034" type="#_x0000_t34" style="position:absolute;left:1252;top:14978;width:10995;height:230;rotation:180;visibility:visible;mso-wrap-style:square" o:connectortype="elbow" o:gfxdata="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" adj="20904" strokecolor="#a5a5a5">
+                      <v:stroke startarrowwidth="narrow" startarrowlength="short" endarrowwidth="narrow" endarrowlength="short"/>
+                    </v:shape>
+                  </v:group>
+                </v:group>
+              </v:group>
+            </v:group>
+          </w:pict>
         </mc:Fallback>
       </mc:AlternateContent>
     </w:r>
@@ -1876,178 +1880,183 @@
 </w:ftr>
 </file>
 
+<file path=word/footnotes.xml><?xml version="1.0" encoding="utf-8"?>
+<w:footnotes xmlns:wpc="http://schemas.microsoft.com/office/word/2010/wordprocessingCanvas" xmlns:cx="http://schemas.microsoft.com/office/drawing/2014/chartex" xmlns:cx1="http://schemas.microsoft.com/office/drawing/2015/9/8/chartex" xmlns:cx2="http://schemas.microsoft.com/office/drawing/2015/10/21/chartex" xmlns:cx3="http://schemas.microsoft.com/office/drawing/2016/5/9/chartex" xmlns:cx4="http://schemas.microsoft.com/office/drawing/2016/5/10/chartex" xmlns:cx5="http://schemas.microsoft.com/office/drawing/2016/5/11/chartex" xmlns:cx6="http://schemas.microsoft.com/office/drawing/2016/5/12/chartex" xmlns:cx7="http://schemas.microsoft.com/office/drawing/2016/5/13/chartex" xmlns:cx8="http://schemas.microsoft.com/office/drawing/2016/5/14/chartex" xmlns:mc="http://schemas.openxmlformats.org/markup-compatibility/2006" xmlns:aink="http://schemas.microsoft.com/office/drawing/2016/ink" xmlns:am3d="http://schemas.microsoft.com/office/drawing/2017/model3d" xmlns:o="urn:schemas-microsoft-com:office:office" xmlns:oel="http://schemas.microsoft.com/office/2019/extlst" xmlns:r="http://schemas.openxmlformats.org/officeDocument/2006/relationships" xmlns:m="http://schemas.openxmlformats.org/officeDocument/2006/math" xmlns:v="urn:schemas-microsoft-com:vml" xmlns:wp14="http://schemas.microsoft.com/office/word/2010/wordprocessingDrawing" xmlns:wp="http://schemas.openxmlformats.org/drawingml/2006/wordprocessingDrawing" xmlns:w10="urn:schemas-microsoft-com:office:word" xmlns:w="http://schemas.openxmlformats.org/wordprocessingml/2006/main" xmlns:w14="http://schemas.microsoft.com/office/word/2010/wordml" xmlns:w15="http://schemas.microsoft.com/office/word/2012/wordml" xmlns:w16cex="http://schemas.microsoft.com/office/word/2018/wordml/cex" xmlns:w16cid="http://schemas.microsoft.com/office/word/2016/wordml/cid" xmlns:w16="http://schemas.microsoft.com/office/word/2018/wordml" xmlns:w16du="http://schemas.microsoft.com/office/word/2023/wordml/word16du" xmlns:w16sdtdh="http://schemas.microsoft.com/office/word/2020/wordml/sdtdatahash" xmlns:w16sdtfl="http://schemas.microsoft.com/office/word/2024/wordml/sdtformatlock" xmlns:w16se="http://schemas.microsoft.com/office/word/2015/wordml/symex" xmlns:wpg="http://schemas.microsoft.com/office/word/2010/wordprocessingGroup" xmlns:wpi="http://schemas.microsoft.com/office/word/2010/wordprocessingInk" xmlns:wne="http://schemas.microsoft.com/office/word/2006/wordml" xmlns:wps="http://schemas.microsoft.com/office/word/2010/wordprocessingShape" mc:Ignorable="w14 w15 w16se w16cid w16 w16cex w16sdtdh w16sdtfl w16du wp14">
+  <w:footnote w:type="separator" w:id="-1">
+    <w:p>
+      <w:pPr>
+        <w:spacing w:after="0" w:line="240" w:lineRule="auto"/>
+      </w:pPr>
+      <w:r>
+        <w:separator/>
+      </w:r>
+    </w:p>
+  </w:footnote>
+  <w:footnote w:type="continuationSeparator" w:id="0">
+    <w:p>
+      <w:pPr>
+        <w:spacing w:after="0" w:line="240" w:lineRule="auto"/>
+      </w:pPr>
+      <w:r>
+        <w:continuationSeparator/>
+      </w:r>
+    </w:p>
+  </w:footnote>
+</w:footnotes>
+</file>
+
 <file path=word/header1.xml><?xml version="1.0" encoding="utf-8"?>
-<w:hdr xmlns:mc="http://schemas.openxmlformats.org/markup-compatibility/2006" xmlns:o="urn:schemas-microsoft-com:office:office" xmlns:r="http://schemas.openxmlformats.org/officeDocument/2006/relationships" xmlns:m="http://schemas.openxmlformats.org/officeDocument/2006/math" xmlns:v="urn:schemas-microsoft-com:vml" xmlns:wp="http://schemas.openxmlformats.org/drawingml/2006/wordprocessingDrawing" xmlns:w10="urn:schemas-microsoft-com:office:word" xmlns:w="http://schemas.openxmlformats.org/wordprocessingml/2006/main" xmlns:wne="http://schemas.microsoft.com/office/word/2006/wordml" xmlns:sl="http://schemas.openxmlformats.org/schemaLibrary/2006/main" xmlns:a="http://schemas.openxmlformats.org/drawingml/2006/main" xmlns:pic="http://schemas.openxmlformats.org/drawingml/2006/picture" xmlns:c="http://schemas.openxmlformats.org/drawingml/2006/chart" xmlns:lc="http://schemas.openxmlformats.org/drawingml/2006/lockedCanvas" xmlns:dgm="http://schemas.openxmlformats.org/drawingml/2006/diagram" xmlns:wps="http://schemas.microsoft.com/office/word/2010/wordprocessingShape" xmlns:wpg="http://schemas.microsoft.com/office/word/2010/wordprocessingGroup" xmlns:w14="http://schemas.microsoft.com/office/word/2010/wordml" xmlns:w15="http://schemas.microsoft.com/office/word/2012/wordml" xmlns:w16="http://schemas.microsoft.com/office/word/2018/wordml" xmlns:w16cex="http://schemas.microsoft.com/office/word/2018/wordml/cex" xmlns:w16cid="http://schemas.microsoft.com/office/word/2016/wordml/cid" xmlns="http://schemas.microsoft.com/office/tasks/2019/documenttasks" xmlns:cr="http://schemas.microsoft.com/office/comments/2020/reactions">
+<w:hdr xmlns:wpc="http://schemas.microsoft.com/office/word/2010/wordprocessingCanvas" xmlns:cx="http://schemas.microsoft.com/office/drawing/2014/chartex" xmlns:cx1="http://schemas.microsoft.com/office/drawing/2015/9/8/chartex" xmlns:cx2="http://schemas.microsoft.com/office/drawing/2015/10/21/chartex" xmlns:cx3="http://schemas.microsoft.com/office/drawing/2016/5/9/chartex" xmlns:cx4="http://schemas.microsoft.com/office/drawing/2016/5/10/chartex" xmlns:cx5="http://schemas.microsoft.com/office/drawing/2016/5/11/chartex" xmlns:cx6="http://schemas.microsoft.com/office/drawing/2016/5/12/chartex" xmlns:cx7="http://schemas.microsoft.com/office/drawing/2016/5/13/chartex" xmlns:cx8="http://schemas.microsoft.com/office/drawing/2016/5/14/chartex" xmlns:mc="http://schemas.openxmlformats.org/markup-compatibility/2006" xmlns:aink="http://schemas.microsoft.com/office/drawing/2016/ink" xmlns:am3d="http://schemas.microsoft.com/office/drawing/2017/model3d" xmlns:o="urn:schemas-microsoft-com:office:office" xmlns:oel="http://schemas.microsoft.com/office/2019/extlst" xmlns:r="http://schemas.openxmlformats.org/officeDocument/2006/relationships" xmlns:m="http://schemas.openxmlformats.org/officeDocument/2006/math" xmlns:v="urn:schemas-microsoft-com:vml" xmlns:wp14="http://schemas.microsoft.com/office/word/2010/wordprocessingDrawing" xmlns:wp="http://schemas.openxmlformats.org/drawingml/2006/wordprocessingDrawing" xmlns:w10="urn:schemas-microsoft-com:office:word" xmlns:w="http://schemas.openxmlformats.org/wordprocessingml/2006/main" xmlns:w14="http://schemas.microsoft.com/office/word/2010/wordml" xmlns:w15="http://schemas.microsoft.com/office/word/2012/wordml" xmlns:w16cex="http://schemas.microsoft.com/office/word/2018/wordml/cex" xmlns:w16cid="http://schemas.microsoft.com/office/word/2016/wordml/cid" xmlns:w16="http://schemas.microsoft.com/office/word/2018/wordml" xmlns:w16du="http://schemas.microsoft.com/office/word/2023/wordml/word16du" xmlns:w16sdtdh="http://schemas.microsoft.com/office/word/2020/wordml/sdtdatahash" xmlns:w16sdtfl="http://schemas.microsoft.com/office/word/2024/wordml/sdtformatlock" xmlns:w16se="http://schemas.microsoft.com/office/word/2015/wordml/symex" xmlns:wpg="http://schemas.microsoft.com/office/word/2010/wordprocessingGroup" xmlns:wpi="http://schemas.microsoft.com/office/word/2010/wordprocessingInk" xmlns:wne="http://schemas.microsoft.com/office/word/2006/wordml" xmlns:wps="http://schemas.microsoft.com/office/word/2010/wordprocessingShape" mc:Ignorable="w14 w15 w16se w16cid w16 w16cex w16sdtdh w16sdtfl w16du wp14">
   <w:p>
     <w:pPr>
-      <w:keepNext w:val="0"/>
-      <w:keepLines w:val="0"/>
       <w:widowControl w:val="0"/>
       <w:pBdr>
-        <w:top w:space="0" w:sz="0" w:val="nil"/>
-        <w:left w:space="0" w:sz="0" w:val="nil"/>
-        <w:bottom w:space="0" w:sz="0" w:val="nil"/>
-        <w:right w:space="0" w:sz="0" w:val="nil"/>
-        <w:between w:space="0" w:sz="0" w:val="nil"/>
+        <w:top w:val="nil"/>
+        <w:left w:val="nil"/>
+        <w:bottom w:val="nil"/>
+        <w:right w:val="nil"/>
+        <w:between w:val="nil"/>
       </w:pBdr>
-      <w:shd w:fill="auto" w:val="clear"/>
-      <w:spacing w:after="0" w:before="0" w:line="276" w:lineRule="auto"/>
-      <w:ind w:left="0" w:right="0" w:firstLine="0"/>
-      <w:jc w:val="left"/>
+      <w:spacing w:after="0" w:line="276" w:lineRule="auto"/>
       <w:rPr>
-        <w:b w:val="1"/>
-        <w:bCs w:val="1"/>
+        <w:b/>
+        <w:bCs/>
         <w:sz w:val="24"/>
         <w:szCs w:val="24"/>
       </w:rPr>
     </w:pPr>
-    <w:r>
-      <w:rPr>
-        <w:rtl w:val="0"/>
-      </w:rPr>
-    </w:r>
   </w:p>
   <w:tbl>
     <w:tblPr>
-      <w:tblStyle w:val="Table9"/>
-      <w:tblW w:w="9923.0" w:type="dxa"/>
-      <w:jc w:val="left"/>
+      <w:tblStyle w:val="a7"/>
+      <w:tblW w:w="9923" w:type="dxa"/>
+      <w:tblInd w:w="0" w:type="dxa"/>
       <w:tblBorders>
-        <w:top w:color="000000" w:space="0" w:sz="4" w:val="single"/>
-        <w:left w:color="000000" w:space="0" w:sz="4" w:val="single"/>
-        <w:bottom w:color="000000" w:space="0" w:sz="4" w:val="single"/>
-        <w:right w:color="000000" w:space="0" w:sz="4" w:val="single"/>
-        <w:insideH w:color="000000" w:space="0" w:sz="4" w:val="single"/>
-        <w:insideV w:color="000000" w:space="0" w:sz="4" w:val="single"/>
+        <w:top w:val="single" w:sz="4" w:space="0" w:color="000000"/>
+        <w:left w:val="single" w:sz="4" w:space="0" w:color="000000"/>
+        <w:bottom w:val="single" w:sz="4" w:space="0" w:color="000000"/>
+        <w:right w:val="single" w:sz="4" w:space="0" w:color="000000"/>
+        <w:insideH w:val="single" w:sz="4" w:space="0" w:color="000000"/>
+        <w:insideV w:val="single" w:sz="4" w:space="0" w:color="000000"/>
       </w:tblBorders>
       <w:tblLayout w:type="fixed"/>
-      <w:tblLook w:val="0400"/>
+      <w:tblLook w:val="0400" w:firstRow="0" w:lastRow="0" w:firstColumn="0" w:lastColumn="0" w:noHBand="0" w:noVBand="1"/>
     </w:tblPr>
     <w:tblGrid>
       <w:gridCol w:w="5707"/>
       <w:gridCol w:w="4216"/>
-      <w:tblGridChange w:id="0">
-        <w:tblGrid>
-          <w:gridCol w:w="5707"/>
-          <w:gridCol w:w="4216"/>
-        </w:tblGrid>
-      </w:tblGridChange>
     </w:tblGrid>
     <w:tr>
       <w:trPr>
-        <w:cantSplit w:val="0"/>
-        <w:trHeight w:val="697" w:hRule="atLeast"/>
-        <w:tblHeader w:val="0"/>
+        <w:trHeight w:val="697"/>
       </w:trPr>
       <w:tc>
         <w:tcPr>
+          <w:tcW w:w="5707" w:type="dxa"/>
           <w:tcBorders>
-            <w:top w:color="000000" w:space="0" w:sz="0" w:val="nil"/>
-            <w:left w:color="000000" w:space="0" w:sz="0" w:val="nil"/>
-            <w:bottom w:color="000000" w:space="0" w:sz="0" w:val="nil"/>
-            <w:right w:color="000000" w:space="0" w:sz="0" w:val="nil"/>
+            <w:top w:val="nil"/>
+            <w:left w:val="nil"/>
+            <w:bottom w:val="nil"/>
+            <w:right w:val="nil"/>
           </w:tcBorders>
         </w:tcPr>
         <w:p>
           <w:pPr>
             <w:rPr>
-              <w:rFonts w:ascii="Century Gothic" w:cs="Century Gothic" w:eastAsia="Century Gothic" w:hAnsi="Century Gothic"/>
-              <w:b w:val="1"/>
-              <w:bCs w:val="1"/>
-              <w:color w:val="1d2763"/>
+              <w:rFonts w:ascii="Century Gothic" w:eastAsia="Century Gothic" w:hAnsi="Century Gothic" w:cs="Century Gothic"/>
+              <w:b/>
+              <w:bCs/>
+              <w:color w:val="1D2763"/>
               <w:sz w:val="24"/>
               <w:szCs w:val="24"/>
             </w:rPr>
           </w:pPr>
           <w:r>
             <w:rPr>
-              <w:rFonts w:ascii="Century Gothic" w:cs="Century Gothic" w:eastAsia="Century Gothic" w:hAnsi="Century Gothic"/>
-              <w:b w:val="1"/>
-              <w:bCs w:val="1"/>
-              <w:color w:val="1d2763"/>
+              <w:rFonts w:ascii="Century Gothic" w:eastAsia="Century Gothic" w:hAnsi="Century Gothic" w:cs="Century Gothic"/>
+              <w:b/>
+              <w:bCs/>
+              <w:color w:val="1D2763"/>
               <w:sz w:val="24"/>
               <w:szCs w:val="24"/>
-              <w:rtl w:val="0"/>
             </w:rPr>
-            <w:t xml:space="preserve">Diario de Reflexión</w:t>
+            <w:t>Diario de Reflexión</w:t>
           </w:r>
         </w:p>
         <w:p>
           <w:pPr>
             <w:rPr>
-              <w:rFonts w:ascii="Century Gothic" w:cs="Century Gothic" w:eastAsia="Century Gothic" w:hAnsi="Century Gothic"/>
-              <w:b w:val="1"/>
-              <w:bCs w:val="1"/>
-              <w:color w:val="1d2763"/>
+              <w:rFonts w:ascii="Century Gothic" w:eastAsia="Century Gothic" w:hAnsi="Century Gothic" w:cs="Century Gothic"/>
+              <w:b/>
+              <w:bCs/>
+              <w:color w:val="1D2763"/>
               <w:sz w:val="24"/>
               <w:szCs w:val="24"/>
             </w:rPr>
           </w:pPr>
           <w:r>
             <w:rPr>
-              <w:rFonts w:ascii="Century Gothic" w:cs="Century Gothic" w:eastAsia="Century Gothic" w:hAnsi="Century Gothic"/>
-              <w:b w:val="1"/>
-              <w:bCs w:val="1"/>
-              <w:color w:val="1d2763"/>
+              <w:rFonts w:ascii="Century Gothic" w:eastAsia="Century Gothic" w:hAnsi="Century Gothic" w:cs="Century Gothic"/>
+              <w:b/>
+              <w:bCs/>
+              <w:color w:val="1D2763"/>
               <w:sz w:val="24"/>
               <w:szCs w:val="24"/>
-              <w:rtl w:val="0"/>
             </w:rPr>
-            <w:t xml:space="preserve">Fase 2</w:t>
+            <w:t>Fase 2</w:t>
           </w:r>
         </w:p>
         <w:p>
           <w:pPr>
             <w:rPr>
-              <w:rFonts w:ascii="Century Gothic" w:cs="Century Gothic" w:eastAsia="Century Gothic" w:hAnsi="Century Gothic"/>
+              <w:rFonts w:ascii="Century Gothic" w:eastAsia="Century Gothic" w:hAnsi="Century Gothic" w:cs="Century Gothic"/>
               <w:sz w:val="2"/>
               <w:szCs w:val="2"/>
             </w:rPr>
           </w:pPr>
-          <w:r>
-            <w:rPr>
-              <w:rtl w:val="0"/>
-            </w:rPr>
-          </w:r>
         </w:p>
       </w:tc>
       <w:tc>
         <w:tcPr>
+          <w:tcW w:w="4216" w:type="dxa"/>
           <w:tcBorders>
-            <w:top w:color="000000" w:space="0" w:sz="0" w:val="nil"/>
-            <w:left w:color="000000" w:space="0" w:sz="0" w:val="nil"/>
-            <w:bottom w:color="000000" w:space="0" w:sz="0" w:val="nil"/>
-            <w:right w:color="000000" w:space="0" w:sz="0" w:val="nil"/>
+            <w:top w:val="nil"/>
+            <w:left w:val="nil"/>
+            <w:bottom w:val="nil"/>
+            <w:right w:val="nil"/>
           </w:tcBorders>
         </w:tcPr>
         <w:p>
           <w:pPr>
             <w:jc w:val="right"/>
             <w:rPr>
-              <w:rFonts w:ascii="Century Gothic" w:cs="Century Gothic" w:eastAsia="Century Gothic" w:hAnsi="Century Gothic"/>
-              <w:b w:val="1"/>
-              <w:bCs w:val="1"/>
+              <w:rFonts w:ascii="Century Gothic" w:eastAsia="Century Gothic" w:hAnsi="Century Gothic" w:cs="Century Gothic"/>
+              <w:b/>
+              <w:bCs/>
               <w:sz w:val="30"/>
               <w:szCs w:val="30"/>
             </w:rPr>
           </w:pPr>
           <w:r>
-            <w:rPr/>
+            <w:rPr>
+              <w:noProof/>
+            </w:rPr>
             <w:drawing>
-              <wp:inline distB="0" distT="0" distL="0" distR="0">
+              <wp:inline distT="0" distB="0" distL="0" distR="0" wp14:anchorId="7AB16445" wp14:editId="02609F5C">
                 <wp:extent cx="1996440" cy="428625"/>
-                <wp:effectExtent b="0" l="0" r="0" t="0"/>
-                <wp:docPr descr="http://www.duoc.cl/normasgraficas/normasgraficas/marca-duoc/6logo-fondo-transparente/fondo-transparente.png" id="4" name="image3.png"/>
-                <a:graphic>
+                <wp:effectExtent l="0" t="0" r="0" b="0"/>
+                <wp:docPr id="4" name="image3.png" descr="http://www.duoc.cl/normasgraficas/normasgraficas/marca-duoc/6logo-fondo-transparente/fondo-transparente.png"/>
+                <wp:cNvGraphicFramePr/>
+                <a:graphic xmlns:a="http://schemas.openxmlformats.org/drawingml/2006/main">
                   <a:graphicData uri="http://schemas.openxmlformats.org/drawingml/2006/picture">
-                    <pic:pic>
+                    <pic:pic xmlns:pic="http://schemas.openxmlformats.org/drawingml/2006/picture">
                       <pic:nvPicPr>
-                        <pic:cNvPr descr="http://www.duoc.cl/normasgraficas/normasgraficas/marca-duoc/6logo-fondo-transparente/fondo-transparente.png" id="0" name="image3.png"/>
+                        <pic:cNvPr id="0" name="image3.png" descr="http://www.duoc.cl/normasgraficas/normasgraficas/marca-duoc/6logo-fondo-transparente/fondo-transparente.png"/>
                         <pic:cNvPicPr preferRelativeResize="0"/>
                       </pic:nvPicPr>
                       <pic:blipFill>
                         <a:blip r:embed="rId1"/>
-                        <a:srcRect b="0" l="0" r="0" t="0"/>
+                        <a:srcRect/>
                         <a:stretch>
                           <a:fillRect/>
                         </a:stretch>
@@ -2057,7 +2066,9 @@
                           <a:off x="0" y="0"/>
                           <a:ext cx="1996440" cy="428625"/>
                         </a:xfrm>
-                        <a:prstGeom prst="rect"/>
+                        <a:prstGeom prst="rect">
+                          <a:avLst/>
+                        </a:prstGeom>
                         <a:ln/>
                       </pic:spPr>
                     </pic:pic>
@@ -2066,177 +2077,121 @@
               </wp:inline>
             </w:drawing>
           </w:r>
-          <w:r>
-            <w:rPr>
-              <w:rtl w:val="0"/>
-            </w:rPr>
-          </w:r>
         </w:p>
       </w:tc>
     </w:tr>
   </w:tbl>
   <w:p>
     <w:pPr>
-      <w:keepNext w:val="0"/>
-      <w:keepLines w:val="0"/>
-      <w:widowControl w:val="1"/>
       <w:pBdr>
-        <w:top w:space="0" w:sz="0" w:val="nil"/>
-        <w:left w:space="0" w:sz="0" w:val="nil"/>
-        <w:bottom w:space="0" w:sz="0" w:val="nil"/>
-        <w:right w:space="0" w:sz="0" w:val="nil"/>
-        <w:between w:space="0" w:sz="0" w:val="nil"/>
+        <w:top w:val="nil"/>
+        <w:left w:val="nil"/>
+        <w:bottom w:val="nil"/>
+        <w:right w:val="nil"/>
+        <w:between w:val="nil"/>
       </w:pBdr>
-      <w:shd w:fill="auto" w:val="clear"/>
       <w:tabs>
-        <w:tab w:val="center" w:leader="none" w:pos="4419"/>
-        <w:tab w:val="right" w:leader="none" w:pos="8838"/>
-        <w:tab w:val="left" w:leader="none" w:pos="8122"/>
+        <w:tab w:val="center" w:pos="4419"/>
+        <w:tab w:val="right" w:pos="8838"/>
+        <w:tab w:val="left" w:pos="8122"/>
       </w:tabs>
-      <w:spacing w:after="0" w:before="0" w:line="240" w:lineRule="auto"/>
-      <w:ind w:left="0" w:right="0" w:firstLine="0"/>
-      <w:jc w:val="left"/>
+      <w:spacing w:after="0" w:line="240" w:lineRule="auto"/>
       <w:rPr>
-        <w:rFonts w:ascii="Calibri" w:cs="Calibri" w:eastAsia="Calibri" w:hAnsi="Calibri"/>
-        <w:b w:val="0"/>
-        <w:bCs w:val="0"/>
-        <w:i w:val="0"/>
-        <w:iCs w:val="0"/>
-        <w:smallCaps w:val="0"/>
-        <w:strike w:val="0"/>
-        <w:color w:val="1f4e79"/>
-        <w:sz w:val="22"/>
-        <w:szCs w:val="22"/>
-        <w:u w:val="none"/>
-        <w:shd w:fill="auto" w:val="clear"/>
-        <w:vertAlign w:val="baseline"/>
+        <w:color w:val="1F4E79"/>
       </w:rPr>
     </w:pPr>
-    <w:r>
-      <w:rPr>
-        <w:rtl w:val="0"/>
-      </w:rPr>
-    </w:r>
   </w:p>
 </w:hdr>
 </file>
 
 <file path=word/header2.xml><?xml version="1.0" encoding="utf-8"?>
-<w:hdr xmlns:mc="http://schemas.openxmlformats.org/markup-compatibility/2006" xmlns:o="urn:schemas-microsoft-com:office:office" xmlns:r="http://schemas.openxmlformats.org/officeDocument/2006/relationships" xmlns:m="http://schemas.openxmlformats.org/officeDocument/2006/math" xmlns:v="urn:schemas-microsoft-com:vml" xmlns:wp="http://schemas.openxmlformats.org/drawingml/2006/wordprocessingDrawing" xmlns:w10="urn:schemas-microsoft-com:office:word" xmlns:w="http://schemas.openxmlformats.org/wordprocessingml/2006/main" xmlns:wne="http://schemas.microsoft.com/office/word/2006/wordml" xmlns:sl="http://schemas.openxmlformats.org/schemaLibrary/2006/main" xmlns:a="http://schemas.openxmlformats.org/drawingml/2006/main" xmlns:pic="http://schemas.openxmlformats.org/drawingml/2006/picture" xmlns:c="http://schemas.openxmlformats.org/drawingml/2006/chart" xmlns:lc="http://schemas.openxmlformats.org/drawingml/2006/lockedCanvas" xmlns:dgm="http://schemas.openxmlformats.org/drawingml/2006/diagram" xmlns:wps="http://schemas.microsoft.com/office/word/2010/wordprocessingShape" xmlns:wpg="http://schemas.microsoft.com/office/word/2010/wordprocessingGroup" xmlns:w14="http://schemas.microsoft.com/office/word/2010/wordml" xmlns:w15="http://schemas.microsoft.com/office/word/2012/wordml" xmlns:w16="http://schemas.microsoft.com/office/word/2018/wordml" xmlns:w16cex="http://schemas.microsoft.com/office/word/2018/wordml/cex" xmlns:w16cid="http://schemas.microsoft.com/office/word/2016/wordml/cid" xmlns="http://schemas.microsoft.com/office/tasks/2019/documenttasks" xmlns:cr="http://schemas.microsoft.com/office/comments/2020/reactions">
+<w:hdr xmlns:wpc="http://schemas.microsoft.com/office/word/2010/wordprocessingCanvas" xmlns:cx="http://schemas.microsoft.com/office/drawing/2014/chartex" xmlns:cx1="http://schemas.microsoft.com/office/drawing/2015/9/8/chartex" xmlns:cx2="http://schemas.microsoft.com/office/drawing/2015/10/21/chartex" xmlns:cx3="http://schemas.microsoft.com/office/drawing/2016/5/9/chartex" xmlns:cx4="http://schemas.microsoft.com/office/drawing/2016/5/10/chartex" xmlns:cx5="http://schemas.microsoft.com/office/drawing/2016/5/11/chartex" xmlns:cx6="http://schemas.microsoft.com/office/drawing/2016/5/12/chartex" xmlns:cx7="http://schemas.microsoft.com/office/drawing/2016/5/13/chartex" xmlns:cx8="http://schemas.microsoft.com/office/drawing/2016/5/14/chartex" xmlns:mc="http://schemas.openxmlformats.org/markup-compatibility/2006" xmlns:aink="http://schemas.microsoft.com/office/drawing/2016/ink" xmlns:am3d="http://schemas.microsoft.com/office/drawing/2017/model3d" xmlns:o="urn:schemas-microsoft-com:office:office" xmlns:oel="http://schemas.microsoft.com/office/2019/extlst" xmlns:r="http://schemas.openxmlformats.org/officeDocument/2006/relationships" xmlns:m="http://schemas.openxmlformats.org/officeDocument/2006/math" xmlns:v="urn:schemas-microsoft-com:vml" xmlns:wp14="http://schemas.microsoft.com/office/word/2010/wordprocessingDrawing" xmlns:wp="http://schemas.openxmlformats.org/drawingml/2006/wordprocessingDrawing" xmlns:w10="urn:schemas-microsoft-com:office:word" xmlns:w="http://schemas.openxmlformats.org/wordprocessingml/2006/main" xmlns:w14="http://schemas.microsoft.com/office/word/2010/wordml" xmlns:w15="http://schemas.microsoft.com/office/word/2012/wordml" xmlns:w16cex="http://schemas.microsoft.com/office/word/2018/wordml/cex" xmlns:w16cid="http://schemas.microsoft.com/office/word/2016/wordml/cid" xmlns:w16="http://schemas.microsoft.com/office/word/2018/wordml" xmlns:w16du="http://schemas.microsoft.com/office/word/2023/wordml/word16du" xmlns:w16sdtdh="http://schemas.microsoft.com/office/word/2020/wordml/sdtdatahash" xmlns:w16sdtfl="http://schemas.microsoft.com/office/word/2024/wordml/sdtformatlock" xmlns:w16se="http://schemas.microsoft.com/office/word/2015/wordml/symex" xmlns:wpg="http://schemas.microsoft.com/office/word/2010/wordprocessingGroup" xmlns:wpi="http://schemas.microsoft.com/office/word/2010/wordprocessingInk" xmlns:wne="http://schemas.microsoft.com/office/word/2006/wordml" xmlns:wps="http://schemas.microsoft.com/office/word/2010/wordprocessingShape" mc:Ignorable="w14 w15 w16se w16cid w16 w16cex w16sdtdh w16sdtfl w16du wp14">
   <w:p>
     <w:pPr>
-      <w:keepNext w:val="0"/>
-      <w:keepLines w:val="0"/>
       <w:widowControl w:val="0"/>
       <w:pBdr>
-        <w:top w:space="0" w:sz="0" w:val="nil"/>
-        <w:left w:space="0" w:sz="0" w:val="nil"/>
-        <w:bottom w:space="0" w:sz="0" w:val="nil"/>
-        <w:right w:space="0" w:sz="0" w:val="nil"/>
-        <w:between w:space="0" w:sz="0" w:val="nil"/>
+        <w:top w:val="nil"/>
+        <w:left w:val="nil"/>
+        <w:bottom w:val="nil"/>
+        <w:right w:val="nil"/>
+        <w:between w:val="nil"/>
       </w:pBdr>
-      <w:shd w:fill="auto" w:val="clear"/>
-      <w:spacing w:after="0" w:before="0" w:line="276" w:lineRule="auto"/>
-      <w:ind w:left="0" w:right="0" w:firstLine="0"/>
-      <w:jc w:val="left"/>
+      <w:spacing w:after="0" w:line="276" w:lineRule="auto"/>
       <w:rPr>
-        <w:rFonts w:ascii="Calibri" w:cs="Calibri" w:eastAsia="Calibri" w:hAnsi="Calibri"/>
-        <w:b w:val="0"/>
-        <w:bCs w:val="0"/>
-        <w:i w:val="0"/>
-        <w:iCs w:val="0"/>
-        <w:smallCaps w:val="0"/>
-        <w:strike w:val="0"/>
-        <w:color w:val="1f4e79"/>
-        <w:sz w:val="22"/>
-        <w:szCs w:val="22"/>
-        <w:u w:val="none"/>
-        <w:shd w:fill="auto" w:val="clear"/>
-        <w:vertAlign w:val="baseline"/>
+        <w:color w:val="1F4E79"/>
       </w:rPr>
     </w:pPr>
-    <w:r>
-      <w:rPr>
-        <w:rtl w:val="0"/>
-      </w:rPr>
-    </w:r>
   </w:p>
   <w:tbl>
     <w:tblPr>
-      <w:tblStyle w:val="Table10"/>
-      <w:tblW w:w="10086.0" w:type="dxa"/>
-      <w:jc w:val="left"/>
+      <w:tblStyle w:val="a8"/>
+      <w:tblW w:w="10086" w:type="dxa"/>
+      <w:tblInd w:w="0" w:type="dxa"/>
       <w:tblBorders>
-        <w:top w:color="000000" w:space="0" w:sz="4" w:val="single"/>
-        <w:left w:color="000000" w:space="0" w:sz="4" w:val="single"/>
-        <w:bottom w:color="000000" w:space="0" w:sz="4" w:val="single"/>
-        <w:right w:color="000000" w:space="0" w:sz="4" w:val="single"/>
-        <w:insideH w:color="000000" w:space="0" w:sz="4" w:val="single"/>
-        <w:insideV w:color="000000" w:space="0" w:sz="4" w:val="single"/>
+        <w:top w:val="single" w:sz="4" w:space="0" w:color="000000"/>
+        <w:left w:val="single" w:sz="4" w:space="0" w:color="000000"/>
+        <w:bottom w:val="single" w:sz="4" w:space="0" w:color="000000"/>
+        <w:right w:val="single" w:sz="4" w:space="0" w:color="000000"/>
+        <w:insideH w:val="single" w:sz="4" w:space="0" w:color="000000"/>
+        <w:insideV w:val="single" w:sz="4" w:space="0" w:color="000000"/>
       </w:tblBorders>
       <w:tblLayout w:type="fixed"/>
-      <w:tblLook w:val="0400"/>
+      <w:tblLook w:val="0400" w:firstRow="0" w:lastRow="0" w:firstColumn="0" w:lastColumn="0" w:noHBand="0" w:noVBand="1"/>
     </w:tblPr>
     <w:tblGrid>
       <w:gridCol w:w="786"/>
       <w:gridCol w:w="5918"/>
       <w:gridCol w:w="3382"/>
-      <w:tblGridChange w:id="0">
-        <w:tblGrid>
-          <w:gridCol w:w="786"/>
-          <w:gridCol w:w="5918"/>
-          <w:gridCol w:w="3382"/>
-        </w:tblGrid>
-      </w:tblGridChange>
     </w:tblGrid>
     <w:tr>
       <w:trPr>
-        <w:cantSplit w:val="0"/>
-        <w:trHeight w:val="1091" w:hRule="atLeast"/>
-        <w:tblHeader w:val="0"/>
+        <w:trHeight w:val="1091"/>
       </w:trPr>
       <w:tc>
         <w:tcPr>
+          <w:tcW w:w="786" w:type="dxa"/>
           <w:tcBorders>
-            <w:top w:color="000000" w:space="0" w:sz="0" w:val="nil"/>
-            <w:left w:color="000000" w:space="0" w:sz="0" w:val="nil"/>
-            <w:bottom w:color="000000" w:space="0" w:sz="0" w:val="nil"/>
-            <w:right w:color="000000" w:space="0" w:sz="0" w:val="nil"/>
+            <w:top w:val="nil"/>
+            <w:left w:val="nil"/>
+            <w:bottom w:val="nil"/>
+            <w:right w:val="nil"/>
           </w:tcBorders>
         </w:tcPr>
         <w:p>
           <w:pPr>
             <w:rPr>
-              <w:rFonts w:ascii="Century Gothic" w:cs="Century Gothic" w:eastAsia="Century Gothic" w:hAnsi="Century Gothic"/>
-              <w:b w:val="1"/>
-              <w:bCs w:val="1"/>
+              <w:rFonts w:ascii="Century Gothic" w:eastAsia="Century Gothic" w:hAnsi="Century Gothic" w:cs="Century Gothic"/>
+              <w:b/>
+              <w:bCs/>
               <w:sz w:val="30"/>
               <w:szCs w:val="30"/>
             </w:rPr>
           </w:pPr>
           <w:r>
             <w:rPr>
-              <w:rFonts w:ascii="Century Gothic" w:cs="Century Gothic" w:eastAsia="Century Gothic" w:hAnsi="Century Gothic"/>
-              <w:b w:val="1"/>
-              <w:bCs w:val="1"/>
+              <w:rFonts w:ascii="Century Gothic" w:eastAsia="Century Gothic" w:hAnsi="Century Gothic" w:cs="Century Gothic"/>
+              <w:b/>
+              <w:bCs/>
+              <w:noProof/>
               <w:sz w:val="30"/>
               <w:szCs w:val="30"/>
             </w:rPr>
             <w:drawing>
-              <wp:inline distB="0" distT="0" distL="0" distR="0">
+              <wp:inline distT="0" distB="0" distL="0" distR="0" wp14:anchorId="4157C2B6" wp14:editId="5ED599A8">
                 <wp:extent cx="361950" cy="581025"/>
-                <wp:effectExtent b="0" l="0" r="0" t="0"/>
+                <wp:effectExtent l="0" t="0" r="0" b="0"/>
                 <wp:docPr id="3" name="image1.png"/>
-                <a:graphic>
+                <wp:cNvGraphicFramePr/>
+                <a:graphic xmlns:a="http://schemas.openxmlformats.org/drawingml/2006/main">
                   <a:graphicData uri="http://schemas.openxmlformats.org/drawingml/2006/picture">
-                    <pic:pic>
+                    <pic:pic xmlns:pic="http://schemas.openxmlformats.org/drawingml/2006/picture">
                       <pic:nvPicPr>
                         <pic:cNvPr id="0" name="image1.png"/>
                         <pic:cNvPicPr preferRelativeResize="0"/>
                       </pic:nvPicPr>
                       <pic:blipFill>
                         <a:blip r:embed="rId1"/>
-                        <a:srcRect b="0" l="0" r="0" t="0"/>
+                        <a:srcRect/>
                         <a:stretch>
                           <a:fillRect/>
                         </a:stretch>
@@ -2246,7 +2201,9 @@
                           <a:off x="0" y="0"/>
                           <a:ext cx="361950" cy="581025"/>
                         </a:xfrm>
-                        <a:prstGeom prst="rect"/>
+                        <a:prstGeom prst="rect">
+                          <a:avLst/>
+                        </a:prstGeom>
                         <a:ln/>
                       </pic:spPr>
                     </pic:pic>
@@ -2255,144 +2212,135 @@
               </wp:inline>
             </w:drawing>
           </w:r>
-          <w:r>
-            <w:rPr>
-              <w:rtl w:val="0"/>
-            </w:rPr>
-          </w:r>
         </w:p>
       </w:tc>
       <w:tc>
         <w:tcPr>
+          <w:tcW w:w="5918" w:type="dxa"/>
           <w:tcBorders>
-            <w:top w:color="000000" w:space="0" w:sz="0" w:val="nil"/>
-            <w:left w:color="000000" w:space="0" w:sz="0" w:val="nil"/>
-            <w:bottom w:color="000000" w:space="0" w:sz="0" w:val="nil"/>
-            <w:right w:color="000000" w:space="0" w:sz="0" w:val="nil"/>
+            <w:top w:val="nil"/>
+            <w:left w:val="nil"/>
+            <w:bottom w:val="nil"/>
+            <w:right w:val="nil"/>
           </w:tcBorders>
         </w:tcPr>
         <w:p>
           <w:pPr>
             <w:rPr>
-              <w:rFonts w:ascii="Century Gothic" w:cs="Century Gothic" w:eastAsia="Century Gothic" w:hAnsi="Century Gothic"/>
-              <w:b w:val="1"/>
-              <w:bCs w:val="1"/>
-              <w:color w:val="1d2763"/>
+              <w:rFonts w:ascii="Century Gothic" w:eastAsia="Century Gothic" w:hAnsi="Century Gothic" w:cs="Century Gothic"/>
+              <w:b/>
+              <w:bCs/>
+              <w:color w:val="1D2763"/>
               <w:sz w:val="24"/>
               <w:szCs w:val="24"/>
             </w:rPr>
           </w:pPr>
           <w:r>
             <w:rPr>
-              <w:rFonts w:ascii="Century Gothic" w:cs="Century Gothic" w:eastAsia="Century Gothic" w:hAnsi="Century Gothic"/>
-              <w:b w:val="1"/>
-              <w:bCs w:val="1"/>
-              <w:color w:val="1d2763"/>
+              <w:rFonts w:ascii="Century Gothic" w:eastAsia="Century Gothic" w:hAnsi="Century Gothic" w:cs="Century Gothic"/>
+              <w:b/>
+              <w:bCs/>
+              <w:color w:val="1D2763"/>
               <w:sz w:val="24"/>
               <w:szCs w:val="24"/>
-              <w:rtl w:val="0"/>
             </w:rPr>
-            <w:t xml:space="preserve">PTR7862</w:t>
+            <w:t>PTR7862</w:t>
           </w:r>
         </w:p>
         <w:p>
           <w:pPr>
             <w:rPr>
-              <w:rFonts w:ascii="Century Gothic" w:cs="Century Gothic" w:eastAsia="Century Gothic" w:hAnsi="Century Gothic"/>
-              <w:color w:val="1d2763"/>
+              <w:rFonts w:ascii="Century Gothic" w:eastAsia="Century Gothic" w:hAnsi="Century Gothic" w:cs="Century Gothic"/>
+              <w:color w:val="1D2763"/>
               <w:sz w:val="24"/>
               <w:szCs w:val="24"/>
             </w:rPr>
           </w:pPr>
           <w:r>
             <w:rPr>
-              <w:rFonts w:ascii="Century Gothic" w:cs="Century Gothic" w:eastAsia="Century Gothic" w:hAnsi="Century Gothic"/>
-              <w:color w:val="1d2763"/>
+              <w:rFonts w:ascii="Century Gothic" w:eastAsia="Century Gothic" w:hAnsi="Century Gothic" w:cs="Century Gothic"/>
+              <w:color w:val="1D2763"/>
               <w:sz w:val="24"/>
               <w:szCs w:val="24"/>
-              <w:rtl w:val="0"/>
             </w:rPr>
-            <w:t xml:space="preserve">Técnico en Geomática</w:t>
+            <w:t>Técnico en Geomática</w:t>
           </w:r>
         </w:p>
         <w:p>
           <w:pPr>
             <w:rPr>
-              <w:rFonts w:ascii="Century Gothic" w:cs="Century Gothic" w:eastAsia="Century Gothic" w:hAnsi="Century Gothic"/>
-              <w:color w:val="1d2763"/>
+              <w:rFonts w:ascii="Century Gothic" w:eastAsia="Century Gothic" w:hAnsi="Century Gothic" w:cs="Century Gothic"/>
+              <w:color w:val="1D2763"/>
               <w:sz w:val="24"/>
               <w:szCs w:val="24"/>
             </w:rPr>
           </w:pPr>
           <w:r>
             <w:rPr>
-              <w:rFonts w:ascii="Century Gothic" w:cs="Century Gothic" w:eastAsia="Century Gothic" w:hAnsi="Century Gothic"/>
-              <w:color w:val="1d2763"/>
+              <w:rFonts w:ascii="Century Gothic" w:eastAsia="Century Gothic" w:hAnsi="Century Gothic" w:cs="Century Gothic"/>
+              <w:color w:val="1D2763"/>
               <w:sz w:val="24"/>
               <w:szCs w:val="24"/>
-              <w:rtl w:val="0"/>
             </w:rPr>
-            <w:t xml:space="preserve">Diario de Reflexión – Fase 2</w:t>
+            <w:t>Diario de Reflexión – Fase 2</w:t>
           </w:r>
         </w:p>
         <w:p>
           <w:pPr>
             <w:rPr>
-              <w:rFonts w:ascii="Century Gothic" w:cs="Century Gothic" w:eastAsia="Century Gothic" w:hAnsi="Century Gothic"/>
+              <w:rFonts w:ascii="Century Gothic" w:eastAsia="Century Gothic" w:hAnsi="Century Gothic" w:cs="Century Gothic"/>
               <w:sz w:val="2"/>
               <w:szCs w:val="2"/>
             </w:rPr>
           </w:pPr>
-          <w:r>
-            <w:rPr>
-              <w:rtl w:val="0"/>
-            </w:rPr>
-          </w:r>
         </w:p>
       </w:tc>
       <w:tc>
         <w:tcPr>
+          <w:tcW w:w="3382" w:type="dxa"/>
           <w:tcBorders>
-            <w:top w:color="000000" w:space="0" w:sz="0" w:val="nil"/>
-            <w:left w:color="000000" w:space="0" w:sz="0" w:val="nil"/>
-            <w:bottom w:color="000000" w:space="0" w:sz="0" w:val="nil"/>
-            <w:right w:color="000000" w:space="0" w:sz="0" w:val="nil"/>
+            <w:top w:val="nil"/>
+            <w:left w:val="nil"/>
+            <w:bottom w:val="nil"/>
+            <w:right w:val="nil"/>
           </w:tcBorders>
         </w:tcPr>
         <w:p>
           <w:pPr>
             <w:jc w:val="right"/>
             <w:rPr>
-              <w:rFonts w:ascii="Century Gothic" w:cs="Century Gothic" w:eastAsia="Century Gothic" w:hAnsi="Century Gothic"/>
-              <w:b w:val="1"/>
-              <w:bCs w:val="1"/>
+              <w:rFonts w:ascii="Century Gothic" w:eastAsia="Century Gothic" w:hAnsi="Century Gothic" w:cs="Century Gothic"/>
+              <w:b/>
+              <w:bCs/>
               <w:sz w:val="30"/>
               <w:szCs w:val="30"/>
             </w:rPr>
           </w:pPr>
           <w:r>
             <w:rPr>
-              <w:rFonts w:ascii="Century Gothic" w:cs="Century Gothic" w:eastAsia="Century Gothic" w:hAnsi="Century Gothic"/>
-              <w:b w:val="1"/>
-              <w:bCs w:val="1"/>
+              <w:rFonts w:ascii="Century Gothic" w:eastAsia="Century Gothic" w:hAnsi="Century Gothic" w:cs="Century Gothic"/>
+              <w:b/>
+              <w:bCs/>
+              <w:noProof/>
               <w:sz w:val="30"/>
               <w:szCs w:val="30"/>
             </w:rPr>
             <w:drawing>
-              <wp:inline distB="0" distT="0" distL="0" distR="0">
+              <wp:inline distT="0" distB="0" distL="0" distR="0" wp14:anchorId="43749E31" wp14:editId="6BE5A7AC">
                 <wp:extent cx="1895475" cy="466725"/>
-                <wp:effectExtent b="0" l="0" r="0" t="0"/>
+                <wp:effectExtent l="0" t="0" r="0" b="0"/>
                 <wp:docPr id="5" name="image4.png"/>
-                <a:graphic>
+                <wp:cNvGraphicFramePr/>
+                <a:graphic xmlns:a="http://schemas.openxmlformats.org/drawingml/2006/main">
                   <a:graphicData uri="http://schemas.openxmlformats.org/drawingml/2006/picture">
-                    <pic:pic>
+                    <pic:pic xmlns:pic="http://schemas.openxmlformats.org/drawingml/2006/picture">
                       <pic:nvPicPr>
                         <pic:cNvPr id="0" name="image4.png"/>
                         <pic:cNvPicPr preferRelativeResize="0"/>
                       </pic:nvPicPr>
                       <pic:blipFill>
                         <a:blip r:embed="rId2"/>
-                        <a:srcRect b="0" l="0" r="0" t="0"/>
+                        <a:srcRect/>
                         <a:stretch>
                           <a:fillRect/>
                         </a:stretch>
@@ -2402,7 +2350,9 @@
                           <a:off x="0" y="0"/>
                           <a:ext cx="1895475" cy="466725"/>
                         </a:xfrm>
-                        <a:prstGeom prst="rect"/>
+                        <a:prstGeom prst="rect">
+                          <a:avLst/>
+                        </a:prstGeom>
                         <a:ln/>
                       </pic:spPr>
                     </pic:pic>
@@ -2411,73 +2361,42 @@
               </wp:inline>
             </w:drawing>
           </w:r>
-          <w:r>
-            <w:rPr>
-              <w:rtl w:val="0"/>
-            </w:rPr>
-          </w:r>
         </w:p>
       </w:tc>
     </w:tr>
   </w:tbl>
   <w:p>
     <w:pPr>
-      <w:keepNext w:val="0"/>
-      <w:keepLines w:val="0"/>
-      <w:widowControl w:val="1"/>
       <w:pBdr>
-        <w:top w:space="0" w:sz="0" w:val="nil"/>
-        <w:left w:space="0" w:sz="0" w:val="nil"/>
-        <w:bottom w:space="0" w:sz="0" w:val="nil"/>
-        <w:right w:space="0" w:sz="0" w:val="nil"/>
-        <w:between w:space="0" w:sz="0" w:val="nil"/>
+        <w:top w:val="nil"/>
+        <w:left w:val="nil"/>
+        <w:bottom w:val="nil"/>
+        <w:right w:val="nil"/>
+        <w:between w:val="nil"/>
       </w:pBdr>
-      <w:shd w:fill="auto" w:val="clear"/>
       <w:tabs>
-        <w:tab w:val="center" w:leader="none" w:pos="4419"/>
-        <w:tab w:val="right" w:leader="none" w:pos="8838"/>
+        <w:tab w:val="center" w:pos="4419"/>
+        <w:tab w:val="right" w:pos="8838"/>
       </w:tabs>
-      <w:spacing w:after="0" w:before="0" w:line="240" w:lineRule="auto"/>
-      <w:ind w:left="0" w:right="0" w:firstLine="0"/>
+      <w:spacing w:after="0" w:line="240" w:lineRule="auto"/>
       <w:jc w:val="right"/>
       <w:rPr>
-        <w:rFonts w:ascii="Calibri" w:cs="Calibri" w:eastAsia="Calibri" w:hAnsi="Calibri"/>
-        <w:b w:val="0"/>
-        <w:bCs w:val="0"/>
-        <w:i w:val="0"/>
-        <w:iCs w:val="0"/>
-        <w:smallCaps w:val="0"/>
-        <w:strike w:val="0"/>
         <w:color w:val="000000"/>
-        <w:sz w:val="22"/>
-        <w:szCs w:val="22"/>
-        <w:u w:val="none"/>
-        <w:shd w:fill="auto" w:val="clear"/>
-        <w:vertAlign w:val="baseline"/>
       </w:rPr>
     </w:pPr>
-    <w:r>
-      <w:rPr>
-        <w:rtl w:val="0"/>
-      </w:rPr>
-    </w:r>
   </w:p>
 </w:hdr>
 </file>
 
-<file path=word/numbering.xml><?xml version="1.0" encoding="utf-8"?>
-<w:numbering xmlns:mc="http://schemas.openxmlformats.org/markup-compatibility/2006" xmlns:o="urn:schemas-microsoft-com:office:office" xmlns:r="http://schemas.openxmlformats.org/officeDocument/2006/relationships" xmlns:m="http://schemas.openxmlformats.org/officeDocument/2006/math" xmlns:v="urn:schemas-microsoft-com:vml" xmlns:wp="http://schemas.openxmlformats.org/drawingml/2006/wordprocessingDrawing" xmlns:w10="urn:schemas-microsoft-com:office:word" xmlns:w="http://schemas.openxmlformats.org/wordprocessingml/2006/main" xmlns:wne="http://schemas.microsoft.com/office/word/2006/wordml" xmlns:sl="http://schemas.openxmlformats.org/schemaLibrary/2006/main" xmlns:a="http://schemas.openxmlformats.org/drawingml/2006/main" xmlns:pic="http://schemas.openxmlformats.org/drawingml/2006/picture" xmlns:c="http://schemas.openxmlformats.org/drawingml/2006/chart" xmlns:lc="http://schemas.openxmlformats.org/drawingml/2006/lockedCanvas" xmlns:dgm="http://schemas.openxmlformats.org/drawingml/2006/diagram" xmlns:wps="http://schemas.microsoft.com/office/word/2010/wordprocessingShape" xmlns:wpg="http://schemas.microsoft.com/office/word/2010/wordprocessingGroup" xmlns:w14="http://schemas.microsoft.com/office/word/2010/wordml" xmlns:w15="http://schemas.microsoft.com/office/word/2012/wordml" xmlns:w16="http://schemas.microsoft.com/office/word/2018/wordml" xmlns:w16cex="http://schemas.microsoft.com/office/word/2018/wordml/cex" xmlns:w16cid="http://schemas.microsoft.com/office/word/2016/wordml/cid" xmlns="http://schemas.microsoft.com/office/tasks/2019/documenttasks" xmlns:cr="http://schemas.microsoft.com/office/comments/2020/reactions"/>
-</file>
-
 <file path=word/styles.xml><?xml version="1.0" encoding="utf-8"?>
-<w:styles xmlns:mc="http://schemas.openxmlformats.org/markup-compatibility/2006" xmlns:o="urn:schemas-microsoft-com:office:office" xmlns:r="http://schemas.openxmlformats.org/officeDocument/2006/relationships" xmlns:m="http://schemas.openxmlformats.org/officeDocument/2006/math" xmlns:v="urn:schemas-microsoft-com:vml" xmlns:wp="http://schemas.openxmlformats.org/drawingml/2006/wordprocessingDrawing" xmlns:w10="urn:schemas-microsoft-com:office:word" xmlns:w="http://schemas.openxmlformats.org/wordprocessingml/2006/main" xmlns:wne="http://schemas.microsoft.com/office/word/2006/wordml" xmlns:sl="http://schemas.openxmlformats.org/schemaLibrary/2006/main" xmlns:a="http://schemas.openxmlformats.org/drawingml/2006/main" xmlns:pic="http://schemas.openxmlformats.org/drawingml/2006/picture" xmlns:c="http://schemas.openxmlformats.org/drawingml/2006/chart" xmlns:lc="http://schemas.openxmlformats.org/drawingml/2006/lockedCanvas" xmlns:dgm="http://schemas.openxmlformats.org/drawingml/2006/diagram" xmlns:wps="http://schemas.microsoft.com/office/word/2010/wordprocessingShape" xmlns:wpg="http://schemas.microsoft.com/office/word/2010/wordprocessingGroup" xmlns:w14="http://schemas.microsoft.com/office/word/2010/wordml" xmlns:w15="http://schemas.microsoft.com/office/word/2012/wordml" xmlns:w16="http://schemas.microsoft.com/office/word/2018/wordml" xmlns:w16cex="http://schemas.microsoft.com/office/word/2018/wordml/cex" xmlns:w16cid="http://schemas.microsoft.com/office/word/2016/wordml/cid" xmlns="http://schemas.microsoft.com/office/tasks/2019/documenttasks" xmlns:cr="http://schemas.microsoft.com/office/comments/2020/reactions">
+<w:styles xmlns:mc="http://schemas.openxmlformats.org/markup-compatibility/2006" xmlns:r="http://schemas.openxmlformats.org/officeDocument/2006/relationships" xmlns:w="http://schemas.openxmlformats.org/wordprocessingml/2006/main" xmlns:w14="http://schemas.microsoft.com/office/word/2010/wordml" xmlns:w15="http://schemas.microsoft.com/office/word/2012/wordml" xmlns:w16cex="http://schemas.microsoft.com/office/word/2018/wordml/cex" xmlns:w16cid="http://schemas.microsoft.com/office/word/2016/wordml/cid" xmlns:w16="http://schemas.microsoft.com/office/word/2018/wordml" xmlns:w16du="http://schemas.microsoft.com/office/word/2023/wordml/word16du" xmlns:w16sdtdh="http://schemas.microsoft.com/office/word/2020/wordml/sdtdatahash" xmlns:w16sdtfl="http://schemas.microsoft.com/office/word/2024/wordml/sdtformatlock" xmlns:w16se="http://schemas.microsoft.com/office/word/2015/wordml/symex" mc:Ignorable="w14 w15 w16se w16cid w16 w16cex w16sdtdh w16sdtfl w16du">
   <w:docDefaults>
     <w:rPrDefault>
       <w:rPr>
-        <w:rFonts w:ascii="Calibri" w:cs="Calibri" w:eastAsia="Calibri" w:hAnsi="Calibri"/>
+        <w:rFonts w:ascii="Calibri" w:eastAsia="Calibri" w:hAnsi="Calibri" w:cs="Calibri"/>
         <w:sz w:val="22"/>
         <w:szCs w:val="22"/>
-        <w:lang w:val="es-CL"/>
+        <w:lang w:val="es-CL" w:eastAsia="es-CL" w:bidi="ar-SA"/>
       </w:rPr>
     </w:rPrDefault>
     <w:pPrDefault>
@@ -2486,149 +2405,577 @@
       </w:pPr>
     </w:pPrDefault>
   </w:docDefaults>
-  <w:style w:type="table" w:styleId="TableNormal" w:default="1">
-    <w:name w:val="TableNormal"/>
-    <w:tblPr>
-      <w:tblCellMar>
-        <w:top w:w="100.0" w:type="dxa"/>
-        <w:left w:w="100.0" w:type="dxa"/>
-        <w:bottom w:w="100.0" w:type="dxa"/>
-        <w:right w:w="100.0" w:type="dxa"/>
-      </w:tblCellMar>
-    </w:tblPr>
+  <w:latentStyles w:defLockedState="0" w:defUIPriority="99" w:defSemiHidden="0" w:defUnhideWhenUsed="0" w:defQFormat="0" w:count="376">
+    <w:lsdException w:name="Normal" w:uiPriority="0" w:qFormat="1"/>
+    <w:lsdException w:name="heading 1" w:uiPriority="9" w:qFormat="1"/>
+    <w:lsdException w:name="heading 2" w:semiHidden="1" w:uiPriority="9" w:unhideWhenUsed="1" w:qFormat="1"/>
+    <w:lsdException w:name="heading 3" w:semiHidden="1" w:uiPriority="9" w:unhideWhenUsed="1" w:qFormat="1"/>
+    <w:lsdException w:name="heading 4" w:semiHidden="1" w:uiPriority="9" w:unhideWhenUsed="1" w:qFormat="1"/>
+    <w:lsdException w:name="heading 5" w:semiHidden="1" w:uiPriority="9" w:unhideWhenUsed="1" w:qFormat="1"/>
+    <w:lsdException w:name="heading 6" w:semiHidden="1" w:uiPriority="9" w:unhideWhenUsed="1" w:qFormat="1"/>
+    <w:lsdException w:name="heading 7" w:semiHidden="1" w:uiPriority="9" w:unhideWhenUsed="1" w:qFormat="1"/>
+    <w:lsdException w:name="heading 8" w:semiHidden="1" w:uiPriority="9" w:unhideWhenUsed="1" w:qFormat="1"/>
+    <w:lsdException w:name="heading 9" w:semiHidden="1" w:uiPriority="9" w:unhideWhenUsed="1" w:qFormat="1"/>
+    <w:lsdException w:name="index 1" w:semiHidden="1" w:unhideWhenUsed="1"/>
+    <w:lsdException w:name="index 2" w:semiHidden="1" w:unhideWhenUsed="1"/>
+    <w:lsdException w:name="index 3" w:semiHidden="1" w:unhideWhenUsed="1"/>
+    <w:lsdException w:name="index 4" w:semiHidden="1" w:unhideWhenUsed="1"/>
+    <w:lsdException w:name="index 5" w:semiHidden="1" w:unhideWhenUsed="1"/>
+    <w:lsdException w:name="index 6" w:semiHidden="1" w:unhideWhenUsed="1"/>
+    <w:lsdException w:name="index 7" w:semiHidden="1" w:unhideWhenUsed="1"/>
+    <w:lsdException w:name="index 8" w:semiHidden="1" w:unhideWhenUsed="1"/>
+    <w:lsdException w:name="index 9" w:semiHidden="1" w:unhideWhenUsed="1"/>
+    <w:lsdException w:name="toc 1" w:semiHidden="1" w:uiPriority="39" w:unhideWhenUsed="1"/>
+    <w:lsdException w:name="toc 2" w:semiHidden="1" w:uiPriority="39" w:unhideWhenUsed="1"/>
+    <w:lsdException w:name="toc 3" w:semiHidden="1" w:uiPriority="39" w:unhideWhenUsed="1"/>
+    <w:lsdException w:name="toc 4" w:semiHidden="1" w:uiPriority="39" w:unhideWhenUsed="1"/>
+    <w:lsdException w:name="toc 5" w:semiHidden="1" w:uiPriority="39" w:unhideWhenUsed="1"/>
+    <w:lsdException w:name="toc 6" w:semiHidden="1" w:uiPriority="39" w:unhideWhenUsed="1"/>
+    <w:lsdException w:name="toc 7" w:semiHidden="1" w:uiPriority="39" w:unhideWhenUsed="1"/>
+    <w:lsdException w:name="toc 8" w:semiHidden="1" w:uiPriority="39" w:unhideWhenUsed="1"/>
+    <w:lsdException w:name="toc 9" w:semiHidden="1" w:uiPriority="39" w:unhideWhenUsed="1"/>
+    <w:lsdException w:name="Normal Indent" w:semiHidden="1" w:unhideWhenUsed="1"/>
+    <w:lsdException w:name="footnote text" w:semiHidden="1" w:unhideWhenUsed="1"/>
+    <w:lsdException w:name="annotation text" w:semiHidden="1" w:unhideWhenUsed="1"/>
+    <w:lsdException w:name="header" w:semiHidden="1" w:unhideWhenUsed="1"/>
+    <w:lsdException w:name="footer" w:semiHidden="1" w:unhideWhenUsed="1"/>
+    <w:lsdException w:name="index heading" w:semiHidden="1" w:unhideWhenUsed="1"/>
+    <w:lsdException w:name="caption" w:semiHidden="1" w:uiPriority="35" w:unhideWhenUsed="1" w:qFormat="1"/>
+    <w:lsdException w:name="table of figures" w:semiHidden="1" w:unhideWhenUsed="1"/>
+    <w:lsdException w:name="envelope address" w:semiHidden="1" w:unhideWhenUsed="1"/>
+    <w:lsdException w:name="envelope return" w:semiHidden="1" w:unhideWhenUsed="1"/>
+    <w:lsdException w:name="footnote reference" w:semiHidden="1" w:unhideWhenUsed="1"/>
+    <w:lsdException w:name="annotation reference" w:semiHidden="1" w:unhideWhenUsed="1"/>
+    <w:lsdException w:name="line number" w:semiHidden="1" w:unhideWhenUsed="1"/>
+    <w:lsdException w:name="page number" w:semiHidden="1" w:unhideWhenUsed="1"/>
+    <w:lsdException w:name="endnote reference" w:semiHidden="1" w:unhideWhenUsed="1"/>
+    <w:lsdException w:name="endnote text" w:semiHidden="1" w:unhideWhenUsed="1"/>
+    <w:lsdException w:name="table of authorities" w:semiHidden="1" w:unhideWhenUsed="1"/>
+    <w:lsdException w:name="macro" w:semiHidden="1" w:unhideWhenUsed="1"/>
+    <w:lsdException w:name="toa heading" w:semiHidden="1" w:unhideWhenUsed="1"/>
+    <w:lsdException w:name="List" w:semiHidden="1" w:unhideWhenUsed="1"/>
+    <w:lsdException w:name="List Bullet" w:semiHidden="1" w:unhideWhenUsed="1"/>
+    <w:lsdException w:name="List Number" w:semiHidden="1" w:unhideWhenUsed="1"/>
+    <w:lsdException w:name="List 2" w:semiHidden="1" w:unhideWhenUsed="1"/>
+    <w:lsdException w:name="List 3" w:semiHidden="1" w:unhideWhenUsed="1"/>
+    <w:lsdException w:name="List 4" w:semiHidden="1" w:unhideWhenUsed="1"/>
+    <w:lsdException w:name="List 5" w:semiHidden="1" w:unhideWhenUsed="1"/>
+    <w:lsdException w:name="List Bullet 2" w:semiHidden="1" w:unhideWhenUsed="1"/>
+    <w:lsdException w:name="List Bullet 3" w:semiHidden="1" w:unhideWhenUsed="1"/>
+    <w:lsdException w:name="List Bullet 4" w:semiHidden="1" w:unhideWhenUsed="1"/>
+    <w:lsdException w:name="List Bullet 5" w:semiHidden="1" w:unhideWhenUsed="1"/>
+    <w:lsdException w:name="List Number 2" w:semiHidden="1" w:unhideWhenUsed="1"/>
+    <w:lsdException w:name="List Number 3" w:semiHidden="1" w:unhideWhenUsed="1"/>
+    <w:lsdException w:name="List Number 4" w:semiHidden="1" w:unhideWhenUsed="1"/>
+    <w:lsdException w:name="List Number 5" w:semiHidden="1" w:unhideWhenUsed="1"/>
+    <w:lsdException w:name="Title" w:uiPriority="10" w:qFormat="1"/>
+    <w:lsdException w:name="Closing" w:semiHidden="1" w:unhideWhenUsed="1"/>
+    <w:lsdException w:name="Signature" w:semiHidden="1" w:unhideWhenUsed="1"/>
+    <w:lsdException w:name="Default Paragraph Font" w:semiHidden="1" w:uiPriority="1" w:unhideWhenUsed="1"/>
+    <w:lsdException w:name="Body Text" w:semiHidden="1" w:unhideWhenUsed="1"/>
+    <w:lsdException w:name="Body Text Indent" w:semiHidden="1" w:unhideWhenUsed="1"/>
+    <w:lsdException w:name="List Continue" w:semiHidden="1" w:unhideWhenUsed="1"/>
+    <w:lsdException w:name="List Continue 2" w:semiHidden="1" w:unhideWhenUsed="1"/>
+    <w:lsdException w:name="List Continue 3" w:semiHidden="1" w:unhideWhenUsed="1"/>
+    <w:lsdException w:name="List Continue 4" w:semiHidden="1" w:unhideWhenUsed="1"/>
+    <w:lsdException w:name="List Continue 5" w:semiHidden="1" w:unhideWhenUsed="1"/>
+    <w:lsdException w:name="Message Header" w:semiHidden="1" w:unhideWhenUsed="1"/>
+    <w:lsdException w:name="Subtitle" w:uiPriority="11" w:qFormat="1"/>
+    <w:lsdException w:name="Salutation" w:semiHidden="1" w:unhideWhenUsed="1"/>
+    <w:lsdException w:name="Date" w:semiHidden="1" w:unhideWhenUsed="1"/>
+    <w:lsdException w:name="Body Text First Indent" w:semiHidden="1" w:unhideWhenUsed="1"/>
+    <w:lsdException w:name="Body Text First Indent 2" w:semiHidden="1" w:unhideWhenUsed="1"/>
+    <w:lsdException w:name="Note Heading" w:semiHidden="1" w:unhideWhenUsed="1"/>
+    <w:lsdException w:name="Body Text 2" w:semiHidden="1" w:unhideWhenUsed="1"/>
+    <w:lsdException w:name="Body Text 3" w:semiHidden="1" w:unhideWhenUsed="1"/>
+    <w:lsdException w:name="Body Text Indent 2" w:semiHidden="1" w:unhideWhenUsed="1"/>
+    <w:lsdException w:name="Body Text Indent 3" w:semiHidden="1" w:unhideWhenUsed="1"/>
+    <w:lsdException w:name="Block Text" w:semiHidden="1" w:unhideWhenUsed="1"/>
+    <w:lsdException w:name="Hyperlink" w:semiHidden="1" w:unhideWhenUsed="1"/>
+    <w:lsdException w:name="FollowedHyperlink" w:semiHidden="1" w:unhideWhenUsed="1"/>
+    <w:lsdException w:name="Strong" w:uiPriority="22" w:qFormat="1"/>
+    <w:lsdException w:name="Emphasis" w:uiPriority="20" w:qFormat="1"/>
+    <w:lsdException w:name="Document Map" w:semiHidden="1" w:unhideWhenUsed="1"/>
+    <w:lsdException w:name="Plain Text" w:semiHidden="1" w:unhideWhenUsed="1"/>
+    <w:lsdException w:name="E-mail Signature" w:semiHidden="1" w:unhideWhenUsed="1"/>
+    <w:lsdException w:name="HTML Top of Form" w:semiHidden="1" w:unhideWhenUsed="1"/>
+    <w:lsdException w:name="HTML Bottom of Form" w:semiHidden="1" w:unhideWhenUsed="1"/>
+    <w:lsdException w:name="Normal (Web)" w:semiHidden="1" w:unhideWhenUsed="1"/>
+    <w:lsdException w:name="HTML Acronym" w:semiHidden="1" w:unhideWhenUsed="1"/>
+    <w:lsdException w:name="HTML Address" w:semiHidden="1" w:unhideWhenUsed="1"/>
+    <w:lsdException w:name="HTML Cite" w:semiHidden="1" w:unhideWhenUsed="1"/>
+    <w:lsdException w:name="HTML Code" w:semiHidden="1" w:unhideWhenUsed="1"/>
+    <w:lsdException w:name="HTML Definition" w:semiHidden="1" w:unhideWhenUsed="1"/>
+    <w:lsdException w:name="HTML Keyboard" w:semiHidden="1" w:unhideWhenUsed="1"/>
+    <w:lsdException w:name="HTML Preformatted" w:semiHidden="1" w:unhideWhenUsed="1"/>
+    <w:lsdException w:name="HTML Sample" w:semiHidden="1" w:unhideWhenUsed="1"/>
+    <w:lsdException w:name="HTML Typewriter" w:semiHidden="1" w:unhideWhenUsed="1"/>
+    <w:lsdException w:name="HTML Variable" w:semiHidden="1" w:unhideWhenUsed="1"/>
+    <w:lsdException w:name="Normal Table" w:semiHidden="1" w:unhideWhenUsed="1"/>
+    <w:lsdException w:name="annotation subject" w:semiHidden="1" w:unhideWhenUsed="1"/>
+    <w:lsdException w:name="No List" w:semiHidden="1" w:unhideWhenUsed="1"/>
+    <w:lsdException w:name="Outline List 1" w:semiHidden="1" w:unhideWhenUsed="1"/>
+    <w:lsdException w:name="Outline List 2" w:semiHidden="1" w:unhideWhenUsed="1"/>
+    <w:lsdException w:name="Outline List 3" w:semiHidden="1" w:unhideWhenUsed="1"/>
+    <w:lsdException w:name="Table Simple 1" w:semiHidden="1" w:unhideWhenUsed="1"/>
+    <w:lsdException w:name="Table Simple 2" w:semiHidden="1" w:unhideWhenUsed="1"/>
+    <w:lsdException w:name="Table Simple 3" w:semiHidden="1" w:unhideWhenUsed="1"/>
+    <w:lsdException w:name="Table Classic 1" w:semiHidden="1" w:unhideWhenUsed="1"/>
+    <w:lsdException w:name="Table Classic 2" w:semiHidden="1" w:unhideWhenUsed="1"/>
+    <w:lsdException w:name="Table Classic 3" w:semiHidden="1" w:unhideWhenUsed="1"/>
+    <w:lsdException w:name="Table Classic 4" w:semiHidden="1" w:unhideWhenUsed="1"/>
+    <w:lsdException w:name="Table Colorful 1" w:semiHidden="1" w:unhideWhenUsed="1"/>
+    <w:lsdException w:name="Table Colorful 2" w:semiHidden="1" w:unhideWhenUsed="1"/>
+    <w:lsdException w:name="Table Colorful 3" w:semiHidden="1" w:unhideWhenUsed="1"/>
+    <w:lsdException w:name="Table Columns 1" w:semiHidden="1" w:unhideWhenUsed="1"/>
+    <w:lsdException w:name="Table Columns 2" w:semiHidden="1" w:unhideWhenUsed="1"/>
+    <w:lsdException w:name="Table Columns 3" w:semiHidden="1" w:unhideWhenUsed="1"/>
+    <w:lsdException w:name="Table Columns 4" w:semiHidden="1" w:unhideWhenUsed="1"/>
+    <w:lsdException w:name="Table Columns 5" w:semiHidden="1" w:unhideWhenUsed="1"/>
+    <w:lsdException w:name="Table Grid 1" w:semiHidden="1" w:unhideWhenUsed="1"/>
+    <w:lsdException w:name="Table Grid 2" w:semiHidden="1" w:unhideWhenUsed="1"/>
+    <w:lsdException w:name="Table Grid 3" w:semiHidden="1" w:unhideWhenUsed="1"/>
+    <w:lsdException w:name="Table Grid 4" w:semiHidden="1" w:unhideWhenUsed="1"/>
+    <w:lsdException w:name="Table Grid 5" w:semiHidden="1" w:unhideWhenUsed="1"/>
+    <w:lsdException w:name="Table Grid 6" w:semiHidden="1" w:unhideWhenUsed="1"/>
+    <w:lsdException w:name="Table Grid 7" w:semiHidden="1" w:unhideWhenUsed="1"/>
+    <w:lsdException w:name="Table Grid 8" w:semiHidden="1" w:unhideWhenUsed="1"/>
+    <w:lsdException w:name="Table List 1" w:semiHidden="1" w:unhideWhenUsed="1"/>
+    <w:lsdException w:name="Table List 2" w:semiHidden="1" w:unhideWhenUsed="1"/>
+    <w:lsdException w:name="Table List 3" w:semiHidden="1" w:unhideWhenUsed="1"/>
+    <w:lsdException w:name="Table List 4" w:semiHidden="1" w:unhideWhenUsed="1"/>
+    <w:lsdException w:name="Table List 5" w:semiHidden="1" w:unhideWhenUsed="1"/>
+    <w:lsdException w:name="Table List 6" w:semiHidden="1" w:unhideWhenUsed="1"/>
+    <w:lsdException w:name="Table List 7" w:semiHidden="1" w:unhideWhenUsed="1"/>
+    <w:lsdException w:name="Table List 8" w:semiHidden="1" w:unhideWhenUsed="1"/>
+    <w:lsdException w:name="Table 3D effects 1" w:semiHidden="1" w:unhideWhenUsed="1"/>
+    <w:lsdException w:name="Table 3D effects 2" w:semiHidden="1" w:unhideWhenUsed="1"/>
+    <w:lsdException w:name="Table 3D effects 3" w:semiHidden="1" w:unhideWhenUsed="1"/>
+    <w:lsdException w:name="Table Contemporary" w:semiHidden="1" w:unhideWhenUsed="1"/>
+    <w:lsdException w:name="Table Elegant" w:semiHidden="1" w:unhideWhenUsed="1"/>
+    <w:lsdException w:name="Table Professional" w:semiHidden="1" w:unhideWhenUsed="1"/>
+    <w:lsdException w:name="Table Subtle 1" w:semiHidden="1" w:unhideWhenUsed="1"/>
+    <w:lsdException w:name="Table Subtle 2" w:semiHidden="1" w:unhideWhenUsed="1"/>
+    <w:lsdException w:name="Table Web 1" w:semiHidden="1" w:unhideWhenUsed="1"/>
+    <w:lsdException w:name="Table Web 2" w:semiHidden="1" w:unhideWhenUsed="1"/>
+    <w:lsdException w:name="Table Web 3" w:semiHidden="1" w:unhideWhenUsed="1"/>
+    <w:lsdException w:name="Balloon Text" w:semiHidden="1" w:unhideWhenUsed="1"/>
+    <w:lsdException w:name="Table Grid" w:uiPriority="39"/>
+    <w:lsdException w:name="Table Theme" w:semiHidden="1" w:unhideWhenUsed="1"/>
+    <w:lsdException w:name="Placeholder Text" w:semiHidden="1"/>
+    <w:lsdException w:name="No Spacing" w:uiPriority="1" w:qFormat="1"/>
+    <w:lsdException w:name="Light Shading" w:uiPriority="60"/>
+    <w:lsdException w:name="Light List" w:uiPriority="61"/>
+    <w:lsdException w:name="Light Grid" w:uiPriority="62"/>
+    <w:lsdException w:name="Medium Shading 1" w:uiPriority="63"/>
+    <w:lsdException w:name="Medium Shading 2" w:uiPriority="64"/>
+    <w:lsdException w:name="Medium List 1" w:uiPriority="65"/>
+    <w:lsdException w:name="Medium List 2" w:uiPriority="66"/>
+    <w:lsdException w:name="Medium Grid 1" w:uiPriority="67"/>
+    <w:lsdException w:name="Medium Grid 2" w:uiPriority="68"/>
+    <w:lsdException w:name="Medium Grid 3" w:uiPriority="69"/>
+    <w:lsdException w:name="Dark List" w:uiPriority="70"/>
+    <w:lsdException w:name="Colorful Shading" w:uiPriority="71"/>
+    <w:lsdException w:name="Colorful List" w:uiPriority="72"/>
+    <w:lsdException w:name="Colorful Grid" w:uiPriority="73"/>
+    <w:lsdException w:name="Light Shading Accent 1" w:uiPriority="60"/>
+    <w:lsdException w:name="Light List Accent 1" w:uiPriority="61"/>
+    <w:lsdException w:name="Light Grid Accent 1" w:uiPriority="62"/>
+    <w:lsdException w:name="Medium Shading 1 Accent 1" w:uiPriority="63"/>
+    <w:lsdException w:name="Medium Shading 2 Accent 1" w:uiPriority="64"/>
+    <w:lsdException w:name="Medium List 1 Accent 1" w:uiPriority="65"/>
+    <w:lsdException w:name="Revision" w:semiHidden="1"/>
+    <w:lsdException w:name="List Paragraph" w:uiPriority="34" w:qFormat="1"/>
+    <w:lsdException w:name="Quote" w:uiPriority="29" w:qFormat="1"/>
+    <w:lsdException w:name="Intense Quote" w:uiPriority="30" w:qFormat="1"/>
+    <w:lsdException w:name="Medium List 2 Accent 1" w:uiPriority="66"/>
+    <w:lsdException w:name="Medium Grid 1 Accent 1" w:uiPriority="67"/>
+    <w:lsdException w:name="Medium Grid 2 Accent 1" w:uiPriority="68"/>
+    <w:lsdException w:name="Medium Grid 3 Accent 1" w:uiPriority="69"/>
+    <w:lsdException w:name="Dark List Accent 1" w:uiPriority="70"/>
+    <w:lsdException w:name="Colorful Shading Accent 1" w:uiPriority="71"/>
+    <w:lsdException w:name="Colorful List Accent 1" w:uiPriority="72"/>
+    <w:lsdException w:name="Colorful Grid Accent 1" w:uiPriority="73"/>
+    <w:lsdException w:name="Light Shading Accent 2" w:uiPriority="60"/>
+    <w:lsdException w:name="Light List Accent 2" w:uiPriority="61"/>
+    <w:lsdException w:name="Light Grid Accent 2" w:uiPriority="62"/>
+    <w:lsdException w:name="Medium Shading 1 Accent 2" w:uiPriority="63"/>
+    <w:lsdException w:name="Medium Shading 2 Accent 2" w:uiPriority="64"/>
+    <w:lsdException w:name="Medium List 1 Accent 2" w:uiPriority="65"/>
+    <w:lsdException w:name="Medium List 2 Accent 2" w:uiPriority="66"/>
+    <w:lsdException w:name="Medium Grid 1 Accent 2" w:uiPriority="67"/>
+    <w:lsdException w:name="Medium Grid 2 Accent 2" w:uiPriority="68"/>
+    <w:lsdException w:name="Medium Grid 3 Accent 2" w:uiPriority="69"/>
+    <w:lsdException w:name="Dark List Accent 2" w:uiPriority="70"/>
+    <w:lsdException w:name="Colorful Shading Accent 2" w:uiPriority="71"/>
+    <w:lsdException w:name="Colorful List Accent 2" w:uiPriority="72"/>
+    <w:lsdException w:name="Colorful Grid Accent 2" w:uiPriority="73"/>
+    <w:lsdException w:name="Light Shading Accent 3" w:uiPriority="60"/>
+    <w:lsdException w:name="Light List Accent 3" w:uiPriority="61"/>
+    <w:lsdException w:name="Light Grid Accent 3" w:uiPriority="62"/>
+    <w:lsdException w:name="Medium Shading 1 Accent 3" w:uiPriority="63"/>
+    <w:lsdException w:name="Medium Shading 2 Accent 3" w:uiPriority="64"/>
+    <w:lsdException w:name="Medium List 1 Accent 3" w:uiPriority="65"/>
+    <w:lsdException w:name="Medium List 2 Accent 3" w:uiPriority="66"/>
+    <w:lsdException w:name="Medium Grid 1 Accent 3" w:uiPriority="67"/>
+    <w:lsdException w:name="Medium Grid 2 Accent 3" w:uiPriority="68"/>
+    <w:lsdException w:name="Medium Grid 3 Accent 3" w:uiPriority="69"/>
+    <w:lsdException w:name="Dark List Accent 3" w:uiPriority="70"/>
+    <w:lsdException w:name="Colorful Shading Accent 3" w:uiPriority="71"/>
+    <w:lsdException w:name="Colorful List Accent 3" w:uiPriority="72"/>
+    <w:lsdException w:name="Colorful Grid Accent 3" w:uiPriority="73"/>
+    <w:lsdException w:name="Light Shading Accent 4" w:uiPriority="60"/>
+    <w:lsdException w:name="Light List Accent 4" w:uiPriority="61"/>
+    <w:lsdException w:name="Light Grid Accent 4" w:uiPriority="62"/>
+    <w:lsdException w:name="Medium Shading 1 Accent 4" w:uiPriority="63"/>
+    <w:lsdException w:name="Medium Shading 2 Accent 4" w:uiPriority="64"/>
+    <w:lsdException w:name="Medium List 1 Accent 4" w:uiPriority="65"/>
+    <w:lsdException w:name="Medium List 2 Accent 4" w:uiPriority="66"/>
+    <w:lsdException w:name="Medium Grid 1 Accent 4" w:uiPriority="67"/>
+    <w:lsdException w:name="Medium Grid 2 Accent 4" w:uiPriority="68"/>
+    <w:lsdException w:name="Medium Grid 3 Accent 4" w:uiPriority="69"/>
+    <w:lsdException w:name="Dark List Accent 4" w:uiPriority="70"/>
+    <w:lsdException w:name="Colorful Shading Accent 4" w:uiPriority="71"/>
+    <w:lsdException w:name="Colorful List Accent 4" w:uiPriority="72"/>
+    <w:lsdException w:name="Colorful Grid Accent 4" w:uiPriority="73"/>
+    <w:lsdException w:name="Light Shading Accent 5" w:uiPriority="60"/>
+    <w:lsdException w:name="Light List Accent 5" w:uiPriority="61"/>
+    <w:lsdException w:name="Light Grid Accent 5" w:uiPriority="62"/>
+    <w:lsdException w:name="Medium Shading 1 Accent 5" w:uiPriority="63"/>
+    <w:lsdException w:name="Medium Shading 2 Accent 5" w:uiPriority="64"/>
+    <w:lsdException w:name="Medium List 1 Accent 5" w:uiPriority="65"/>
+    <w:lsdException w:name="Medium List 2 Accent 5" w:uiPriority="66"/>
+    <w:lsdException w:name="Medium Grid 1 Accent 5" w:uiPriority="67"/>
+    <w:lsdException w:name="Medium Grid 2 Accent 5" w:uiPriority="68"/>
+    <w:lsdException w:name="Medium Grid 3 Accent 5" w:uiPriority="69"/>
+    <w:lsdException w:name="Dark List Accent 5" w:uiPriority="70"/>
+    <w:lsdException w:name="Colorful Shading Accent 5" w:uiPriority="71"/>
+    <w:lsdException w:name="Colorful List Accent 5" w:uiPriority="72"/>
+    <w:lsdException w:name="Colorful Grid Accent 5" w:uiPriority="73"/>
+    <w:lsdException w:name="Light Shading Accent 6" w:uiPriority="60"/>
+    <w:lsdException w:name="Light List Accent 6" w:uiPriority="61"/>
+    <w:lsdException w:name="Light Grid Accent 6" w:uiPriority="62"/>
+    <w:lsdException w:name="Medium Shading 1 Accent 6" w:uiPriority="63"/>
+    <w:lsdException w:name="Medium Shading 2 Accent 6" w:uiPriority="64"/>
+    <w:lsdException w:name="Medium List 1 Accent 6" w:uiPriority="65"/>
+    <w:lsdException w:name="Medium List 2 Accent 6" w:uiPriority="66"/>
+    <w:lsdException w:name="Medium Grid 1 Accent 6" w:uiPriority="67"/>
+    <w:lsdException w:name="Medium Grid 2 Accent 6" w:uiPriority="68"/>
+    <w:lsdException w:name="Medium Grid 3 Accent 6" w:uiPriority="69"/>
+    <w:lsdException w:name="Dark List Accent 6" w:uiPriority="70"/>
+    <w:lsdException w:name="Colorful Shading Accent 6" w:uiPriority="71"/>
+    <w:lsdException w:name="Colorful List Accent 6" w:uiPriority="72"/>
+    <w:lsdException w:name="Colorful Grid Accent 6" w:uiPriority="73"/>
+    <w:lsdException w:name="Subtle Emphasis" w:uiPriority="19" w:qFormat="1"/>
+    <w:lsdException w:name="Intense Emphasis" w:uiPriority="21" w:qFormat="1"/>
+    <w:lsdException w:name="Subtle Reference" w:uiPriority="31" w:qFormat="1"/>
+    <w:lsdException w:name="Intense Reference" w:uiPriority="32" w:qFormat="1"/>
+    <w:lsdException w:name="Book Title" w:uiPriority="33" w:qFormat="1"/>
+    <w:lsdException w:name="Bibliography" w:semiHidden="1" w:uiPriority="37" w:unhideWhenUsed="1"/>
+    <w:lsdException w:name="TOC Heading" w:semiHidden="1" w:uiPriority="39" w:unhideWhenUsed="1" w:qFormat="1"/>
+    <w:lsdException w:name="Plain Table 1" w:uiPriority="41"/>
+    <w:lsdException w:name="Plain Table 2" w:uiPriority="42"/>
+    <w:lsdException w:name="Plain Table 3" w:uiPriority="43"/>
+    <w:lsdException w:name="Plain Table 4" w:uiPriority="44"/>
+    <w:lsdException w:name="Plain Table 5" w:uiPriority="45"/>
+    <w:lsdException w:name="Grid Table Light" w:uiPriority="40"/>
+    <w:lsdException w:name="Grid Table 1 Light" w:uiPriority="46"/>
+    <w:lsdException w:name="Grid Table 2" w:uiPriority="47"/>
+    <w:lsdException w:name="Grid Table 3" w:uiPriority="48"/>
+    <w:lsdException w:name="Grid Table 4" w:uiPriority="49"/>
+    <w:lsdException w:name="Grid Table 5 Dark" w:uiPriority="50"/>
+    <w:lsdException w:name="Grid Table 6 Colorful" w:uiPriority="51"/>
+    <w:lsdException w:name="Grid Table 7 Colorful" w:uiPriority="52"/>
+    <w:lsdException w:name="Grid Table 1 Light Accent 1" w:uiPriority="46"/>
+    <w:lsdException w:name="Grid Table 2 Accent 1" w:uiPriority="47"/>
+    <w:lsdException w:name="Grid Table 3 Accent 1" w:uiPriority="48"/>
+    <w:lsdException w:name="Grid Table 4 Accent 1" w:uiPriority="49"/>
+    <w:lsdException w:name="Grid Table 5 Dark Accent 1" w:uiPriority="50"/>
+    <w:lsdException w:name="Grid Table 6 Colorful Accent 1" w:uiPriority="51"/>
+    <w:lsdException w:name="Grid Table 7 Colorful Accent 1" w:uiPriority="52"/>
+    <w:lsdException w:name="Grid Table 1 Light Accent 2" w:uiPriority="46"/>
+    <w:lsdException w:name="Grid Table 2 Accent 2" w:uiPriority="47"/>
+    <w:lsdException w:name="Grid Table 3 Accent 2" w:uiPriority="48"/>
+    <w:lsdException w:name="Grid Table 4 Accent 2" w:uiPriority="49"/>
+    <w:lsdException w:name="Grid Table 5 Dark Accent 2" w:uiPriority="50"/>
+    <w:lsdException w:name="Grid Table 6 Colorful Accent 2" w:uiPriority="51"/>
+    <w:lsdException w:name="Grid Table 7 Colorful Accent 2" w:uiPriority="52"/>
+    <w:lsdException w:name="Grid Table 1 Light Accent 3" w:uiPriority="46"/>
+    <w:lsdException w:name="Grid Table 2 Accent 3" w:uiPriority="47"/>
+    <w:lsdException w:name="Grid Table 3 Accent 3" w:uiPriority="48"/>
+    <w:lsdException w:name="Grid Table 4 Accent 3" w:uiPriority="49"/>
+    <w:lsdException w:name="Grid Table 5 Dark Accent 3" w:uiPriority="50"/>
+    <w:lsdException w:name="Grid Table 6 Colorful Accent 3" w:uiPriority="51"/>
+    <w:lsdException w:name="Grid Table 7 Colorful Accent 3" w:uiPriority="52"/>
+    <w:lsdException w:name="Grid Table 1 Light Accent 4" w:uiPriority="46"/>
+    <w:lsdException w:name="Grid Table 2 Accent 4" w:uiPriority="47"/>
+    <w:lsdException w:name="Grid Table 3 Accent 4" w:uiPriority="48"/>
+    <w:lsdException w:name="Grid Table 4 Accent 4" w:uiPriority="49"/>
+    <w:lsdException w:name="Grid Table 5 Dark Accent 4" w:uiPriority="50"/>
+    <w:lsdException w:name="Grid Table 6 Colorful Accent 4" w:uiPriority="51"/>
+    <w:lsdException w:name="Grid Table 7 Colorful Accent 4" w:uiPriority="52"/>
+    <w:lsdException w:name="Grid Table 1 Light Accent 5" w:uiPriority="46"/>
+    <w:lsdException w:name="Grid Table 2 Accent 5" w:uiPriority="47"/>
+    <w:lsdException w:name="Grid Table 3 Accent 5" w:uiPriority="48"/>
+    <w:lsdException w:name="Grid Table 4 Accent 5" w:uiPriority="49"/>
+    <w:lsdException w:name="Grid Table 5 Dark Accent 5" w:uiPriority="50"/>
+    <w:lsdException w:name="Grid Table 6 Colorful Accent 5" w:uiPriority="51"/>
+    <w:lsdException w:name="Grid Table 7 Colorful Accent 5" w:uiPriority="52"/>
+    <w:lsdException w:name="Grid Table 1 Light Accent 6" w:uiPriority="46"/>
+    <w:lsdException w:name="Grid Table 2 Accent 6" w:uiPriority="47"/>
+    <w:lsdException w:name="Grid Table 3 Accent 6" w:uiPriority="48"/>
+    <w:lsdException w:name="Grid Table 4 Accent 6" w:uiPriority="49"/>
+    <w:lsdException w:name="Grid Table 5 Dark Accent 6" w:uiPriority="50"/>
+    <w:lsdException w:name="Grid Table 6 Colorful Accent 6" w:uiPriority="51"/>
+    <w:lsdException w:name="Grid Table 7 Colorful Accent 6" w:uiPriority="52"/>
+    <w:lsdException w:name="List Table 1 Light" w:uiPriority="46"/>
+    <w:lsdException w:name="List Table 2" w:uiPriority="47"/>
+    <w:lsdException w:name="List Table 3" w:uiPriority="48"/>
+    <w:lsdException w:name="List Table 4" w:uiPriority="49"/>
+    <w:lsdException w:name="List Table 5 Dark" w:uiPriority="50"/>
+    <w:lsdException w:name="List Table 6 Colorful" w:uiPriority="51"/>
+    <w:lsdException w:name="List Table 7 Colorful" w:uiPriority="52"/>
+    <w:lsdException w:name="List Table 1 Light Accent 1" w:uiPriority="46"/>
+    <w:lsdException w:name="List Table 2 Accent 1" w:uiPriority="47"/>
+    <w:lsdException w:name="List Table 3 Accent 1" w:uiPriority="48"/>
+    <w:lsdException w:name="List Table 4 Accent 1" w:uiPriority="49"/>
+    <w:lsdException w:name="List Table 5 Dark Accent 1" w:uiPriority="50"/>
+    <w:lsdException w:name="List Table 6 Colorful Accent 1" w:uiPriority="51"/>
+    <w:lsdException w:name="List Table 7 Colorful Accent 1" w:uiPriority="52"/>
+    <w:lsdException w:name="List Table 1 Light Accent 2" w:uiPriority="46"/>
+    <w:lsdException w:name="List Table 2 Accent 2" w:uiPriority="47"/>
+    <w:lsdException w:name="List Table 3 Accent 2" w:uiPriority="48"/>
+    <w:lsdException w:name="List Table 4 Accent 2" w:uiPriority="49"/>
+    <w:lsdException w:name="List Table 5 Dark Accent 2" w:uiPriority="50"/>
+    <w:lsdException w:name="List Table 6 Colorful Accent 2" w:uiPriority="51"/>
+    <w:lsdException w:name="List Table 7 Colorful Accent 2" w:uiPriority="52"/>
+    <w:lsdException w:name="List Table 1 Light Accent 3" w:uiPriority="46"/>
+    <w:lsdException w:name="List Table 2 Accent 3" w:uiPriority="47"/>
+    <w:lsdException w:name="List Table 3 Accent 3" w:uiPriority="48"/>
+    <w:lsdException w:name="List Table 4 Accent 3" w:uiPriority="49"/>
+    <w:lsdException w:name="List Table 5 Dark Accent 3" w:uiPriority="50"/>
+    <w:lsdException w:name="List Table 6 Colorful Accent 3" w:uiPriority="51"/>
+    <w:lsdException w:name="List Table 7 Colorful Accent 3" w:uiPriority="52"/>
+    <w:lsdException w:name="List Table 1 Light Accent 4" w:uiPriority="46"/>
+    <w:lsdException w:name="List Table 2 Accent 4" w:uiPriority="47"/>
+    <w:lsdException w:name="List Table 3 Accent 4" w:uiPriority="48"/>
+    <w:lsdException w:name="List Table 4 Accent 4" w:uiPriority="49"/>
+    <w:lsdException w:name="List Table 5 Dark Accent 4" w:uiPriority="50"/>
+    <w:lsdException w:name="List Table 6 Colorful Accent 4" w:uiPriority="51"/>
+    <w:lsdException w:name="List Table 7 Colorful Accent 4" w:uiPriority="52"/>
+    <w:lsdException w:name="List Table 1 Light Accent 5" w:uiPriority="46"/>
+    <w:lsdException w:name="List Table 2 Accent 5" w:uiPriority="47"/>
+    <w:lsdException w:name="List Table 3 Accent 5" w:uiPriority="48"/>
+    <w:lsdException w:name="List Table 4 Accent 5" w:uiPriority="49"/>
+    <w:lsdException w:name="List Table 5 Dark Accent 5" w:uiPriority="50"/>
+    <w:lsdException w:name="List Table 6 Colorful Accent 5" w:uiPriority="51"/>
+    <w:lsdException w:name="List Table 7 Colorful Accent 5" w:uiPriority="52"/>
+    <w:lsdException w:name="List Table 1 Light Accent 6" w:uiPriority="46"/>
+    <w:lsdException w:name="List Table 2 Accent 6" w:uiPriority="47"/>
+    <w:lsdException w:name="List Table 3 Accent 6" w:uiPriority="48"/>
+    <w:lsdException w:name="List Table 4 Accent 6" w:uiPriority="49"/>
+    <w:lsdException w:name="List Table 5 Dark Accent 6" w:uiPriority="50"/>
+    <w:lsdException w:name="List Table 6 Colorful Accent 6" w:uiPriority="51"/>
+    <w:lsdException w:name="List Table 7 Colorful Accent 6" w:uiPriority="52"/>
+    <w:lsdException w:name="Mention" w:semiHidden="1" w:unhideWhenUsed="1"/>
+    <w:lsdException w:name="Smart Hyperlink" w:semiHidden="1" w:unhideWhenUsed="1"/>
+    <w:lsdException w:name="Hashtag" w:semiHidden="1" w:unhideWhenUsed="1"/>
+    <w:lsdException w:name="Unresolved Mention" w:semiHidden="1" w:unhideWhenUsed="1"/>
+    <w:lsdException w:name="Smart Link" w:semiHidden="1" w:unhideWhenUsed="1"/>
+  </w:latentStyles>
+  <w:style w:type="paragraph" w:default="1" w:styleId="Normal">
+    <w:name w:val="Normal"/>
+    <w:qFormat/>
   </w:style>
-  <w:style w:type="paragraph" w:styleId="Normal" w:default="1">
-    <w:name w:val="normal"/>
-  </w:style>
-  <w:style w:type="paragraph" w:styleId="Heading1">
+  <w:style w:type="paragraph" w:styleId="Ttulo1">
     <w:name w:val="heading 1"/>
     <w:basedOn w:val="Normal"/>
     <w:next w:val="Normal"/>
+    <w:uiPriority w:val="9"/>
+    <w:qFormat/>
     <w:pPr>
-      <w:keepNext w:val="1"/>
-      <w:keepLines w:val="1"/>
-      <w:spacing w:after="0" w:before="240" w:lineRule="auto"/>
+      <w:keepNext/>
+      <w:keepLines/>
+      <w:spacing w:before="240" w:after="0"/>
+      <w:outlineLvl w:val="0"/>
     </w:pPr>
     <w:rPr>
-      <w:rFonts w:ascii="Calibri" w:cs="Calibri" w:eastAsia="Calibri" w:hAnsi="Calibri"/>
-      <w:color w:val="2e75b5"/>
+      <w:color w:val="2E75B5"/>
       <w:sz w:val="32"/>
       <w:szCs w:val="32"/>
     </w:rPr>
   </w:style>
-  <w:style w:type="paragraph" w:styleId="Heading2">
+  <w:style w:type="paragraph" w:styleId="Ttulo2">
     <w:name w:val="heading 2"/>
     <w:basedOn w:val="Normal"/>
     <w:next w:val="Normal"/>
+    <w:uiPriority w:val="9"/>
+    <w:semiHidden/>
+    <w:unhideWhenUsed/>
+    <w:qFormat/>
     <w:pPr>
-      <w:keepNext w:val="1"/>
-      <w:keepLines w:val="1"/>
-      <w:spacing w:after="0" w:before="40" w:lineRule="auto"/>
+      <w:keepNext/>
+      <w:keepLines/>
+      <w:spacing w:before="40" w:after="0"/>
+      <w:outlineLvl w:val="1"/>
     </w:pPr>
     <w:rPr>
-      <w:rFonts w:ascii="Calibri" w:cs="Calibri" w:eastAsia="Calibri" w:hAnsi="Calibri"/>
-      <w:color w:val="2e75b5"/>
+      <w:color w:val="2E75B5"/>
       <w:sz w:val="26"/>
       <w:szCs w:val="26"/>
     </w:rPr>
   </w:style>
-  <w:style w:type="paragraph" w:styleId="Heading3">
+  <w:style w:type="paragraph" w:styleId="Ttulo3">
     <w:name w:val="heading 3"/>
     <w:basedOn w:val="Normal"/>
     <w:next w:val="Normal"/>
+    <w:uiPriority w:val="9"/>
+    <w:semiHidden/>
+    <w:unhideWhenUsed/>
+    <w:qFormat/>
     <w:pPr>
-      <w:keepNext w:val="1"/>
-      <w:keepLines w:val="1"/>
-      <w:spacing w:after="0" w:before="40" w:lineRule="auto"/>
+      <w:keepNext/>
+      <w:keepLines/>
+      <w:spacing w:before="40" w:after="0"/>
+      <w:outlineLvl w:val="2"/>
     </w:pPr>
     <w:rPr>
-      <w:rFonts w:ascii="Calibri" w:cs="Calibri" w:eastAsia="Calibri" w:hAnsi="Calibri"/>
-      <w:color w:val="1e4d78"/>
+      <w:color w:val="1E4D78"/>
       <w:sz w:val="24"/>
       <w:szCs w:val="24"/>
     </w:rPr>
   </w:style>
-  <w:style w:type="paragraph" w:styleId="Heading4">
+  <w:style w:type="paragraph" w:styleId="Ttulo4">
     <w:name w:val="heading 4"/>
     <w:basedOn w:val="Normal"/>
     <w:next w:val="Normal"/>
+    <w:uiPriority w:val="9"/>
+    <w:semiHidden/>
+    <w:unhideWhenUsed/>
+    <w:qFormat/>
     <w:pPr>
-      <w:keepNext w:val="1"/>
-      <w:keepLines w:val="1"/>
-      <w:pageBreakBefore w:val="0"/>
-      <w:spacing w:after="40" w:before="240" w:lineRule="auto"/>
+      <w:keepNext/>
+      <w:keepLines/>
+      <w:spacing w:before="240" w:after="40"/>
+      <w:outlineLvl w:val="3"/>
     </w:pPr>
     <w:rPr>
-      <w:b w:val="1"/>
-      <w:bCs w:val="1"/>
+      <w:b/>
+      <w:bCs/>
       <w:sz w:val="24"/>
       <w:szCs w:val="24"/>
     </w:rPr>
   </w:style>
-  <w:style w:type="paragraph" w:styleId="Heading5">
+  <w:style w:type="paragraph" w:styleId="Ttulo5">
     <w:name w:val="heading 5"/>
     <w:basedOn w:val="Normal"/>
     <w:next w:val="Normal"/>
+    <w:uiPriority w:val="9"/>
+    <w:semiHidden/>
+    <w:unhideWhenUsed/>
+    <w:qFormat/>
     <w:pPr>
-      <w:keepNext w:val="1"/>
-      <w:keepLines w:val="1"/>
-      <w:pageBreakBefore w:val="0"/>
-      <w:spacing w:after="40" w:before="220" w:lineRule="auto"/>
+      <w:keepNext/>
+      <w:keepLines/>
+      <w:spacing w:before="220" w:after="40"/>
+      <w:outlineLvl w:val="4"/>
     </w:pPr>
     <w:rPr>
-      <w:b w:val="1"/>
-      <w:bCs w:val="1"/>
-      <w:sz w:val="22"/>
-      <w:szCs w:val="22"/>
+      <w:b/>
+      <w:bCs/>
     </w:rPr>
   </w:style>
-  <w:style w:type="paragraph" w:styleId="Heading6">
+  <w:style w:type="paragraph" w:styleId="Ttulo6">
     <w:name w:val="heading 6"/>
     <w:basedOn w:val="Normal"/>
     <w:next w:val="Normal"/>
+    <w:uiPriority w:val="9"/>
+    <w:semiHidden/>
+    <w:unhideWhenUsed/>
+    <w:qFormat/>
     <w:pPr>
-      <w:keepNext w:val="1"/>
-      <w:keepLines w:val="1"/>
-      <w:pageBreakBefore w:val="0"/>
-      <w:spacing w:after="40" w:before="200" w:lineRule="auto"/>
+      <w:keepNext/>
+      <w:keepLines/>
+      <w:spacing w:before="200" w:after="40"/>
+      <w:outlineLvl w:val="5"/>
     </w:pPr>
     <w:rPr>
-      <w:b w:val="1"/>
-      <w:bCs w:val="1"/>
+      <w:b/>
+      <w:bCs/>
       <w:sz w:val="20"/>
       <w:szCs w:val="20"/>
     </w:rPr>
   </w:style>
-  <w:style w:type="paragraph" w:styleId="Title">
+  <w:style w:type="character" w:default="1" w:styleId="Fuentedeprrafopredeter">
+    <w:name w:val="Default Paragraph Font"/>
+    <w:uiPriority w:val="1"/>
+    <w:semiHidden/>
+    <w:unhideWhenUsed/>
+  </w:style>
+  <w:style w:type="table" w:default="1" w:styleId="Tablanormal">
+    <w:name w:val="Normal Table"/>
+    <w:uiPriority w:val="99"/>
+    <w:semiHidden/>
+    <w:unhideWhenUsed/>
+    <w:tblPr>
+      <w:tblInd w:w="0" w:type="dxa"/>
+      <w:tblCellMar>
+        <w:top w:w="0" w:type="dxa"/>
+        <w:left w:w="108" w:type="dxa"/>
+        <w:bottom w:w="0" w:type="dxa"/>
+        <w:right w:w="108" w:type="dxa"/>
+      </w:tblCellMar>
+    </w:tblPr>
+  </w:style>
+  <w:style w:type="numbering" w:default="1" w:styleId="Sinlista">
+    <w:name w:val="No List"/>
+    <w:uiPriority w:val="99"/>
+    <w:semiHidden/>
+    <w:unhideWhenUsed/>
+  </w:style>
+  <w:style w:type="table" w:customStyle="1" w:styleId="TableNormal">
+    <w:name w:val="TableNormal"/>
+    <w:tblPr>
+      <w:tblCellMar>
+        <w:top w:w="100" w:type="dxa"/>
+        <w:left w:w="100" w:type="dxa"/>
+        <w:bottom w:w="100" w:type="dxa"/>
+        <w:right w:w="100" w:type="dxa"/>
+      </w:tblCellMar>
+    </w:tblPr>
+  </w:style>
+  <w:style w:type="paragraph" w:styleId="Ttulo">
     <w:name w:val="Title"/>
     <w:basedOn w:val="Normal"/>
     <w:next w:val="Normal"/>
+    <w:uiPriority w:val="10"/>
+    <w:qFormat/>
     <w:pPr>
       <w:spacing w:after="0" w:line="240" w:lineRule="auto"/>
     </w:pPr>
     <w:rPr>
-      <w:rFonts w:ascii="Calibri" w:cs="Calibri" w:eastAsia="Calibri" w:hAnsi="Calibri"/>
       <w:sz w:val="56"/>
       <w:szCs w:val="56"/>
     </w:rPr>
   </w:style>
-  <w:style w:type="paragraph" w:styleId="Subtitle">
+  <w:style w:type="paragraph" w:styleId="Subttulo">
     <w:name w:val="Subtitle"/>
     <w:basedOn w:val="Normal"/>
     <w:next w:val="Normal"/>
+    <w:uiPriority w:val="11"/>
+    <w:qFormat/>
     <w:pPr>
       <w:spacing w:before="40" w:line="288" w:lineRule="auto"/>
       <w:ind w:left="432" w:right="1080"/>
     </w:pPr>
     <w:rPr>
-      <w:rFonts w:ascii="Calibri" w:cs="Calibri" w:eastAsia="Calibri" w:hAnsi="Calibri"/>
-      <w:smallCaps w:val="1"/>
-      <w:color w:val="5b9bd5"/>
+      <w:smallCaps/>
+      <w:color w:val="5B9BD5"/>
       <w:sz w:val="56"/>
       <w:szCs w:val="56"/>
     </w:rPr>
   </w:style>
-  <w:style w:type="table" w:styleId="Table1">
+  <w:style w:type="table" w:customStyle="1" w:styleId="a">
     <w:basedOn w:val="TableNormal"/>
     <w:pPr>
       <w:spacing w:after="0" w:line="240" w:lineRule="auto"/>
@@ -2637,27 +2984,27 @@
       <w:tblStyleRowBandSize w:val="1"/>
       <w:tblStyleColBandSize w:val="1"/>
       <w:tblCellMar>
-        <w:top w:w="0.0" w:type="dxa"/>
-        <w:left w:w="108.0" w:type="dxa"/>
-        <w:bottom w:w="0.0" w:type="dxa"/>
-        <w:right w:w="108.0" w:type="dxa"/>
+        <w:top w:w="0" w:type="dxa"/>
+        <w:left w:w="108" w:type="dxa"/>
+        <w:bottom w:w="0" w:type="dxa"/>
+        <w:right w:w="108" w:type="dxa"/>
       </w:tblCellMar>
     </w:tblPr>
   </w:style>
-  <w:style w:type="table" w:styleId="Table2">
+  <w:style w:type="table" w:customStyle="1" w:styleId="a0">
     <w:basedOn w:val="TableNormal"/>
     <w:tblPr>
       <w:tblStyleRowBandSize w:val="1"/>
       <w:tblStyleColBandSize w:val="1"/>
       <w:tblCellMar>
-        <w:top w:w="15.0" w:type="dxa"/>
-        <w:left w:w="15.0" w:type="dxa"/>
-        <w:bottom w:w="15.0" w:type="dxa"/>
-        <w:right w:w="15.0" w:type="dxa"/>
+        <w:top w:w="15" w:type="dxa"/>
+        <w:left w:w="15" w:type="dxa"/>
+        <w:bottom w:w="15" w:type="dxa"/>
+        <w:right w:w="15" w:type="dxa"/>
       </w:tblCellMar>
     </w:tblPr>
   </w:style>
-  <w:style w:type="table" w:styleId="Table3">
+  <w:style w:type="table" w:customStyle="1" w:styleId="a1">
     <w:basedOn w:val="TableNormal"/>
     <w:pPr>
       <w:spacing w:after="0" w:line="240" w:lineRule="auto"/>
@@ -2666,14 +3013,14 @@
       <w:tblStyleRowBandSize w:val="1"/>
       <w:tblStyleColBandSize w:val="1"/>
       <w:tblCellMar>
-        <w:top w:w="0.0" w:type="dxa"/>
-        <w:left w:w="108.0" w:type="dxa"/>
-        <w:bottom w:w="0.0" w:type="dxa"/>
-        <w:right w:w="108.0" w:type="dxa"/>
+        <w:top w:w="0" w:type="dxa"/>
+        <w:left w:w="108" w:type="dxa"/>
+        <w:bottom w:w="0" w:type="dxa"/>
+        <w:right w:w="108" w:type="dxa"/>
       </w:tblCellMar>
     </w:tblPr>
   </w:style>
-  <w:style w:type="table" w:styleId="Table4">
+  <w:style w:type="table" w:customStyle="1" w:styleId="a2">
     <w:basedOn w:val="TableNormal"/>
     <w:pPr>
       <w:spacing w:after="0" w:line="240" w:lineRule="auto"/>
@@ -2682,14 +3029,14 @@
       <w:tblStyleRowBandSize w:val="1"/>
       <w:tblStyleColBandSize w:val="1"/>
       <w:tblCellMar>
-        <w:top w:w="0.0" w:type="dxa"/>
-        <w:left w:w="108.0" w:type="dxa"/>
-        <w:bottom w:w="0.0" w:type="dxa"/>
-        <w:right w:w="108.0" w:type="dxa"/>
+        <w:top w:w="0" w:type="dxa"/>
+        <w:left w:w="108" w:type="dxa"/>
+        <w:bottom w:w="0" w:type="dxa"/>
+        <w:right w:w="108" w:type="dxa"/>
       </w:tblCellMar>
     </w:tblPr>
   </w:style>
-  <w:style w:type="table" w:styleId="Table5">
+  <w:style w:type="table" w:customStyle="1" w:styleId="a3">
     <w:basedOn w:val="TableNormal"/>
     <w:pPr>
       <w:spacing w:after="0" w:line="240" w:lineRule="auto"/>
@@ -2698,14 +3045,14 @@
       <w:tblStyleRowBandSize w:val="1"/>
       <w:tblStyleColBandSize w:val="1"/>
       <w:tblCellMar>
-        <w:top w:w="0.0" w:type="dxa"/>
-        <w:left w:w="108.0" w:type="dxa"/>
-        <w:bottom w:w="0.0" w:type="dxa"/>
-        <w:right w:w="108.0" w:type="dxa"/>
+        <w:top w:w="0" w:type="dxa"/>
+        <w:left w:w="108" w:type="dxa"/>
+        <w:bottom w:w="0" w:type="dxa"/>
+        <w:right w:w="108" w:type="dxa"/>
       </w:tblCellMar>
     </w:tblPr>
   </w:style>
-  <w:style w:type="table" w:styleId="Table6">
+  <w:style w:type="table" w:customStyle="1" w:styleId="a4">
     <w:basedOn w:val="TableNormal"/>
     <w:pPr>
       <w:spacing w:after="0" w:line="240" w:lineRule="auto"/>
@@ -2714,14 +3061,14 @@
       <w:tblStyleRowBandSize w:val="1"/>
       <w:tblStyleColBandSize w:val="1"/>
       <w:tblCellMar>
-        <w:top w:w="0.0" w:type="dxa"/>
-        <w:left w:w="108.0" w:type="dxa"/>
-        <w:bottom w:w="0.0" w:type="dxa"/>
-        <w:right w:w="108.0" w:type="dxa"/>
+        <w:top w:w="0" w:type="dxa"/>
+        <w:left w:w="108" w:type="dxa"/>
+        <w:bottom w:w="0" w:type="dxa"/>
+        <w:right w:w="108" w:type="dxa"/>
       </w:tblCellMar>
     </w:tblPr>
   </w:style>
-  <w:style w:type="table" w:styleId="Table7">
+  <w:style w:type="table" w:customStyle="1" w:styleId="a5">
     <w:basedOn w:val="TableNormal"/>
     <w:pPr>
       <w:spacing w:after="0" w:line="240" w:lineRule="auto"/>
@@ -2730,14 +3077,14 @@
       <w:tblStyleRowBandSize w:val="1"/>
       <w:tblStyleColBandSize w:val="1"/>
       <w:tblCellMar>
-        <w:top w:w="0.0" w:type="dxa"/>
-        <w:left w:w="108.0" w:type="dxa"/>
-        <w:bottom w:w="0.0" w:type="dxa"/>
-        <w:right w:w="108.0" w:type="dxa"/>
+        <w:top w:w="0" w:type="dxa"/>
+        <w:left w:w="108" w:type="dxa"/>
+        <w:bottom w:w="0" w:type="dxa"/>
+        <w:right w:w="108" w:type="dxa"/>
       </w:tblCellMar>
     </w:tblPr>
   </w:style>
-  <w:style w:type="table" w:styleId="Table8">
+  <w:style w:type="table" w:customStyle="1" w:styleId="a6">
     <w:basedOn w:val="TableNormal"/>
     <w:pPr>
       <w:spacing w:after="0" w:line="240" w:lineRule="auto"/>
@@ -2746,14 +3093,14 @@
       <w:tblStyleRowBandSize w:val="1"/>
       <w:tblStyleColBandSize w:val="1"/>
       <w:tblCellMar>
-        <w:top w:w="0.0" w:type="dxa"/>
-        <w:left w:w="108.0" w:type="dxa"/>
-        <w:bottom w:w="0.0" w:type="dxa"/>
-        <w:right w:w="108.0" w:type="dxa"/>
+        <w:top w:w="0" w:type="dxa"/>
+        <w:left w:w="108" w:type="dxa"/>
+        <w:bottom w:w="0" w:type="dxa"/>
+        <w:right w:w="108" w:type="dxa"/>
       </w:tblCellMar>
     </w:tblPr>
   </w:style>
-  <w:style w:type="table" w:styleId="Table9">
+  <w:style w:type="table" w:customStyle="1" w:styleId="a7">
     <w:basedOn w:val="TableNormal"/>
     <w:pPr>
       <w:spacing w:after="0" w:line="240" w:lineRule="auto"/>
@@ -2762,14 +3109,14 @@
       <w:tblStyleRowBandSize w:val="1"/>
       <w:tblStyleColBandSize w:val="1"/>
       <w:tblCellMar>
-        <w:top w:w="0.0" w:type="dxa"/>
-        <w:left w:w="108.0" w:type="dxa"/>
-        <w:bottom w:w="0.0" w:type="dxa"/>
-        <w:right w:w="108.0" w:type="dxa"/>
+        <w:top w:w="0" w:type="dxa"/>
+        <w:left w:w="108" w:type="dxa"/>
+        <w:bottom w:w="0" w:type="dxa"/>
+        <w:right w:w="108" w:type="dxa"/>
       </w:tblCellMar>
     </w:tblPr>
   </w:style>
-  <w:style w:type="table" w:styleId="Table10">
+  <w:style w:type="table" w:customStyle="1" w:styleId="a8">
     <w:basedOn w:val="TableNormal"/>
     <w:pPr>
       <w:spacing w:after="0" w:line="240" w:lineRule="auto"/>
@@ -2778,10 +3125,10 @@
       <w:tblStyleRowBandSize w:val="1"/>
       <w:tblStyleColBandSize w:val="1"/>
       <w:tblCellMar>
-        <w:top w:w="0.0" w:type="dxa"/>
-        <w:left w:w="108.0" w:type="dxa"/>
-        <w:bottom w:w="0.0" w:type="dxa"/>
-        <w:right w:w="108.0" w:type="dxa"/>
+        <w:top w:w="0" w:type="dxa"/>
+        <w:left w:w="108" w:type="dxa"/>
+        <w:bottom w:w="0" w:type="dxa"/>
+        <w:right w:w="108" w:type="dxa"/>
       </w:tblCellMar>
     </w:tblPr>
   </w:style>
@@ -3108,17 +3455,17 @@
 </a:theme>
 </file>
 
-<file path=customXML/item1.xml><?xml version="1.0" encoding="utf-8"?>
+<file path=customXml/item1.xml><?xml version="1.0" encoding="utf-8"?>
 <go:gDocsCustomXmlDataStorage xmlns:go="http://customooxmlschemas.google.com/" xmlns:r="http://schemas.openxmlformats.org/officeDocument/2006/relationships" uri="GoogleDocsCustomDataVersion2">
   <go:docsCustomData xmlns:go="http://customooxmlschemas.google.com/" roundtripDataSignature="AMtx7mjQEIlkt+h+DxVdvIvzCPwUECZarA==">CgMxLjAyDmgua2ZuMmdzYjB2azFyOAByITFmSmtrUmU4aW9fRmRETDNkODlqM0lEM0xIQVAxMndQaQ==</go:docsCustomData>
 </go:gDocsCustomXmlDataStorage>
 </file>
 
-<file path=customXML/itemProps1.xml><?xml version="1.0" encoding="utf-8"?>
+<file path=customXml/itemProps1.xml><?xml version="1.0" encoding="utf-8"?>
 <ds:datastoreItem xmlns:ds="http://schemas.openxmlformats.org/officeDocument/2006/customXml" ds:itemID="{11111111-1234-1234-1234-123412341234}">
   <ds:schemaRefs>
+    <ds:schemaRef ds:uri="http://customooxmlschemas.google.com/"/>
     <ds:schemaRef ds:uri="http://schemas.openxmlformats.org/officeDocument/2006/relationships"/>
-    <ds:schemaRef ds:uri="http://customooxmlschemas.google.com/"/>
   </ds:schemaRefs>
 </ds:datastoreItem>
 </file>